--- a/output/whitepaper/Wellabe_AMBest_Rating.docx
+++ b/output/whitepaper/Wellabe_AMBest_Rating.docx
@@ -4336,7 +4336,7 @@
           <w:color w:val="2E5A88"/>
           <w:sz w:val="27"/>
         </w:rPr>
-        <w:t>10.  Medicare Supplement concentration, the stress that hits everything at once</w:t>
+        <w:t>10.  Medicare Supplement concentration, an earnings risk more than a franchise one</w:t>
       </w:r>
     </w:p>
     <w:p>
@@ -4347,7 +4347,29 @@
         <w:rPr>
           <w:sz w:val="21"/>
         </w:rPr>
-        <w:t>There is one scenario that does not respect the neat one-lever-at-a-time logic, and it deserves its own place. Medicare Supplement is our largest line, and our sales are concentrated in our top states. A shock to that line, whether a regulatory change, a wave of rate pressure, or a competitive move, would not land in one place. It would push on our earnings, because loss ratios would rise and the turn would be delayed. It would push on our franchise, because our most concentrated line is the one under pressure. And it would push on our capital, because weaker earnings draw down surplus faster. This is the event that can move several blocks at the same time, which is why it is the concentration we watch most closely even though the franchise grade is otherwise stable.</w:t>
+        <w:t>Medicare Supplement is our largest line, and our sales are concentrated in our top states. The natural worry is that this concentration threatens our franchise grade. It is worth being precise about how it would actually hurt us, because the intuition points at the wrong block.</w:t>
+      </w:r>
+    </w:p>
+    <w:p>
+      <w:pPr>
+        <w:spacing w:after="120"/>
+      </w:pPr>
+      <w:r>
+        <w:rPr>
+          <w:sz w:val="21"/>
+        </w:rPr>
+        <w:t>AM Best's business-profile grade is driven mostly by scale, market position, and product breadth, and pure geographic concentration rarely lowers a diversified carrier's grade on its own. The peers prove it. HCSC writes Medicare Supplement in only a handful of states and is assessed Favorable, carried by the scale of its overall health franchise. Pekin Life is a close match to us, multi-line with Medicare Supplement in its book and operating in 22 states but heavily concentrated in Illinois, and it holds Neutral, the same grade we do. Our own franchise is broader than either the small specialists or a single-state carrier, with multiple senior-market lines, more than 40 states, and several distribution channels. State concentration in one line is unlikely to move that grade.</w:t>
+      </w:r>
+    </w:p>
+    <w:p>
+      <w:pPr>
+        <w:spacing w:after="120"/>
+      </w:pPr>
+      <w:r>
+        <w:rPr>
+          <w:sz w:val="21"/>
+        </w:rPr>
+        <w:t>Where the concentration would bite is earnings. A regulatory change, a wave of rate pressure, or a competitive move aimed at our top Medicare Supplement states would raise loss ratios and delay or reverse the very turn the whole rating depends on. That lands on operating performance, the block that is already most in play and the one that realistically moves us. The concentration is dangerous because it makes an earnings slip both more likely and deeper, not because it lowers our franchise grade. And if that earnings slip arrives near the capital trough, it is exactly the both-levers case from the previous section.</w:t>
       </w:r>
     </w:p>
     <w:p>
@@ -4357,7 +4379,7 @@
       <w:r>
         <w:drawing>
           <wp:inline xmlns:a="http://schemas.openxmlformats.org/drawingml/2006/main" xmlns:pic="http://schemas.openxmlformats.org/drawingml/2006/picture">
-            <wp:extent cx="5577840" cy="2549870"/>
+            <wp:extent cx="5577840" cy="1792877"/>
             <wp:docPr id="6" name="Picture 6"/>
             <wp:cNvGraphicFramePr>
               <a:graphicFrameLocks noChangeAspect="1"/>
@@ -4378,7 +4400,7 @@
                   <pic:spPr>
                     <a:xfrm>
                       <a:off x="0" y="0"/>
-                      <a:ext cx="5577840" cy="2549870"/>
+                      <a:ext cx="5577840" cy="1792877"/>
                     </a:xfrm>
                     <a:prstGeom prst="rect"/>
                   </pic:spPr>
@@ -4400,7 +4422,18 @@
           <w:color w:val="5C6B78"/>
           <w:sz w:val="18"/>
         </w:rPr>
-        <w:t>Figure 6. A single Medicare Supplement shock pushes on earnings, franchise, and capital together, which is how a one-letter risk becomes a two-letter one.</w:t>
+        <w:t>Figure 6. Med Supp concentration would move us through earnings, the block already in play, rather than through the franchise grade.</w:t>
+      </w:r>
+    </w:p>
+    <w:p>
+      <w:pPr>
+        <w:spacing w:after="120"/>
+      </w:pPr>
+      <w:r>
+        <w:rPr>
+          <w:sz w:val="21"/>
+        </w:rPr>
+        <w:t>Pekin is the real-world template, through the right channel. Its concentration risk is property catastrophe in the Midwest, a different peril, but the shape is identical: a concentrated book, a shock in the form of severe storms, and the result was a move to a Negative outlook in 2024 driven by earnings pressure, since restored to Stable. The geographic concentration acted through earnings and the outlook, not through a franchise downgrade. For us the concentrated book is Medicare Supplement and the shock would be regulatory, rate, or competitive, but the mechanism is the same, which is why we watch this as an operating-performance risk.</w:t>
       </w:r>
     </w:p>
     <w:p>
@@ -4492,7 +4525,7 @@
         <w:rPr>
           <w:sz w:val="21"/>
         </w:rPr>
-        <w:t>Two levers can move us, and each on its own costs one letter, to A-. A capital slip takes us to A-, and a Strong balance sheet at A- is survivable, as Globe Life and American Southern show. An earnings slip takes us to A- as well, and that move comes with warning and is reversible. The case that takes us to B++ is both levers slipping together, and the reason it is worth real attention is timing, because the plan stresses capital and earnings in the same two years, with earnings already at the bottom of Adequate. A Medicare Supplement shock is the one event that could push capital, earnings, and franchise at once, so it is the concentration we watch most. The things in our control are the combined-ratio turn, the BCAR trajectory, disciplined capital actions, and reading the outlook as the early signal it is.</w:t>
+        <w:t>Two levers can move us, and each on its own costs one letter, to A-. A capital slip takes us to A-, and a Strong balance sheet at A- is survivable, as Globe Life and American Southern show. An earnings slip takes us to A- as well, and that move comes with warning and is reversible. The case that takes us to B++ is both levers slipping together, and the reason it is worth real attention is timing, because the plan stresses capital and earnings in the same two years, with earnings already at the bottom of Adequate. Our Medicare Supplement state concentration is best understood as part of that earnings risk. It would not lower our franchise grade, but it makes an earnings slip more likely and deeper, which is the slip that costs us a letter and, near the capital trough, the one that could reach B++. The things in our control are the combined-ratio turn, the BCAR trajectory, disciplined capital actions, and reading the outlook as the early signal it is.</w:t>
       </w:r>
     </w:p>
     <w:p>

--- a/output/whitepaper/Wellabe_AMBest_Rating.docx
+++ b/output/whitepaper/Wellabe_AMBest_Rating.docx
@@ -19,17 +19,7 @@
           <w:color w:val="5C6B78"/>
           <w:sz w:val="20"/>
         </w:rPr>
-        <w:t>Office of the Chief Actuary. Strategy retreat, capital appetite session. ELT, internal and confidential.</w:t>
-      </w:r>
-    </w:p>
-    <w:p>
-      <w:r>
-        <w:rPr>
-          <w:i/>
-          <w:color w:val="5C6B78"/>
-          <w:sz w:val="20"/>
-        </w:rPr>
-        <w:t>Rated A (Excellent), Stable outlook. Wellabe Group, AMB #070369. Best's Credit Report effective May 2026.</w:t>
+        <w:t>Office of the Chief Actuary. ELT, internal and confidential.</w:t>
       </w:r>
     </w:p>
     <w:p>
@@ -53,7 +43,7 @@
         <w:rPr>
           <w:sz w:val="21"/>
         </w:rPr>
-        <w:t>The purpose here is to explain how our AM Best rating actually works, where we stand, and what would realistically move it, so we can talk about capital from a shared and accurate footing. It is written to teach the mechanics rather than to argue a point of view. Two ideas tend to get tangled in these conversations, the regulator's capital ratio and Best's own capital model, and most of the confusion clears up once we keep them straight.</w:t>
+        <w:t>One of the key components of our company-wide risk appetite is to maintain an AM Best rating of A- or better. The purpose here is to explain how our AM Best rating actually works, where we stand, and what would realistically move it, so we can talk about it from a shared and accurate footing. It is written to teach the mechanics rather than to argue a point of view. Two ideas tend to get tangled in these conversations, the regulator's capital ratio and Best's own capital model, and most of the confusion clears up once we keep them straight.</w:t>
       </w:r>
     </w:p>
     <w:p>
@@ -64,7 +54,7 @@
         <w:rPr>
           <w:sz w:val="21"/>
         </w:rPr>
-        <w:t>One thing to say plainly at the start, because the rest of the paper depends on it. Our plan draws our capital down over the next few years. The RBC ratio falls from around 648% today toward a trough near 400% around 2028 before it rebuilds. That decline is real, it is deliberate, and it is large enough that it could pressure our balance-sheet grade. So capital is not a settled strength we can set aside. It is one of two things that can move our rating, and it deserves a clear-eyed look.</w:t>
+        <w:t>One thing to understand at the start, because the rest of the paper depends on it. Our plan draws our capital down over the next few years. The RBC ratio falls from around 648% as of 12/31/25 toward a trough near 400% around 2029 before it rebuilds, a trough that already assumes the planned surplus note and a C-3 Phase I reserve change. That decline is real, it is deliberate, and it is large enough that it could pressure our balance-sheet grade. So capital is not a settled strength we can set aside. It is one of the things that can move our rating, and it deserves a clear-eyed look.</w:t>
       </w:r>
     </w:p>
     <w:p>
@@ -628,7 +618,7 @@
         <w:rPr>
           <w:sz w:val="21"/>
         </w:rPr>
-        <w:t>Two things are worth noticing. The downside on each piece is larger than the upside, so it is easier to lose ground than to gain it. And the balance sheet only gets a carrier to the starting line. A company can open at A on capital and still finish lower if its earnings and franchise are weak. As a worked example, a Strongest balance sheet opens at A. Hold the other three at no change and the carrier stays at A. Let two of them each slip a notch and the same well-capitalized company lands at B++.</w:t>
+        <w:t>Two things are worth noticing. The downside on each piece is larger than the upside, so it is easier to lose ground than to gain it. And the balance sheet only gets a carrier to the starting line. A company can open at A on capital and still finish lower if its operating performance and business profile are weak. As a worked example, a Strongest balance sheet opens at A. Hold the other three at no change and the carrier stays at A. Let two of them each slip a notch and the same well-capitalized company lands at B++.</w:t>
       </w:r>
     </w:p>
     <w:p>
@@ -969,7 +959,7 @@
         <w:rPr>
           <w:sz w:val="21"/>
         </w:rPr>
-        <w:t>Best grades us Strongest on the balance sheet, Adequate on earnings, Neutral on franchise, and Appropriate on risk management. The balance sheet opens us at A, the other three net to no change, and we land at A with a Stable outlook.</w:t>
+        <w:t>Best grades us Strongest on the balance sheet, Adequate on operating performance, Neutral on business profile, and Appropriate on risk management. The balance sheet opens us at A, the other three net to no change, and we land at A with a Stable outlook.</w:t>
       </w:r>
     </w:p>
     <w:p>
@@ -980,7 +970,7 @@
         <w:rPr>
           <w:sz w:val="21"/>
         </w:rPr>
-        <w:t>The thing shaping everything else is our recent earnings. We have run losses for three straight years, and the losses have grown each year. Our accident-and-health combined ratio has climbed every year, and surplus has come down since 2021.</w:t>
+        <w:t>The thing shaping everything else is our recent operating performance. We have run losses for three straight years, and the losses have grown each year. Our accident-and-health combined ratio climbed every year through 2025, and surplus has come down since 2021.</w:t>
       </w:r>
     </w:p>
     <w:tbl>
@@ -1458,7 +1448,18 @@
         <w:rPr>
           <w:sz w:val="21"/>
         </w:rPr>
-        <w:t>We are still A and still Stable while running the largest losses in our history. The reason is that Best does not read these as ordinary losses. Statutory accounting makes us book the full cost of writing a new policy right away, so a record year of Medicare Supplement sales, with premium up 13% in 2025, shows up as a loss today on business we expect to earn back over its life. Best is giving us credit for that, and it has said so in its rating drivers. It is a judgement, and judgements can change, which is why the next two sections matter.</w:t>
+        <w:t>We are still A and still Stable while running the largest losses in our history. The reason is that Best does not read these as ordinary losses. Statutory accounting makes us book the full cost of writing a new policy right away, so a record year of Medicare Supplement sales, with premium up 13% in 2025, shows up as a loss today on business we expect to earn back over its life. Best is giving us credit for that, and it has said so in its rating drivers. It is a judgement, and judgements can change, which is why the next sections matter.</w:t>
+      </w:r>
+    </w:p>
+    <w:p>
+      <w:pPr>
+        <w:spacing w:after="120"/>
+      </w:pPr>
+      <w:r>
+        <w:rPr>
+          <w:sz w:val="21"/>
+        </w:rPr>
+        <w:t>There is an early sign the trajectory is turning. Through 2026 to date the all-in accident-and-health combined ratio is running near 113%, down from 116% in 2025, which would be the first improvement in the series. If that holds, it is the clearest evidence we can put in front of Best at the next review that the combined ratio has passed its inflection point and the plan is playing out.</w:t>
       </w:r>
     </w:p>
     <w:p>
@@ -1482,7 +1483,7 @@
         <w:rPr>
           <w:sz w:val="21"/>
         </w:rPr>
-        <w:t>Here is the honest core of the capital question. Both of our capital measures are coming down, and the plan intends them to.</w:t>
+        <w:t>Here is the core of the capital question. Both of our capital measures are coming down, and the plan intends them to continue down through about 2029.</w:t>
       </w:r>
     </w:p>
     <w:p>
@@ -1493,7 +1494,7 @@
         <w:rPr>
           <w:sz w:val="21"/>
         </w:rPr>
-        <w:t>BCAR has fallen from 73.4% at year-end 2022 to 67.3% at year-end 2025, a little over six points in three years, as losses draw down surplus. It is still far above the 25% line for Strongest, but the direction is steady and it will keep going while we fund growth.</w:t>
+        <w:t>BCAR has fallen from 73.4% at year-end 2022 to 67.3% at year-end 2025, a little over six points in three years, as losses draw down surplus. It is still far above the 25% line for Strongest, but the direction is steady and it will keep going while we fund growth, and likely faster than the recent pace once the surplus note adds lower-quality capital and losses continue.</w:t>
       </w:r>
     </w:p>
     <w:p>
@@ -1546,7 +1547,7 @@
           <w:color w:val="5C6B78"/>
           <w:sz w:val="18"/>
         </w:rPr>
-        <w:t>Figure 1. BCAR over time. Still well above the 25% bar, and trending down as surplus funds growth. The dashed path is illustrative.</w:t>
+        <w:t>Figure 1. BCAR over the four annual reviews we have. It sits well above the 25% bar but has trended down each year, and the plan takes it lower.</w:t>
       </w:r>
     </w:p>
     <w:p>
@@ -1557,7 +1558,7 @@
         <w:rPr>
           <w:sz w:val="21"/>
         </w:rPr>
-        <w:t>The RBC ratio moves more. It runs about 648% today and the plan carries it toward a trough near 400% around 2028 before it rebuilds. That matters because of where 400% sits. In our peer data, carriers graded Strongest tend to sit above roughly 530% on this basis, with the Very Strong band running from about 375% to 530%. A 400% ratio sits inside the Very Strong band, not the Strongest one.</w:t>
+        <w:t>The RBC ratio moves more. It runs about 648% today and the plan carries it toward a trough near 400% around 2029 before it rebuilds. That matters because of where 400% sits. In our peer data, carriers graded Strongest tend to sit above roughly 530% on this basis, with the Very Strong band running from about 375% to 530%. A 400% ratio sits inside the Very Strong band, not the Strongest one.</w:t>
       </w:r>
     </w:p>
     <w:p>
@@ -1610,7 +1611,7 @@
           <w:color w:val="5C6B78"/>
           <w:sz w:val="18"/>
         </w:rPr>
-        <w:t>Figure 2. An illustrative path for our RBC ratio to the planned trough. At ~400% it sits in the Very Strong band on the peer-floor read, below the Strongest floor.</w:t>
+        <w:t>Figure 2. An illustrative path for our RBC ratio to the planned trough. At ~400% it sits in the Very Strong band on the peer-floor read, below the Strongest floor. The exact path will depend on results and capital actions.</w:t>
       </w:r>
     </w:p>
     <w:p>
@@ -1621,7 +1622,7 @@
         <w:rPr>
           <w:sz w:val="21"/>
         </w:rPr>
-        <w:t>So the real question is straightforward. Does our balance-sheet grade stay Strongest through the trough, or does it slip to Very Strong. The evidence cuts both ways, and we should hold both halves. On one side, the RBC ratio at the trough lands in Very Strong territory on the peer read, which argues for a downgrade of the grade. On the other side, BCAR is the measure Best actually uses, and BCAR has much more room than the RBC ratio suggests, so it may still compute Strongest at a 400% RBC level. We will not know until Best re-runs BCAR each year on our actual balance sheet. The prudent planning assumption is that a slip from Strongest to Very Strong is a real possibility at the trough, and that it becomes more likely if asset risk keeps drifting up at the same time. On Best's reported measure, our higher-risk asset leverage rose to roughly 40% of capital and surplus in 2025 from about 29% in 2023, which softens balance-sheet quality even when the headline ratio looks fine.</w:t>
+        <w:t>So the real question is straightforward. Does our balance-sheet grade stay Strongest through the trough, or does it slip to Very Strong. The evidence cuts both ways, and we should hold both halves. On one side, the RBC ratio at the trough lands in Very Strong territory on the peer read, which argues for a lower grade. On the other side, Best itself has said in its rating drivers that it expects us to maintain the Strongest assessment, and BCAR, the measure that drives the grade, has much more room than the RBC ratio suggests, so it may still compute Strongest at a 400% RBC level. It is also worth remembering that BCAR alone does not set the balance-sheet grade. Best weighs asset quality, reserve adequacy, financial flexibility, and the holding-company structure alongside it, so the grade is a broader judgement than any single capital number. We will not know where it lands until Best re-runs the analysis each year on our actual balance sheet. The prudent planning assumption is that a slip from Strongest to Very Strong is a real possibility at the trough, more so if asset risk keeps drifting up at the same time, which is a balance-sheet-quality factor Best watches and worth confirming against the current report.</w:t>
       </w:r>
     </w:p>
     <w:p>
@@ -1656,17 +1657,18 @@
         <w:tblLook w:firstColumn="1" w:firstRow="1" w:lastColumn="0" w:lastRow="0" w:noHBand="0" w:noVBand="1" w:val="04A0"/>
       </w:tblPr>
       <w:tblGrid>
-        <w:gridCol w:w="1440"/>
-        <w:gridCol w:w="1440"/>
-        <w:gridCol w:w="1440"/>
-        <w:gridCol w:w="1440"/>
-        <w:gridCol w:w="1440"/>
-        <w:gridCol w:w="1440"/>
+        <w:gridCol w:w="1234"/>
+        <w:gridCol w:w="1234"/>
+        <w:gridCol w:w="1234"/>
+        <w:gridCol w:w="1234"/>
+        <w:gridCol w:w="1234"/>
+        <w:gridCol w:w="1234"/>
+        <w:gridCol w:w="1234"/>
       </w:tblGrid>
       <w:tr>
         <w:tc>
           <w:tcPr>
-            <w:tcW w:type="dxa" w:w="1440"/>
+            <w:tcW w:type="dxa" w:w="1234"/>
             <w:shd w:val="clear" w:fill="2E5A88"/>
           </w:tcPr>
           <w:p>
@@ -1683,7 +1685,7 @@
         </w:tc>
         <w:tc>
           <w:tcPr>
-            <w:tcW w:type="dxa" w:w="1440"/>
+            <w:tcW w:type="dxa" w:w="1234"/>
             <w:shd w:val="clear" w:fill="2E5A88"/>
           </w:tcPr>
           <w:p>
@@ -1700,7 +1702,7 @@
         </w:tc>
         <w:tc>
           <w:tcPr>
-            <w:tcW w:type="dxa" w:w="1440"/>
+            <w:tcW w:type="dxa" w:w="1234"/>
             <w:shd w:val="clear" w:fill="2E5A88"/>
           </w:tcPr>
           <w:p>
@@ -1717,7 +1719,7 @@
         </w:tc>
         <w:tc>
           <w:tcPr>
-            <w:tcW w:type="dxa" w:w="1440"/>
+            <w:tcW w:type="dxa" w:w="1234"/>
             <w:shd w:val="clear" w:fill="2E5A88"/>
           </w:tcPr>
           <w:p>
@@ -1728,13 +1730,13 @@
                 <w:color w:val="FFFFFF"/>
                 <w:sz w:val="18"/>
               </w:rPr>
-              <w:t>Earnings</w:t>
+              <w:t>Operating</w:t>
             </w:r>
           </w:p>
         </w:tc>
         <w:tc>
           <w:tcPr>
-            <w:tcW w:type="dxa" w:w="1440"/>
+            <w:tcW w:type="dxa" w:w="1234"/>
             <w:shd w:val="clear" w:fill="2E5A88"/>
           </w:tcPr>
           <w:p>
@@ -1745,13 +1747,30 @@
                 <w:color w:val="FFFFFF"/>
                 <w:sz w:val="18"/>
               </w:rPr>
-              <w:t>Franchise</w:t>
+              <w:t>Business profile</w:t>
             </w:r>
           </w:p>
         </w:tc>
         <w:tc>
           <w:tcPr>
-            <w:tcW w:type="dxa" w:w="1440"/>
+            <w:tcW w:type="dxa" w:w="1234"/>
+            <w:shd w:val="clear" w:fill="2E5A88"/>
+          </w:tcPr>
+          <w:p>
+            <w:r/>
+            <w:r>
+              <w:rPr>
+                <w:b/>
+                <w:color w:val="FFFFFF"/>
+                <w:sz w:val="18"/>
+              </w:rPr>
+              <w:t>ERM</w:t>
+            </w:r>
+          </w:p>
+        </w:tc>
+        <w:tc>
+          <w:tcPr>
+            <w:tcW w:type="dxa" w:w="1234"/>
             <w:shd w:val="clear" w:fill="2E5A88"/>
           </w:tcPr>
           <w:p>
@@ -1770,7 +1789,7 @@
       <w:tr>
         <w:tc>
           <w:tcPr>
-            <w:tcW w:type="dxa" w:w="1440"/>
+            <w:tcW w:type="dxa" w:w="1234"/>
           </w:tcPr>
           <w:p>
             <w:r/>
@@ -1784,7 +1803,7 @@
         </w:tc>
         <w:tc>
           <w:tcPr>
-            <w:tcW w:type="dxa" w:w="1440"/>
+            <w:tcW w:type="dxa" w:w="1234"/>
           </w:tcPr>
           <w:p>
             <w:r/>
@@ -1798,7 +1817,7 @@
         </w:tc>
         <w:tc>
           <w:tcPr>
-            <w:tcW w:type="dxa" w:w="1440"/>
+            <w:tcW w:type="dxa" w:w="1234"/>
           </w:tcPr>
           <w:p>
             <w:r/>
@@ -1812,7 +1831,7 @@
         </w:tc>
         <w:tc>
           <w:tcPr>
-            <w:tcW w:type="dxa" w:w="1440"/>
+            <w:tcW w:type="dxa" w:w="1234"/>
           </w:tcPr>
           <w:p>
             <w:r/>
@@ -1826,7 +1845,7 @@
         </w:tc>
         <w:tc>
           <w:tcPr>
-            <w:tcW w:type="dxa" w:w="1440"/>
+            <w:tcW w:type="dxa" w:w="1234"/>
           </w:tcPr>
           <w:p>
             <w:r/>
@@ -1840,7 +1859,21 @@
         </w:tc>
         <w:tc>
           <w:tcPr>
-            <w:tcW w:type="dxa" w:w="1440"/>
+            <w:tcW w:type="dxa" w:w="1234"/>
+          </w:tcPr>
+          <w:p>
+            <w:r/>
+            <w:r>
+              <w:rPr>
+                <w:sz w:val="18"/>
+              </w:rPr>
+              <w:t>Very Strong</w:t>
+            </w:r>
+          </w:p>
+        </w:tc>
+        <w:tc>
+          <w:tcPr>
+            <w:tcW w:type="dxa" w:w="1234"/>
           </w:tcPr>
           <w:p>
             <w:r/>
@@ -1856,7 +1889,7 @@
       <w:tr>
         <w:tc>
           <w:tcPr>
-            <w:tcW w:type="dxa" w:w="1440"/>
+            <w:tcW w:type="dxa" w:w="1234"/>
           </w:tcPr>
           <w:p>
             <w:r/>
@@ -1870,7 +1903,7 @@
         </w:tc>
         <w:tc>
           <w:tcPr>
-            <w:tcW w:type="dxa" w:w="1440"/>
+            <w:tcW w:type="dxa" w:w="1234"/>
           </w:tcPr>
           <w:p>
             <w:r/>
@@ -1884,7 +1917,7 @@
         </w:tc>
         <w:tc>
           <w:tcPr>
-            <w:tcW w:type="dxa" w:w="1440"/>
+            <w:tcW w:type="dxa" w:w="1234"/>
           </w:tcPr>
           <w:p>
             <w:r/>
@@ -1898,7 +1931,7 @@
         </w:tc>
         <w:tc>
           <w:tcPr>
-            <w:tcW w:type="dxa" w:w="1440"/>
+            <w:tcW w:type="dxa" w:w="1234"/>
           </w:tcPr>
           <w:p>
             <w:r/>
@@ -1912,7 +1945,7 @@
         </w:tc>
         <w:tc>
           <w:tcPr>
-            <w:tcW w:type="dxa" w:w="1440"/>
+            <w:tcW w:type="dxa" w:w="1234"/>
           </w:tcPr>
           <w:p>
             <w:r/>
@@ -1926,7 +1959,21 @@
         </w:tc>
         <w:tc>
           <w:tcPr>
-            <w:tcW w:type="dxa" w:w="1440"/>
+            <w:tcW w:type="dxa" w:w="1234"/>
+          </w:tcPr>
+          <w:p>
+            <w:r/>
+            <w:r>
+              <w:rPr>
+                <w:sz w:val="18"/>
+              </w:rPr>
+              <w:t>Appropriate</w:t>
+            </w:r>
+          </w:p>
+        </w:tc>
+        <w:tc>
+          <w:tcPr>
+            <w:tcW w:type="dxa" w:w="1234"/>
           </w:tcPr>
           <w:p>
             <w:r/>
@@ -1942,7 +1989,7 @@
       <w:tr>
         <w:tc>
           <w:tcPr>
-            <w:tcW w:type="dxa" w:w="1440"/>
+            <w:tcW w:type="dxa" w:w="1234"/>
           </w:tcPr>
           <w:p>
             <w:r/>
@@ -1956,7 +2003,7 @@
         </w:tc>
         <w:tc>
           <w:tcPr>
-            <w:tcW w:type="dxa" w:w="1440"/>
+            <w:tcW w:type="dxa" w:w="1234"/>
           </w:tcPr>
           <w:p>
             <w:r/>
@@ -1970,7 +2017,7 @@
         </w:tc>
         <w:tc>
           <w:tcPr>
-            <w:tcW w:type="dxa" w:w="1440"/>
+            <w:tcW w:type="dxa" w:w="1234"/>
           </w:tcPr>
           <w:p>
             <w:r/>
@@ -1984,7 +2031,7 @@
         </w:tc>
         <w:tc>
           <w:tcPr>
-            <w:tcW w:type="dxa" w:w="1440"/>
+            <w:tcW w:type="dxa" w:w="1234"/>
           </w:tcPr>
           <w:p>
             <w:r/>
@@ -1998,7 +2045,7 @@
         </w:tc>
         <w:tc>
           <w:tcPr>
-            <w:tcW w:type="dxa" w:w="1440"/>
+            <w:tcW w:type="dxa" w:w="1234"/>
           </w:tcPr>
           <w:p>
             <w:r/>
@@ -2012,7 +2059,21 @@
         </w:tc>
         <w:tc>
           <w:tcPr>
-            <w:tcW w:type="dxa" w:w="1440"/>
+            <w:tcW w:type="dxa" w:w="1234"/>
+          </w:tcPr>
+          <w:p>
+            <w:r/>
+            <w:r>
+              <w:rPr>
+                <w:sz w:val="18"/>
+              </w:rPr>
+              <w:t>Very Strong</w:t>
+            </w:r>
+          </w:p>
+        </w:tc>
+        <w:tc>
+          <w:tcPr>
+            <w:tcW w:type="dxa" w:w="1234"/>
           </w:tcPr>
           <w:p>
             <w:r/>
@@ -2028,7 +2089,7 @@
       <w:tr>
         <w:tc>
           <w:tcPr>
-            <w:tcW w:type="dxa" w:w="1440"/>
+            <w:tcW w:type="dxa" w:w="1234"/>
           </w:tcPr>
           <w:p>
             <w:r/>
@@ -2042,7 +2103,7 @@
         </w:tc>
         <w:tc>
           <w:tcPr>
-            <w:tcW w:type="dxa" w:w="1440"/>
+            <w:tcW w:type="dxa" w:w="1234"/>
           </w:tcPr>
           <w:p>
             <w:r/>
@@ -2056,7 +2117,7 @@
         </w:tc>
         <w:tc>
           <w:tcPr>
-            <w:tcW w:type="dxa" w:w="1440"/>
+            <w:tcW w:type="dxa" w:w="1234"/>
           </w:tcPr>
           <w:p>
             <w:r/>
@@ -2070,7 +2131,7 @@
         </w:tc>
         <w:tc>
           <w:tcPr>
-            <w:tcW w:type="dxa" w:w="1440"/>
+            <w:tcW w:type="dxa" w:w="1234"/>
           </w:tcPr>
           <w:p>
             <w:r/>
@@ -2084,7 +2145,7 @@
         </w:tc>
         <w:tc>
           <w:tcPr>
-            <w:tcW w:type="dxa" w:w="1440"/>
+            <w:tcW w:type="dxa" w:w="1234"/>
           </w:tcPr>
           <w:p>
             <w:r/>
@@ -2098,7 +2159,21 @@
         </w:tc>
         <w:tc>
           <w:tcPr>
-            <w:tcW w:type="dxa" w:w="1440"/>
+            <w:tcW w:type="dxa" w:w="1234"/>
+          </w:tcPr>
+          <w:p>
+            <w:r/>
+            <w:r>
+              <w:rPr>
+                <w:sz w:val="18"/>
+              </w:rPr>
+              <w:t>Appropriate</w:t>
+            </w:r>
+          </w:p>
+        </w:tc>
+        <w:tc>
+          <w:tcPr>
+            <w:tcW w:type="dxa" w:w="1234"/>
           </w:tcPr>
           <w:p>
             <w:r/>
@@ -2114,7 +2189,7 @@
       <w:tr>
         <w:tc>
           <w:tcPr>
-            <w:tcW w:type="dxa" w:w="1440"/>
+            <w:tcW w:type="dxa" w:w="1234"/>
           </w:tcPr>
           <w:p>
             <w:r/>
@@ -2128,7 +2203,7 @@
         </w:tc>
         <w:tc>
           <w:tcPr>
-            <w:tcW w:type="dxa" w:w="1440"/>
+            <w:tcW w:type="dxa" w:w="1234"/>
           </w:tcPr>
           <w:p>
             <w:r/>
@@ -2142,7 +2217,7 @@
         </w:tc>
         <w:tc>
           <w:tcPr>
-            <w:tcW w:type="dxa" w:w="1440"/>
+            <w:tcW w:type="dxa" w:w="1234"/>
           </w:tcPr>
           <w:p>
             <w:r/>
@@ -2156,7 +2231,7 @@
         </w:tc>
         <w:tc>
           <w:tcPr>
-            <w:tcW w:type="dxa" w:w="1440"/>
+            <w:tcW w:type="dxa" w:w="1234"/>
           </w:tcPr>
           <w:p>
             <w:r/>
@@ -2170,7 +2245,7 @@
         </w:tc>
         <w:tc>
           <w:tcPr>
-            <w:tcW w:type="dxa" w:w="1440"/>
+            <w:tcW w:type="dxa" w:w="1234"/>
           </w:tcPr>
           <w:p>
             <w:r/>
@@ -2184,7 +2259,21 @@
         </w:tc>
         <w:tc>
           <w:tcPr>
-            <w:tcW w:type="dxa" w:w="1440"/>
+            <w:tcW w:type="dxa" w:w="1234"/>
+          </w:tcPr>
+          <w:p>
+            <w:r/>
+            <w:r>
+              <w:rPr>
+                <w:sz w:val="18"/>
+              </w:rPr>
+              <w:t>Appropriate</w:t>
+            </w:r>
+          </w:p>
+        </w:tc>
+        <w:tc>
+          <w:tcPr>
+            <w:tcW w:type="dxa" w:w="1234"/>
           </w:tcPr>
           <w:p>
             <w:r/>
@@ -2200,7 +2289,7 @@
       <w:tr>
         <w:tc>
           <w:tcPr>
-            <w:tcW w:type="dxa" w:w="1440"/>
+            <w:tcW w:type="dxa" w:w="1234"/>
             <w:shd w:val="clear" w:fill="FBE9E7"/>
           </w:tcPr>
           <w:p>
@@ -2217,7 +2306,7 @@
         </w:tc>
         <w:tc>
           <w:tcPr>
-            <w:tcW w:type="dxa" w:w="1440"/>
+            <w:tcW w:type="dxa" w:w="1234"/>
             <w:shd w:val="clear" w:fill="FBE9E7"/>
           </w:tcPr>
           <w:p>
@@ -2234,7 +2323,7 @@
         </w:tc>
         <w:tc>
           <w:tcPr>
-            <w:tcW w:type="dxa" w:w="1440"/>
+            <w:tcW w:type="dxa" w:w="1234"/>
             <w:shd w:val="clear" w:fill="FBE9E7"/>
           </w:tcPr>
           <w:p>
@@ -2251,7 +2340,7 @@
         </w:tc>
         <w:tc>
           <w:tcPr>
-            <w:tcW w:type="dxa" w:w="1440"/>
+            <w:tcW w:type="dxa" w:w="1234"/>
             <w:shd w:val="clear" w:fill="FBE9E7"/>
           </w:tcPr>
           <w:p>
@@ -2268,7 +2357,7 @@
         </w:tc>
         <w:tc>
           <w:tcPr>
-            <w:tcW w:type="dxa" w:w="1440"/>
+            <w:tcW w:type="dxa" w:w="1234"/>
             <w:shd w:val="clear" w:fill="FBE9E7"/>
           </w:tcPr>
           <w:p>
@@ -2285,7 +2374,24 @@
         </w:tc>
         <w:tc>
           <w:tcPr>
-            <w:tcW w:type="dxa" w:w="1440"/>
+            <w:tcW w:type="dxa" w:w="1234"/>
+            <w:shd w:val="clear" w:fill="FBE9E7"/>
+          </w:tcPr>
+          <w:p>
+            <w:r/>
+            <w:r>
+              <w:rPr>
+                <w:b/>
+                <w:color w:val="C0392B"/>
+                <w:sz w:val="18"/>
+              </w:rPr>
+              <w:t>Appropriate</w:t>
+            </w:r>
+          </w:p>
+        </w:tc>
+        <w:tc>
+          <w:tcPr>
+            <w:tcW w:type="dxa" w:w="1234"/>
             <w:shd w:val="clear" w:fill="FBE9E7"/>
           </w:tcPr>
           <w:p>
@@ -2304,7 +2410,7 @@
       <w:tr>
         <w:tc>
           <w:tcPr>
-            <w:tcW w:type="dxa" w:w="1440"/>
+            <w:tcW w:type="dxa" w:w="1234"/>
           </w:tcPr>
           <w:p>
             <w:r/>
@@ -2318,7 +2424,7 @@
         </w:tc>
         <w:tc>
           <w:tcPr>
-            <w:tcW w:type="dxa" w:w="1440"/>
+            <w:tcW w:type="dxa" w:w="1234"/>
           </w:tcPr>
           <w:p>
             <w:r/>
@@ -2332,7 +2438,7 @@
         </w:tc>
         <w:tc>
           <w:tcPr>
-            <w:tcW w:type="dxa" w:w="1440"/>
+            <w:tcW w:type="dxa" w:w="1234"/>
           </w:tcPr>
           <w:p>
             <w:r/>
@@ -2346,7 +2452,7 @@
         </w:tc>
         <w:tc>
           <w:tcPr>
-            <w:tcW w:type="dxa" w:w="1440"/>
+            <w:tcW w:type="dxa" w:w="1234"/>
           </w:tcPr>
           <w:p>
             <w:r/>
@@ -2360,7 +2466,7 @@
         </w:tc>
         <w:tc>
           <w:tcPr>
-            <w:tcW w:type="dxa" w:w="1440"/>
+            <w:tcW w:type="dxa" w:w="1234"/>
           </w:tcPr>
           <w:p>
             <w:r/>
@@ -2374,7 +2480,21 @@
         </w:tc>
         <w:tc>
           <w:tcPr>
-            <w:tcW w:type="dxa" w:w="1440"/>
+            <w:tcW w:type="dxa" w:w="1234"/>
+          </w:tcPr>
+          <w:p>
+            <w:r/>
+            <w:r>
+              <w:rPr>
+                <w:sz w:val="18"/>
+              </w:rPr>
+              <w:t>Appropriate</w:t>
+            </w:r>
+          </w:p>
+        </w:tc>
+        <w:tc>
+          <w:tcPr>
+            <w:tcW w:type="dxa" w:w="1234"/>
           </w:tcPr>
           <w:p>
             <w:r/>
@@ -2390,7 +2510,7 @@
       <w:tr>
         <w:tc>
           <w:tcPr>
-            <w:tcW w:type="dxa" w:w="1440"/>
+            <w:tcW w:type="dxa" w:w="1234"/>
           </w:tcPr>
           <w:p>
             <w:r/>
@@ -2404,7 +2524,7 @@
         </w:tc>
         <w:tc>
           <w:tcPr>
-            <w:tcW w:type="dxa" w:w="1440"/>
+            <w:tcW w:type="dxa" w:w="1234"/>
           </w:tcPr>
           <w:p>
             <w:r/>
@@ -2418,7 +2538,7 @@
         </w:tc>
         <w:tc>
           <w:tcPr>
-            <w:tcW w:type="dxa" w:w="1440"/>
+            <w:tcW w:type="dxa" w:w="1234"/>
           </w:tcPr>
           <w:p>
             <w:r/>
@@ -2432,7 +2552,7 @@
         </w:tc>
         <w:tc>
           <w:tcPr>
-            <w:tcW w:type="dxa" w:w="1440"/>
+            <w:tcW w:type="dxa" w:w="1234"/>
           </w:tcPr>
           <w:p>
             <w:r/>
@@ -2446,7 +2566,7 @@
         </w:tc>
         <w:tc>
           <w:tcPr>
-            <w:tcW w:type="dxa" w:w="1440"/>
+            <w:tcW w:type="dxa" w:w="1234"/>
           </w:tcPr>
           <w:p>
             <w:r/>
@@ -2460,7 +2580,21 @@
         </w:tc>
         <w:tc>
           <w:tcPr>
-            <w:tcW w:type="dxa" w:w="1440"/>
+            <w:tcW w:type="dxa" w:w="1234"/>
+          </w:tcPr>
+          <w:p>
+            <w:r/>
+            <w:r>
+              <w:rPr>
+                <w:sz w:val="18"/>
+              </w:rPr>
+              <w:t>Appropriate</w:t>
+            </w:r>
+          </w:p>
+        </w:tc>
+        <w:tc>
+          <w:tcPr>
+            <w:tcW w:type="dxa" w:w="1234"/>
           </w:tcPr>
           <w:p>
             <w:r/>
@@ -2476,7 +2610,7 @@
       <w:tr>
         <w:tc>
           <w:tcPr>
-            <w:tcW w:type="dxa" w:w="1440"/>
+            <w:tcW w:type="dxa" w:w="1234"/>
           </w:tcPr>
           <w:p>
             <w:r/>
@@ -2490,7 +2624,7 @@
         </w:tc>
         <w:tc>
           <w:tcPr>
-            <w:tcW w:type="dxa" w:w="1440"/>
+            <w:tcW w:type="dxa" w:w="1234"/>
           </w:tcPr>
           <w:p>
             <w:r/>
@@ -2504,7 +2638,7 @@
         </w:tc>
         <w:tc>
           <w:tcPr>
-            <w:tcW w:type="dxa" w:w="1440"/>
+            <w:tcW w:type="dxa" w:w="1234"/>
           </w:tcPr>
           <w:p>
             <w:r/>
@@ -2518,7 +2652,7 @@
         </w:tc>
         <w:tc>
           <w:tcPr>
-            <w:tcW w:type="dxa" w:w="1440"/>
+            <w:tcW w:type="dxa" w:w="1234"/>
           </w:tcPr>
           <w:p>
             <w:r/>
@@ -2532,7 +2666,7 @@
         </w:tc>
         <w:tc>
           <w:tcPr>
-            <w:tcW w:type="dxa" w:w="1440"/>
+            <w:tcW w:type="dxa" w:w="1234"/>
           </w:tcPr>
           <w:p>
             <w:r/>
@@ -2546,7 +2680,21 @@
         </w:tc>
         <w:tc>
           <w:tcPr>
-            <w:tcW w:type="dxa" w:w="1440"/>
+            <w:tcW w:type="dxa" w:w="1234"/>
+          </w:tcPr>
+          <w:p>
+            <w:r/>
+            <w:r>
+              <w:rPr>
+                <w:sz w:val="18"/>
+              </w:rPr>
+              <w:t>Appropriate</w:t>
+            </w:r>
+          </w:p>
+        </w:tc>
+        <w:tc>
+          <w:tcPr>
+            <w:tcW w:type="dxa" w:w="1234"/>
           </w:tcPr>
           <w:p>
             <w:r/>
@@ -2562,7 +2710,7 @@
       <w:tr>
         <w:tc>
           <w:tcPr>
-            <w:tcW w:type="dxa" w:w="1440"/>
+            <w:tcW w:type="dxa" w:w="1234"/>
           </w:tcPr>
           <w:p>
             <w:r/>
@@ -2576,7 +2724,7 @@
         </w:tc>
         <w:tc>
           <w:tcPr>
-            <w:tcW w:type="dxa" w:w="1440"/>
+            <w:tcW w:type="dxa" w:w="1234"/>
           </w:tcPr>
           <w:p>
             <w:r/>
@@ -2590,7 +2738,7 @@
         </w:tc>
         <w:tc>
           <w:tcPr>
-            <w:tcW w:type="dxa" w:w="1440"/>
+            <w:tcW w:type="dxa" w:w="1234"/>
           </w:tcPr>
           <w:p>
             <w:r/>
@@ -2604,7 +2752,7 @@
         </w:tc>
         <w:tc>
           <w:tcPr>
-            <w:tcW w:type="dxa" w:w="1440"/>
+            <w:tcW w:type="dxa" w:w="1234"/>
           </w:tcPr>
           <w:p>
             <w:r/>
@@ -2618,7 +2766,7 @@
         </w:tc>
         <w:tc>
           <w:tcPr>
-            <w:tcW w:type="dxa" w:w="1440"/>
+            <w:tcW w:type="dxa" w:w="1234"/>
           </w:tcPr>
           <w:p>
             <w:r/>
@@ -2632,7 +2780,21 @@
         </w:tc>
         <w:tc>
           <w:tcPr>
-            <w:tcW w:type="dxa" w:w="1440"/>
+            <w:tcW w:type="dxa" w:w="1234"/>
+          </w:tcPr>
+          <w:p>
+            <w:r/>
+            <w:r>
+              <w:rPr>
+                <w:sz w:val="18"/>
+              </w:rPr>
+              <w:t>Appropriate</w:t>
+            </w:r>
+          </w:p>
+        </w:tc>
+        <w:tc>
+          <w:tcPr>
+            <w:tcW w:type="dxa" w:w="1234"/>
           </w:tcPr>
           <w:p>
             <w:r/>
@@ -2648,7 +2810,7 @@
       <w:tr>
         <w:tc>
           <w:tcPr>
-            <w:tcW w:type="dxa" w:w="1440"/>
+            <w:tcW w:type="dxa" w:w="1234"/>
           </w:tcPr>
           <w:p>
             <w:r/>
@@ -2662,7 +2824,7 @@
         </w:tc>
         <w:tc>
           <w:tcPr>
-            <w:tcW w:type="dxa" w:w="1440"/>
+            <w:tcW w:type="dxa" w:w="1234"/>
           </w:tcPr>
           <w:p>
             <w:r/>
@@ -2676,7 +2838,7 @@
         </w:tc>
         <w:tc>
           <w:tcPr>
-            <w:tcW w:type="dxa" w:w="1440"/>
+            <w:tcW w:type="dxa" w:w="1234"/>
           </w:tcPr>
           <w:p>
             <w:r/>
@@ -2690,7 +2852,7 @@
         </w:tc>
         <w:tc>
           <w:tcPr>
-            <w:tcW w:type="dxa" w:w="1440"/>
+            <w:tcW w:type="dxa" w:w="1234"/>
           </w:tcPr>
           <w:p>
             <w:r/>
@@ -2704,7 +2866,7 @@
         </w:tc>
         <w:tc>
           <w:tcPr>
-            <w:tcW w:type="dxa" w:w="1440"/>
+            <w:tcW w:type="dxa" w:w="1234"/>
           </w:tcPr>
           <w:p>
             <w:r/>
@@ -2718,7 +2880,21 @@
         </w:tc>
         <w:tc>
           <w:tcPr>
-            <w:tcW w:type="dxa" w:w="1440"/>
+            <w:tcW w:type="dxa" w:w="1234"/>
+          </w:tcPr>
+          <w:p>
+            <w:r/>
+            <w:r>
+              <w:rPr>
+                <w:sz w:val="18"/>
+              </w:rPr>
+              <w:t>Appropriate</w:t>
+            </w:r>
+          </w:p>
+        </w:tc>
+        <w:tc>
+          <w:tcPr>
+            <w:tcW w:type="dxa" w:w="1234"/>
           </w:tcPr>
           <w:p>
             <w:r/>
@@ -2734,7 +2910,7 @@
       <w:tr>
         <w:tc>
           <w:tcPr>
-            <w:tcW w:type="dxa" w:w="1440"/>
+            <w:tcW w:type="dxa" w:w="1234"/>
           </w:tcPr>
           <w:p>
             <w:r/>
@@ -2748,7 +2924,7 @@
         </w:tc>
         <w:tc>
           <w:tcPr>
-            <w:tcW w:type="dxa" w:w="1440"/>
+            <w:tcW w:type="dxa" w:w="1234"/>
           </w:tcPr>
           <w:p>
             <w:r/>
@@ -2762,7 +2938,7 @@
         </w:tc>
         <w:tc>
           <w:tcPr>
-            <w:tcW w:type="dxa" w:w="1440"/>
+            <w:tcW w:type="dxa" w:w="1234"/>
           </w:tcPr>
           <w:p>
             <w:r/>
@@ -2776,7 +2952,7 @@
         </w:tc>
         <w:tc>
           <w:tcPr>
-            <w:tcW w:type="dxa" w:w="1440"/>
+            <w:tcW w:type="dxa" w:w="1234"/>
           </w:tcPr>
           <w:p>
             <w:r/>
@@ -2790,7 +2966,7 @@
         </w:tc>
         <w:tc>
           <w:tcPr>
-            <w:tcW w:type="dxa" w:w="1440"/>
+            <w:tcW w:type="dxa" w:w="1234"/>
           </w:tcPr>
           <w:p>
             <w:r/>
@@ -2804,7 +2980,21 @@
         </w:tc>
         <w:tc>
           <w:tcPr>
-            <w:tcW w:type="dxa" w:w="1440"/>
+            <w:tcW w:type="dxa" w:w="1234"/>
+          </w:tcPr>
+          <w:p>
+            <w:r/>
+            <w:r>
+              <w:rPr>
+                <w:sz w:val="18"/>
+              </w:rPr>
+              <w:t>Appropriate</w:t>
+            </w:r>
+          </w:p>
+        </w:tc>
+        <w:tc>
+          <w:tcPr>
+            <w:tcW w:type="dxa" w:w="1234"/>
           </w:tcPr>
           <w:p>
             <w:r/>
@@ -2820,7 +3010,7 @@
       <w:tr>
         <w:tc>
           <w:tcPr>
-            <w:tcW w:type="dxa" w:w="1440"/>
+            <w:tcW w:type="dxa" w:w="1234"/>
           </w:tcPr>
           <w:p>
             <w:r/>
@@ -2834,7 +3024,7 @@
         </w:tc>
         <w:tc>
           <w:tcPr>
-            <w:tcW w:type="dxa" w:w="1440"/>
+            <w:tcW w:type="dxa" w:w="1234"/>
           </w:tcPr>
           <w:p>
             <w:r/>
@@ -2848,7 +3038,7 @@
         </w:tc>
         <w:tc>
           <w:tcPr>
-            <w:tcW w:type="dxa" w:w="1440"/>
+            <w:tcW w:type="dxa" w:w="1234"/>
           </w:tcPr>
           <w:p>
             <w:r/>
@@ -2862,7 +3052,7 @@
         </w:tc>
         <w:tc>
           <w:tcPr>
-            <w:tcW w:type="dxa" w:w="1440"/>
+            <w:tcW w:type="dxa" w:w="1234"/>
           </w:tcPr>
           <w:p>
             <w:r/>
@@ -2876,7 +3066,7 @@
         </w:tc>
         <w:tc>
           <w:tcPr>
-            <w:tcW w:type="dxa" w:w="1440"/>
+            <w:tcW w:type="dxa" w:w="1234"/>
           </w:tcPr>
           <w:p>
             <w:r/>
@@ -2890,7 +3080,21 @@
         </w:tc>
         <w:tc>
           <w:tcPr>
-            <w:tcW w:type="dxa" w:w="1440"/>
+            <w:tcW w:type="dxa" w:w="1234"/>
+          </w:tcPr>
+          <w:p>
+            <w:r/>
+            <w:r>
+              <w:rPr>
+                <w:sz w:val="18"/>
+              </w:rPr>
+              <w:t>Appropriate</w:t>
+            </w:r>
+          </w:p>
+        </w:tc>
+        <w:tc>
+          <w:tcPr>
+            <w:tcW w:type="dxa" w:w="1234"/>
           </w:tcPr>
           <w:p>
             <w:r/>
@@ -2906,7 +3110,7 @@
       <w:tr>
         <w:tc>
           <w:tcPr>
-            <w:tcW w:type="dxa" w:w="1440"/>
+            <w:tcW w:type="dxa" w:w="1234"/>
           </w:tcPr>
           <w:p>
             <w:r/>
@@ -2920,7 +3124,7 @@
         </w:tc>
         <w:tc>
           <w:tcPr>
-            <w:tcW w:type="dxa" w:w="1440"/>
+            <w:tcW w:type="dxa" w:w="1234"/>
           </w:tcPr>
           <w:p>
             <w:r/>
@@ -2934,7 +3138,7 @@
         </w:tc>
         <w:tc>
           <w:tcPr>
-            <w:tcW w:type="dxa" w:w="1440"/>
+            <w:tcW w:type="dxa" w:w="1234"/>
           </w:tcPr>
           <w:p>
             <w:r/>
@@ -2948,7 +3152,7 @@
         </w:tc>
         <w:tc>
           <w:tcPr>
-            <w:tcW w:type="dxa" w:w="1440"/>
+            <w:tcW w:type="dxa" w:w="1234"/>
           </w:tcPr>
           <w:p>
             <w:r/>
@@ -2962,7 +3166,7 @@
         </w:tc>
         <w:tc>
           <w:tcPr>
-            <w:tcW w:type="dxa" w:w="1440"/>
+            <w:tcW w:type="dxa" w:w="1234"/>
           </w:tcPr>
           <w:p>
             <w:r/>
@@ -2976,7 +3180,21 @@
         </w:tc>
         <w:tc>
           <w:tcPr>
-            <w:tcW w:type="dxa" w:w="1440"/>
+            <w:tcW w:type="dxa" w:w="1234"/>
+          </w:tcPr>
+          <w:p>
+            <w:r/>
+            <w:r>
+              <w:rPr>
+                <w:sz w:val="18"/>
+              </w:rPr>
+              <w:t>Appropriate</w:t>
+            </w:r>
+          </w:p>
+        </w:tc>
+        <w:tc>
+          <w:tcPr>
+            <w:tcW w:type="dxa" w:w="1234"/>
           </w:tcPr>
           <w:p>
             <w:r/>
@@ -2992,7 +3210,7 @@
       <w:tr>
         <w:tc>
           <w:tcPr>
-            <w:tcW w:type="dxa" w:w="1440"/>
+            <w:tcW w:type="dxa" w:w="1234"/>
           </w:tcPr>
           <w:p>
             <w:r/>
@@ -3006,7 +3224,7 @@
         </w:tc>
         <w:tc>
           <w:tcPr>
-            <w:tcW w:type="dxa" w:w="1440"/>
+            <w:tcW w:type="dxa" w:w="1234"/>
           </w:tcPr>
           <w:p>
             <w:r/>
@@ -3020,7 +3238,7 @@
         </w:tc>
         <w:tc>
           <w:tcPr>
-            <w:tcW w:type="dxa" w:w="1440"/>
+            <w:tcW w:type="dxa" w:w="1234"/>
           </w:tcPr>
           <w:p>
             <w:r/>
@@ -3034,7 +3252,7 @@
         </w:tc>
         <w:tc>
           <w:tcPr>
-            <w:tcW w:type="dxa" w:w="1440"/>
+            <w:tcW w:type="dxa" w:w="1234"/>
           </w:tcPr>
           <w:p>
             <w:r/>
@@ -3048,7 +3266,7 @@
         </w:tc>
         <w:tc>
           <w:tcPr>
-            <w:tcW w:type="dxa" w:w="1440"/>
+            <w:tcW w:type="dxa" w:w="1234"/>
           </w:tcPr>
           <w:p>
             <w:r/>
@@ -3062,7 +3280,21 @@
         </w:tc>
         <w:tc>
           <w:tcPr>
-            <w:tcW w:type="dxa" w:w="1440"/>
+            <w:tcW w:type="dxa" w:w="1234"/>
+          </w:tcPr>
+          <w:p>
+            <w:r/>
+            <w:r>
+              <w:rPr>
+                <w:sz w:val="18"/>
+              </w:rPr>
+              <w:t>Appropriate</w:t>
+            </w:r>
+          </w:p>
+        </w:tc>
+        <w:tc>
+          <w:tcPr>
+            <w:tcW w:type="dxa" w:w="1234"/>
           </w:tcPr>
           <w:p>
             <w:r/>
@@ -3078,7 +3310,7 @@
       <w:tr>
         <w:tc>
           <w:tcPr>
-            <w:tcW w:type="dxa" w:w="1440"/>
+            <w:tcW w:type="dxa" w:w="1234"/>
           </w:tcPr>
           <w:p>
             <w:r/>
@@ -3092,7 +3324,7 @@
         </w:tc>
         <w:tc>
           <w:tcPr>
-            <w:tcW w:type="dxa" w:w="1440"/>
+            <w:tcW w:type="dxa" w:w="1234"/>
           </w:tcPr>
           <w:p>
             <w:r/>
@@ -3106,7 +3338,7 @@
         </w:tc>
         <w:tc>
           <w:tcPr>
-            <w:tcW w:type="dxa" w:w="1440"/>
+            <w:tcW w:type="dxa" w:w="1234"/>
           </w:tcPr>
           <w:p>
             <w:r/>
@@ -3120,7 +3352,7 @@
         </w:tc>
         <w:tc>
           <w:tcPr>
-            <w:tcW w:type="dxa" w:w="1440"/>
+            <w:tcW w:type="dxa" w:w="1234"/>
           </w:tcPr>
           <w:p>
             <w:r/>
@@ -3134,7 +3366,7 @@
         </w:tc>
         <w:tc>
           <w:tcPr>
-            <w:tcW w:type="dxa" w:w="1440"/>
+            <w:tcW w:type="dxa" w:w="1234"/>
           </w:tcPr>
           <w:p>
             <w:r/>
@@ -3148,7 +3380,21 @@
         </w:tc>
         <w:tc>
           <w:tcPr>
-            <w:tcW w:type="dxa" w:w="1440"/>
+            <w:tcW w:type="dxa" w:w="1234"/>
+          </w:tcPr>
+          <w:p>
+            <w:r/>
+            <w:r>
+              <w:rPr>
+                <w:sz w:val="18"/>
+              </w:rPr>
+              <w:t>Appropriate</w:t>
+            </w:r>
+          </w:p>
+        </w:tc>
+        <w:tc>
+          <w:tcPr>
+            <w:tcW w:type="dxa" w:w="1234"/>
           </w:tcPr>
           <w:p>
             <w:r/>
@@ -3164,7 +3410,7 @@
       <w:tr>
         <w:tc>
           <w:tcPr>
-            <w:tcW w:type="dxa" w:w="1440"/>
+            <w:tcW w:type="dxa" w:w="1234"/>
           </w:tcPr>
           <w:p>
             <w:r/>
@@ -3178,7 +3424,7 @@
         </w:tc>
         <w:tc>
           <w:tcPr>
-            <w:tcW w:type="dxa" w:w="1440"/>
+            <w:tcW w:type="dxa" w:w="1234"/>
           </w:tcPr>
           <w:p>
             <w:r/>
@@ -3192,7 +3438,7 @@
         </w:tc>
         <w:tc>
           <w:tcPr>
-            <w:tcW w:type="dxa" w:w="1440"/>
+            <w:tcW w:type="dxa" w:w="1234"/>
           </w:tcPr>
           <w:p>
             <w:r/>
@@ -3206,7 +3452,7 @@
         </w:tc>
         <w:tc>
           <w:tcPr>
-            <w:tcW w:type="dxa" w:w="1440"/>
+            <w:tcW w:type="dxa" w:w="1234"/>
           </w:tcPr>
           <w:p>
             <w:r/>
@@ -3220,7 +3466,7 @@
         </w:tc>
         <w:tc>
           <w:tcPr>
-            <w:tcW w:type="dxa" w:w="1440"/>
+            <w:tcW w:type="dxa" w:w="1234"/>
           </w:tcPr>
           <w:p>
             <w:r/>
@@ -3234,7 +3480,21 @@
         </w:tc>
         <w:tc>
           <w:tcPr>
-            <w:tcW w:type="dxa" w:w="1440"/>
+            <w:tcW w:type="dxa" w:w="1234"/>
+          </w:tcPr>
+          <w:p>
+            <w:r/>
+            <w:r>
+              <w:rPr>
+                <w:sz w:val="18"/>
+              </w:rPr>
+              <w:t>Appropriate</w:t>
+            </w:r>
+          </w:p>
+        </w:tc>
+        <w:tc>
+          <w:tcPr>
+            <w:tcW w:type="dxa" w:w="1234"/>
           </w:tcPr>
           <w:p>
             <w:r/>
@@ -3250,7 +3510,7 @@
       <w:tr>
         <w:tc>
           <w:tcPr>
-            <w:tcW w:type="dxa" w:w="1440"/>
+            <w:tcW w:type="dxa" w:w="1234"/>
           </w:tcPr>
           <w:p>
             <w:r/>
@@ -3264,7 +3524,7 @@
         </w:tc>
         <w:tc>
           <w:tcPr>
-            <w:tcW w:type="dxa" w:w="1440"/>
+            <w:tcW w:type="dxa" w:w="1234"/>
           </w:tcPr>
           <w:p>
             <w:r/>
@@ -3278,7 +3538,7 @@
         </w:tc>
         <w:tc>
           <w:tcPr>
-            <w:tcW w:type="dxa" w:w="1440"/>
+            <w:tcW w:type="dxa" w:w="1234"/>
           </w:tcPr>
           <w:p>
             <w:r/>
@@ -3292,7 +3552,7 @@
         </w:tc>
         <w:tc>
           <w:tcPr>
-            <w:tcW w:type="dxa" w:w="1440"/>
+            <w:tcW w:type="dxa" w:w="1234"/>
           </w:tcPr>
           <w:p>
             <w:r/>
@@ -3306,7 +3566,7 @@
         </w:tc>
         <w:tc>
           <w:tcPr>
-            <w:tcW w:type="dxa" w:w="1440"/>
+            <w:tcW w:type="dxa" w:w="1234"/>
           </w:tcPr>
           <w:p>
             <w:r/>
@@ -3320,7 +3580,21 @@
         </w:tc>
         <w:tc>
           <w:tcPr>
-            <w:tcW w:type="dxa" w:w="1440"/>
+            <w:tcW w:type="dxa" w:w="1234"/>
+          </w:tcPr>
+          <w:p>
+            <w:r/>
+            <w:r>
+              <w:rPr>
+                <w:sz w:val="18"/>
+              </w:rPr>
+              <w:t>Appropriate</w:t>
+            </w:r>
+          </w:p>
+        </w:tc>
+        <w:tc>
+          <w:tcPr>
+            <w:tcW w:type="dxa" w:w="1234"/>
           </w:tcPr>
           <w:p>
             <w:r/>
@@ -3336,7 +3610,7 @@
       <w:tr>
         <w:tc>
           <w:tcPr>
-            <w:tcW w:type="dxa" w:w="1440"/>
+            <w:tcW w:type="dxa" w:w="1234"/>
           </w:tcPr>
           <w:p>
             <w:r/>
@@ -3350,7 +3624,7 @@
         </w:tc>
         <w:tc>
           <w:tcPr>
-            <w:tcW w:type="dxa" w:w="1440"/>
+            <w:tcW w:type="dxa" w:w="1234"/>
           </w:tcPr>
           <w:p>
             <w:r/>
@@ -3364,7 +3638,7 @@
         </w:tc>
         <w:tc>
           <w:tcPr>
-            <w:tcW w:type="dxa" w:w="1440"/>
+            <w:tcW w:type="dxa" w:w="1234"/>
           </w:tcPr>
           <w:p>
             <w:r/>
@@ -3378,7 +3652,7 @@
         </w:tc>
         <w:tc>
           <w:tcPr>
-            <w:tcW w:type="dxa" w:w="1440"/>
+            <w:tcW w:type="dxa" w:w="1234"/>
           </w:tcPr>
           <w:p>
             <w:r/>
@@ -3392,7 +3666,7 @@
         </w:tc>
         <w:tc>
           <w:tcPr>
-            <w:tcW w:type="dxa" w:w="1440"/>
+            <w:tcW w:type="dxa" w:w="1234"/>
           </w:tcPr>
           <w:p>
             <w:r/>
@@ -3406,7 +3680,21 @@
         </w:tc>
         <w:tc>
           <w:tcPr>
-            <w:tcW w:type="dxa" w:w="1440"/>
+            <w:tcW w:type="dxa" w:w="1234"/>
+          </w:tcPr>
+          <w:p>
+            <w:r/>
+            <w:r>
+              <w:rPr>
+                <w:sz w:val="18"/>
+              </w:rPr>
+              <w:t>Appropriate</w:t>
+            </w:r>
+          </w:p>
+        </w:tc>
+        <w:tc>
+          <w:tcPr>
+            <w:tcW w:type="dxa" w:w="1234"/>
           </w:tcPr>
           <w:p>
             <w:r/>
@@ -3422,7 +3710,7 @@
       <w:tr>
         <w:tc>
           <w:tcPr>
-            <w:tcW w:type="dxa" w:w="1440"/>
+            <w:tcW w:type="dxa" w:w="1234"/>
           </w:tcPr>
           <w:p>
             <w:r/>
@@ -3436,7 +3724,7 @@
         </w:tc>
         <w:tc>
           <w:tcPr>
-            <w:tcW w:type="dxa" w:w="1440"/>
+            <w:tcW w:type="dxa" w:w="1234"/>
           </w:tcPr>
           <w:p>
             <w:r/>
@@ -3450,7 +3738,7 @@
         </w:tc>
         <w:tc>
           <w:tcPr>
-            <w:tcW w:type="dxa" w:w="1440"/>
+            <w:tcW w:type="dxa" w:w="1234"/>
           </w:tcPr>
           <w:p>
             <w:r/>
@@ -3464,7 +3752,7 @@
         </w:tc>
         <w:tc>
           <w:tcPr>
-            <w:tcW w:type="dxa" w:w="1440"/>
+            <w:tcW w:type="dxa" w:w="1234"/>
           </w:tcPr>
           <w:p>
             <w:r/>
@@ -3478,7 +3766,7 @@
         </w:tc>
         <w:tc>
           <w:tcPr>
-            <w:tcW w:type="dxa" w:w="1440"/>
+            <w:tcW w:type="dxa" w:w="1234"/>
           </w:tcPr>
           <w:p>
             <w:r/>
@@ -3492,7 +3780,21 @@
         </w:tc>
         <w:tc>
           <w:tcPr>
-            <w:tcW w:type="dxa" w:w="1440"/>
+            <w:tcW w:type="dxa" w:w="1234"/>
+          </w:tcPr>
+          <w:p>
+            <w:r/>
+            <w:r>
+              <w:rPr>
+                <w:sz w:val="18"/>
+              </w:rPr>
+              <w:t>Appropriate</w:t>
+            </w:r>
+          </w:p>
+        </w:tc>
+        <w:tc>
+          <w:tcPr>
+            <w:tcW w:type="dxa" w:w="1234"/>
           </w:tcPr>
           <w:p>
             <w:r/>
@@ -3508,7 +3810,7 @@
       <w:tr>
         <w:tc>
           <w:tcPr>
-            <w:tcW w:type="dxa" w:w="1440"/>
+            <w:tcW w:type="dxa" w:w="1234"/>
           </w:tcPr>
           <w:p>
             <w:r/>
@@ -3522,7 +3824,7 @@
         </w:tc>
         <w:tc>
           <w:tcPr>
-            <w:tcW w:type="dxa" w:w="1440"/>
+            <w:tcW w:type="dxa" w:w="1234"/>
           </w:tcPr>
           <w:p>
             <w:r/>
@@ -3536,7 +3838,7 @@
         </w:tc>
         <w:tc>
           <w:tcPr>
-            <w:tcW w:type="dxa" w:w="1440"/>
+            <w:tcW w:type="dxa" w:w="1234"/>
           </w:tcPr>
           <w:p>
             <w:r/>
@@ -3550,7 +3852,7 @@
         </w:tc>
         <w:tc>
           <w:tcPr>
-            <w:tcW w:type="dxa" w:w="1440"/>
+            <w:tcW w:type="dxa" w:w="1234"/>
           </w:tcPr>
           <w:p>
             <w:r/>
@@ -3564,7 +3866,7 @@
         </w:tc>
         <w:tc>
           <w:tcPr>
-            <w:tcW w:type="dxa" w:w="1440"/>
+            <w:tcW w:type="dxa" w:w="1234"/>
           </w:tcPr>
           <w:p>
             <w:r/>
@@ -3578,7 +3880,21 @@
         </w:tc>
         <w:tc>
           <w:tcPr>
-            <w:tcW w:type="dxa" w:w="1440"/>
+            <w:tcW w:type="dxa" w:w="1234"/>
+          </w:tcPr>
+          <w:p>
+            <w:r/>
+            <w:r>
+              <w:rPr>
+                <w:sz w:val="18"/>
+              </w:rPr>
+              <w:t>Appropriate</w:t>
+            </w:r>
+          </w:p>
+        </w:tc>
+        <w:tc>
+          <w:tcPr>
+            <w:tcW w:type="dxa" w:w="1234"/>
           </w:tcPr>
           <w:p>
             <w:r/>
@@ -3594,7 +3910,7 @@
       <w:tr>
         <w:tc>
           <w:tcPr>
-            <w:tcW w:type="dxa" w:w="1440"/>
+            <w:tcW w:type="dxa" w:w="1234"/>
           </w:tcPr>
           <w:p>
             <w:r/>
@@ -3608,7 +3924,7 @@
         </w:tc>
         <w:tc>
           <w:tcPr>
-            <w:tcW w:type="dxa" w:w="1440"/>
+            <w:tcW w:type="dxa" w:w="1234"/>
           </w:tcPr>
           <w:p>
             <w:r/>
@@ -3622,7 +3938,7 @@
         </w:tc>
         <w:tc>
           <w:tcPr>
-            <w:tcW w:type="dxa" w:w="1440"/>
+            <w:tcW w:type="dxa" w:w="1234"/>
           </w:tcPr>
           <w:p>
             <w:r/>
@@ -3636,7 +3952,7 @@
         </w:tc>
         <w:tc>
           <w:tcPr>
-            <w:tcW w:type="dxa" w:w="1440"/>
+            <w:tcW w:type="dxa" w:w="1234"/>
           </w:tcPr>
           <w:p>
             <w:r/>
@@ -3650,7 +3966,7 @@
         </w:tc>
         <w:tc>
           <w:tcPr>
-            <w:tcW w:type="dxa" w:w="1440"/>
+            <w:tcW w:type="dxa" w:w="1234"/>
           </w:tcPr>
           <w:p>
             <w:r/>
@@ -3664,7 +3980,21 @@
         </w:tc>
         <w:tc>
           <w:tcPr>
-            <w:tcW w:type="dxa" w:w="1440"/>
+            <w:tcW w:type="dxa" w:w="1234"/>
+          </w:tcPr>
+          <w:p>
+            <w:r/>
+            <w:r>
+              <w:rPr>
+                <w:sz w:val="18"/>
+              </w:rPr>
+              <w:t>Appropriate</w:t>
+            </w:r>
+          </w:p>
+        </w:tc>
+        <w:tc>
+          <w:tcPr>
+            <w:tcW w:type="dxa" w:w="1234"/>
           </w:tcPr>
           <w:p>
             <w:r/>
@@ -3680,7 +4010,7 @@
       <w:tr>
         <w:tc>
           <w:tcPr>
-            <w:tcW w:type="dxa" w:w="1440"/>
+            <w:tcW w:type="dxa" w:w="1234"/>
           </w:tcPr>
           <w:p>
             <w:r/>
@@ -3694,7 +4024,7 @@
         </w:tc>
         <w:tc>
           <w:tcPr>
-            <w:tcW w:type="dxa" w:w="1440"/>
+            <w:tcW w:type="dxa" w:w="1234"/>
           </w:tcPr>
           <w:p>
             <w:r/>
@@ -3708,7 +4038,7 @@
         </w:tc>
         <w:tc>
           <w:tcPr>
-            <w:tcW w:type="dxa" w:w="1440"/>
+            <w:tcW w:type="dxa" w:w="1234"/>
           </w:tcPr>
           <w:p>
             <w:r/>
@@ -3722,7 +4052,7 @@
         </w:tc>
         <w:tc>
           <w:tcPr>
-            <w:tcW w:type="dxa" w:w="1440"/>
+            <w:tcW w:type="dxa" w:w="1234"/>
           </w:tcPr>
           <w:p>
             <w:r/>
@@ -3736,7 +4066,7 @@
         </w:tc>
         <w:tc>
           <w:tcPr>
-            <w:tcW w:type="dxa" w:w="1440"/>
+            <w:tcW w:type="dxa" w:w="1234"/>
           </w:tcPr>
           <w:p>
             <w:r/>
@@ -3750,7 +4080,21 @@
         </w:tc>
         <w:tc>
           <w:tcPr>
-            <w:tcW w:type="dxa" w:w="1440"/>
+            <w:tcW w:type="dxa" w:w="1234"/>
+          </w:tcPr>
+          <w:p>
+            <w:r/>
+            <w:r>
+              <w:rPr>
+                <w:sz w:val="18"/>
+              </w:rPr>
+              <w:t>Marginal</w:t>
+            </w:r>
+          </w:p>
+        </w:tc>
+        <w:tc>
+          <w:tcPr>
+            <w:tcW w:type="dxa" w:w="1234"/>
           </w:tcPr>
           <w:p>
             <w:r/>
@@ -3777,7 +4121,7 @@
         <w:rPr>
           <w:sz w:val="21"/>
         </w:rPr>
-        <w:t>Two patterns stand out. First, capital does not sort the ratings. Globe Life holds our same A on a Strong balance sheet and a 316% RBC ratio, carried by its size and franchise. Guarantee Trust Life holds an A above 800% RBC. ManhattanLife sits at B++ with more reported capital than several A- carriers. What sorts the ratings is earnings and franchise. Second, we are a deliberate outlier in two directions. We over-index on capital, holding one of only seven Strongest grades in the sample and an RBC ratio in the top quartile. And we under-index on earnings, with a five-year return on equity near the bottom of the whole group, held at Adequate where most A-rated peers are graded Strong. The typical A-rated carrier is the mirror image of us, a Very Strong balance sheet paired with Strong earnings. We have held our A with capital and a believable plan where others hold it with profits.</w:t>
+        <w:t>Two patterns stand out. First, capital does not sort the ratings. Globe Life holds our same A on a Strong balance sheet and a 316% RBC ratio, carried by its size and business profile. Guarantee Trust Life holds an A above 800% RBC. ManhattanLife sits at B++ with more reported capital than several A- carriers. What sorts the ratings is operating performance and business profile. Second, we stand out in two directions. We do very well on capital, holding one of only a handful of Strongest grades in the sample and an RBC ratio in the top quartile of the group. And we do poorly on return, with a five-year return on equity near the bottom of the whole group, held at Adequate where most A-rated peers are graded Strong. The typical A-rated carrier is the reverse of us, a Very Strong balance sheet paired with Strong operating performance. We have held our A with capital and a plan Best believes where others hold it with profits.</w:t>
       </w:r>
     </w:p>
     <w:p>
@@ -3841,7 +4185,7 @@
         <w:rPr>
           <w:sz w:val="21"/>
         </w:rPr>
-        <w:t>That comparison is also the warning. The capital we are about to draw down is the block we lean on hardest, and the earnings block we would fall back on is our weakest. The senior-market specialists that look most like us on the soft blocks, National Guardian, Funeral Directors, Homesteaders, GPM, ManhattanLife, cluster around A- and B++.</w:t>
+        <w:t>That comparison is also the warning. The block we are about to draw down, capital, is the one we lean on hardest, and the operating-performance block we would fall back on is our weakest. We do not have a clean twin in the peer set. The carriers that share our soft-block grades and cluster at A- and B++ are mostly pure preneed groups without our Medicare Supplement diversification, such as National Guardian, Funeral Directors, and Homesteaders, or carriers smaller than us, such as ManhattanLife and Government Personnel Mutual. We are a relatively unusual mix: a multi-line senior-market carrier with Medicare Supplement as the core line, at a scale most of those specialists do not have.</w:t>
       </w:r>
     </w:p>
     <w:p>
@@ -3855,6 +4199,17 @@
           <w:sz w:val="25"/>
         </w:rPr>
         <w:t>Part III.  What realistically moves us</w:t>
+      </w:r>
+    </w:p>
+    <w:p>
+      <w:pPr>
+        <w:spacing w:after="120"/>
+      </w:pPr>
+      <w:r>
+        <w:rPr>
+          <w:sz w:val="21"/>
+        </w:rPr>
+        <w:t>Of the four blocks, two can realistically move us: the balance sheet and operating performance. The other two, business profile and risk management, are slow to change and unlikely to move us in either direction. We take each in turn.</w:t>
       </w:r>
     </w:p>
     <w:p>
@@ -3878,7 +4233,7 @@
         <w:rPr>
           <w:sz w:val="21"/>
         </w:rPr>
-        <w:t>If the RBC and BCAR decline costs us the Strongest grade, the math is clean. Strongest opens us at A. A grade of Very Strong, one tier down, opens at A-. A grade of Strong, two tiers down, also opens at A- on its strong end. So a slip in the balance-sheet grade, by one tier or two, most likely costs us one letter, from A to A-, as long as the franchise stays Neutral and earnings stay at Adequate.</w:t>
+        <w:t>If the RBC and BCAR decline costs us the Strongest grade, the math is clean. Strongest opens us at A. A grade of Very Strong, one tier down, opens at A-. A grade of Strong, two tiers down, also opens at A- on its strong end. So a slip in the balance-sheet grade, by one tier or two, most likely costs us one letter, from A to A-, as long as business profile stays Neutral and operating performance stays at Adequate.</w:t>
       </w:r>
     </w:p>
     <w:p>
@@ -3889,7 +4244,7 @@
         <w:rPr>
           <w:sz w:val="21"/>
         </w:rPr>
-        <w:t>Real carriers show this is survivable at A-. Globe Life runs a Strong balance sheet and holds A on the strength of its franchise. American Southern, in the Atlantic American group, runs a Strong balance sheet at about 213% RBC, well below where our trough lands, with the same Neutral franchise we hold, and Best rates it A-. A weaker balance sheet does not, by itself, take a carrier below A-. To fall below A- on capital alone, the balance sheet would have to drop all the way to Adequate, which is far from where our plan goes.</w:t>
+        <w:t>Real carriers show A- is survivable on a weaker balance sheet. Globe Life runs a Strong balance sheet and holds an A on the strength of its business profile. American Southern, in the Atlantic American group, runs a Strong balance sheet at about 213% RBC, well below where our trough lands, with the same Neutral business profile we hold, and Best rates it A-. A weaker balance sheet does not, by itself, take a carrier below A-. To fall below A- on capital alone, the balance sheet would have to drop all the way to Adequate, which is far from where our plan goes.</w:t>
       </w:r>
     </w:p>
     <w:p>
@@ -3913,7 +4268,7 @@
         <w:rPr>
           <w:sz w:val="21"/>
         </w:rPr>
-        <w:t>The second lever is earnings, and Best is holding us at Adequate on a forecast: losses that crest and then ease as the Medicare Supplement block matures. As long as results track that forecast we stay at Adequate. If losses run well past it, the grade slips toward Marginal, and on its own that also costs us one letter, from A to A-, because our Strongest balance sheet cushions it.</w:t>
+        <w:t>The second lever is operating performance, and Best is holding us at Adequate on a forecast: losses that crest and then ease as the Medicare Supplement block matures. As long as results track that forecast we stay at Adequate. If losses run well past it, the grade slips toward Marginal, and on its own that also costs us one letter, from A to A-, because our Strongest balance sheet cushions it.</w:t>
       </w:r>
     </w:p>
     <w:p>
@@ -3966,7 +4321,7 @@
           <w:color w:val="5C6B78"/>
           <w:sz w:val="18"/>
         </w:rPr>
-        <w:t>Figure 4. Earnings by operating tier. We run losses yet are held at Adequate, a judgement about the plan rather than this year's number.</w:t>
+        <w:t>Figure 4. Operating performance by tier (five-year ROE). We run losses yet are held at Adequate, a judgement about the plan rather than this year's number.</w:t>
       </w:r>
     </w:p>
     <w:p>
@@ -3977,7 +4332,7 @@
         <w:rPr>
           <w:sz w:val="21"/>
         </w:rPr>
-        <w:t>Government Personnel Mutual shows what a Marginal grade looks like from a lower starting point. It runs a Very Strong balance sheet with Marginal earnings and is rated B++. Pekin has the very same grades and holds A-, because the committee gave it a one-notch lift. Same labels, different letters, which is a reminder that within each grade there is a range and the committee places carriers inside it.</w:t>
+        <w:t>Government Personnel Mutual shows what a Marginal grade looks like from a lower starting point. It runs a Very Strong balance sheet with Marginal operating performance and is rated B++. Pekin has the very same grades and holds A-, because the committee gave it a one-notch lift. Same labels, different letters, which is a reminder that within each grade there is a range and the committee places carriers inside it.</w:t>
       </w:r>
     </w:p>
     <w:p>
@@ -3988,7 +4343,7 @@
         <w:rPr>
           <w:sz w:val="21"/>
         </w:rPr>
-        <w:t>Two features make the earnings lever easier to live with. We usually get warning, because a downgrade from A is almost always preceded by a move from Stable to a Negative outlook, which tends to give a year or more of lead time, and our outlook is Stable today. And the move is reversible, because the grade follows a trend, so a return to profit can win the letter back. The single number to watch is the combined ratio. It reached 116% in 2025, and the whole story turns on it bending back toward 100%. Early 2026 results are the first real test of whether that bend is starting, and if it is, that is the clearest evidence we can put in front of Best that the plan is working.</w:t>
+        <w:t>Two features make this lever easier to live with. We usually get warning, because a downgrade from A is almost always preceded by a move from Stable to a Negative outlook, which tends to give a year or more of lead time, and our outlook is Stable today. And the move is reversible, because the grade follows a trend, so a return to profit can win the letter back. The single number to watch is the combined ratio. It reached 116% in 2025 and is running near 113% in 2026 to date, which would be the first improvement in the series and the clearest sign that the turn Best is counting on has begun.</w:t>
       </w:r>
     </w:p>
     <w:p>
@@ -4001,7 +4356,7 @@
           <w:color w:val="2E5A88"/>
           <w:sz w:val="27"/>
         </w:rPr>
-        <w:t>9.  The two levers together</w:t>
+        <w:t>9.  Lever three: business profile</w:t>
       </w:r>
     </w:p>
     <w:p>
@@ -4012,7 +4367,141 @@
         <w:rPr>
           <w:sz w:val="21"/>
         </w:rPr>
-        <w:t>The reason to take the balance-sheet lever seriously is what happens when both move at once. Each lever on its own costs one letter, to A-. Both together cost two, to B++. The math is direct: a Very Strong balance sheet with Marginal earnings opens at bbb+, which is B++. That is exactly GPM today.</w:t>
+        <w:t>Business profile is Best's read of our franchise: scale, market position, product and geographic diversification, distribution, and pricing. Best grades us Neutral, and it is the slowest of the four blocks to change. We earn Neutral on genuine breadth. We are multi-line across the senior market, with Medicare Supplement, preneed, ancillary health, and life, across more than 40 states and several distribution channels, which sits above the single-line specialists in the peer set, many of whom are graded Limited. Moving up to Favorable would take a real step change, either much greater scale or a genuine expansion beyond the senior market. Adding another senior-market line helps earnings and helps hold Neutral, but it does not lift the grade. The realistic expectation is that business profile stays Neutral, so it neither moves us up nor, on its own, moves us down.</w:t>
+      </w:r>
+    </w:p>
+    <w:p>
+      <w:pPr>
+        <w:spacing w:after="120"/>
+      </w:pPr>
+      <w:r>
+        <w:rPr>
+          <w:sz w:val="21"/>
+        </w:rPr>
+        <w:t>One question comes up often enough to address directly: does our Medicare Supplement state concentration threaten this grade. The honest answer is that it mostly does not. Best's business profile is driven by scale, position, and breadth, and geographic concentration rarely lowers a diversified carrier's grade on its own. HCSC writes Medicare Supplement in only a handful of states and is graded Favorable on the scale of its overall health franchise. Pekin Life is multi-line with Medicare Supplement in its book and operates in 22 states but heavily concentrated in Illinois, and it holds Neutral like us. Where our concentration would actually bite is operating performance: a regulatory, rate, or competitive shock to our top Medicare Supplement states would raise loss ratios and delay the turn the rating depends on. So the concentration is a reason the operating lever could slip more sharply, not a reason the business-profile grade would fall.</w:t>
+      </w:r>
+    </w:p>
+    <w:p>
+      <w:pPr>
+        <w:jc w:val="center"/>
+      </w:pPr>
+      <w:r>
+        <w:drawing>
+          <wp:inline xmlns:a="http://schemas.openxmlformats.org/drawingml/2006/main" xmlns:pic="http://schemas.openxmlformats.org/drawingml/2006/picture">
+            <wp:extent cx="5577840" cy="1792877"/>
+            <wp:docPr id="5" name="Picture 5"/>
+            <wp:cNvGraphicFramePr>
+              <a:graphicFrameLocks noChangeAspect="1"/>
+            </wp:cNvGraphicFramePr>
+            <a:graphic>
+              <a:graphicData uri="http://schemas.openxmlformats.org/drawingml/2006/picture">
+                <pic:pic>
+                  <pic:nvPicPr>
+                    <pic:cNvPr id="0" name="rp_msstress.png"/>
+                    <pic:cNvPicPr/>
+                  </pic:nvPicPr>
+                  <pic:blipFill>
+                    <a:blip r:embed="rId13"/>
+                    <a:stretch>
+                      <a:fillRect/>
+                    </a:stretch>
+                  </pic:blipFill>
+                  <pic:spPr>
+                    <a:xfrm>
+                      <a:off x="0" y="0"/>
+                      <a:ext cx="5577840" cy="1792877"/>
+                    </a:xfrm>
+                    <a:prstGeom prst="rect"/>
+                  </pic:spPr>
+                </pic:pic>
+              </a:graphicData>
+            </a:graphic>
+          </wp:inline>
+        </w:drawing>
+      </w:r>
+    </w:p>
+    <w:p>
+      <w:pPr>
+        <w:spacing w:after="200"/>
+        <w:jc w:val="center"/>
+      </w:pPr>
+      <w:r>
+        <w:rPr>
+          <w:i/>
+          <w:color w:val="5C6B78"/>
+          <w:sz w:val="18"/>
+        </w:rPr>
+        <w:t>Figure 5. A shock to our concentrated Medicare Supplement book would move us through operating performance, the block already in play, rather than through the business-profile grade.</w:t>
+      </w:r>
+    </w:p>
+    <w:p>
+      <w:pPr>
+        <w:spacing w:after="120"/>
+      </w:pPr>
+      <w:r>
+        <w:rPr>
+          <w:sz w:val="21"/>
+        </w:rPr>
+        <w:t>Pekin is the real-world template. Its concentration risk is Midwest property catastrophe, a different peril, but the shape is identical: a concentrated book, a shock in the form of severe storms, and a move to a Negative outlook in 2024 driven by earnings, since restored to Stable. The concentration acted through operating performance and the outlook, not through a business-profile downgrade.</w:t>
+      </w:r>
+    </w:p>
+    <w:p>
+      <w:pPr>
+        <w:spacing w:before="240" w:after="40"/>
+      </w:pPr>
+      <w:r>
+        <w:rPr>
+          <w:b/>
+          <w:color w:val="2E5A88"/>
+          <w:sz w:val="27"/>
+        </w:rPr>
+        <w:t>10.  Lever four: risk management</w:t>
+      </w:r>
+    </w:p>
+    <w:p>
+      <w:pPr>
+        <w:spacing w:after="120"/>
+      </w:pPr>
+      <w:r>
+        <w:rPr>
+          <w:sz w:val="21"/>
+        </w:rPr>
+        <w:t>Risk management is graded Appropriate, and it is effectively a fixed block for us. The grade rarely moves a rating, and the upside is essentially unavailable. In our sample of roughly 48 carriers, only three earned a grade above Appropriate, Aflac, Guardian, and New York Life, all far larger and more complex than we are. For a carrier of our size and profile the realistic outcome is Appropriate, with no notch up and, absent a real failure, no notch down.</w:t>
+      </w:r>
+    </w:p>
+    <w:p>
+      <w:pPr>
+        <w:spacing w:after="120"/>
+      </w:pPr>
+      <w:r>
+        <w:rPr>
+          <w:sz w:val="21"/>
+        </w:rPr>
+        <w:t>So risk management will not lift us and is unlikely to move us. The risk on this side is not the grade itself. It is letting a preventable problem, a bad reinsurance treaty, a reserve that proves short, an investment that goes wrong, grow into something that shows up in capital or operating performance, which are the blocks Best actually downgrades. The grade is the label on how well we avoid that. The job is to keep it Appropriate and to execute.</w:t>
+      </w:r>
+    </w:p>
+    <w:p>
+      <w:pPr>
+        <w:spacing w:before="240" w:after="40"/>
+      </w:pPr>
+      <w:r>
+        <w:rPr>
+          <w:b/>
+          <w:color w:val="2E5A88"/>
+          <w:sz w:val="27"/>
+        </w:rPr>
+        <w:t>11.  The two levers that move us, together</w:t>
+      </w:r>
+    </w:p>
+    <w:p>
+      <w:pPr>
+        <w:spacing w:after="120"/>
+      </w:pPr>
+      <w:r>
+        <w:rPr>
+          <w:sz w:val="21"/>
+        </w:rPr>
+        <w:t>That leaves the two blocks that can move us, capital and operating performance. Each on its own costs one letter, to A-. Both together cost two, to B++. The math is direct: a Very Strong balance sheet with Marginal operating performance opens at bbb+, which is B++. That is exactly GPM today.</w:t>
       </w:r>
     </w:p>
     <w:p>
@@ -4023,7 +4512,7 @@
         <w:drawing>
           <wp:inline xmlns:a="http://schemas.openxmlformats.org/drawingml/2006/main" xmlns:pic="http://schemas.openxmlformats.org/drawingml/2006/picture">
             <wp:extent cx="5577840" cy="2788920"/>
-            <wp:docPr id="5" name="Picture 5"/>
+            <wp:docPr id="6" name="Picture 6"/>
             <wp:cNvGraphicFramePr>
               <a:graphicFrameLocks noChangeAspect="1"/>
             </wp:cNvGraphicFramePr>
@@ -4035,7 +4524,7 @@
                     <pic:cNvPicPr/>
                   </pic:nvPicPr>
                   <pic:blipFill>
-                    <a:blip r:embed="rId13"/>
+                    <a:blip r:embed="rId14"/>
                     <a:stretch>
                       <a:fillRect/>
                     </a:stretch>
@@ -4065,7 +4554,7 @@
           <w:color w:val="5C6B78"/>
           <w:sz w:val="18"/>
         </w:rPr>
-        <w:t>Figure 5. Each lever on its own costs one letter. B++ takes both at the same time.</w:t>
+        <w:t>Figure 6. Each lever on its own costs one letter. B++ takes both at the same time.</w:t>
       </w:r>
     </w:p>
     <w:p>
@@ -4076,7 +4565,7 @@
         <w:rPr>
           <w:sz w:val="21"/>
         </w:rPr>
-        <w:t>What makes this more than a remote tail for us is timing. The plan draws capital down to its trough around 2028, which is the same window in which the earnings story is most under test, before Medicare Supplement earnings are projected to turn positive in 2029. In other words, the plan stresses both levers in the same two years. We are also starting from the bottom of Adequate on earnings, so the earnings block has little room to absorb a capital slip. None of this makes B++ likely, and the warning signs and reversibility still apply, but it does mean the both-slip case is a real scenario to plan around rather than a corner we can dismiss. The table below is our own judgement for discussion, not model output.</w:t>
+        <w:t>The two are stressed in the same window. The plan draws capital to its trough around 2029, which is also when the operating turn is most under test, before Medicare Supplement operating performance is projected to turn positive in 2029. We also start from the bottom of Adequate on operating performance, so that block has little room to absorb a capital slip at the same time. The warning signs and the reversibility still apply, so this is a scenario to plan around rather than a base case. The table below is our own rough judgement for discussion, not model output.</w:t>
       </w:r>
     </w:p>
     <w:tbl>
@@ -4183,7 +4672,7 @@
               <w:rPr>
                 <w:sz w:val="18"/>
               </w:rPr>
-              <w:t>Capital and earnings track the plan, we stay A and Stable through 2030.</w:t>
+              <w:t>Capital and operating performance track the plan, we stay A and Stable through 2030.</w:t>
             </w:r>
           </w:p>
         </w:tc>
@@ -4227,7 +4716,7 @@
               <w:rPr>
                 <w:sz w:val="18"/>
               </w:rPr>
-              <w:t>Outlook goes Negative around 2027 or 2028, then back to Stable by 2030 as earnings turn and capital rebuilds.</w:t>
+              <w:t>Outlook goes Negative around 2028 or 2029, then back to Stable as operating performance turns and capital rebuilds.</w:t>
             </w:r>
           </w:p>
         </w:tc>
@@ -4271,7 +4760,7 @@
               <w:rPr>
                 <w:sz w:val="18"/>
               </w:rPr>
-              <w:t>The balance-sheet grade slips at the trough, or the earnings turn comes late. Recoverable as results improve.</w:t>
+              <w:t>The balance-sheet grade slips at the trough, or the operating turn comes late. Recoverable as results improve.</w:t>
             </w:r>
           </w:p>
         </w:tc>
@@ -4315,7 +4804,7 @@
               <w:rPr>
                 <w:sz w:val="18"/>
               </w:rPr>
-              <w:t>Capital and earnings slip together near the trough. The real tail, and the one this paper is about.</w:t>
+              <w:t>Capital and operating performance slip together near the trough. The tail this paper is about.</w:t>
             </w:r>
           </w:p>
         </w:tc>
@@ -4336,117 +4825,7 @@
           <w:color w:val="2E5A88"/>
           <w:sz w:val="27"/>
         </w:rPr>
-        <w:t>10.  Medicare Supplement concentration, an earnings risk more than a franchise one</w:t>
-      </w:r>
-    </w:p>
-    <w:p>
-      <w:pPr>
-        <w:spacing w:after="120"/>
-      </w:pPr>
-      <w:r>
-        <w:rPr>
-          <w:sz w:val="21"/>
-        </w:rPr>
-        <w:t>Medicare Supplement is our largest line, and our sales are concentrated in our top states. The natural worry is that this concentration threatens our franchise grade. It is worth being precise about how it would actually hurt us, because the intuition points at the wrong block.</w:t>
-      </w:r>
-    </w:p>
-    <w:p>
-      <w:pPr>
-        <w:spacing w:after="120"/>
-      </w:pPr>
-      <w:r>
-        <w:rPr>
-          <w:sz w:val="21"/>
-        </w:rPr>
-        <w:t>AM Best's business-profile grade is driven mostly by scale, market position, and product breadth, and pure geographic concentration rarely lowers a diversified carrier's grade on its own. The peers prove it. HCSC writes Medicare Supplement in only a handful of states and is assessed Favorable, carried by the scale of its overall health franchise. Pekin Life is a close match to us, multi-line with Medicare Supplement in its book and operating in 22 states but heavily concentrated in Illinois, and it holds Neutral, the same grade we do. Our own franchise is broader than either the small specialists or a single-state carrier, with multiple senior-market lines, more than 40 states, and several distribution channels. State concentration in one line is unlikely to move that grade.</w:t>
-      </w:r>
-    </w:p>
-    <w:p>
-      <w:pPr>
-        <w:spacing w:after="120"/>
-      </w:pPr>
-      <w:r>
-        <w:rPr>
-          <w:sz w:val="21"/>
-        </w:rPr>
-        <w:t>Where the concentration would bite is earnings. A regulatory change, a wave of rate pressure, or a competitive move aimed at our top Medicare Supplement states would raise loss ratios and delay or reverse the very turn the whole rating depends on. That lands on operating performance, the block that is already most in play and the one that realistically moves us. The concentration is dangerous because it makes an earnings slip both more likely and deeper, not because it lowers our franchise grade. And if that earnings slip arrives near the capital trough, it is exactly the both-levers case from the previous section.</w:t>
-      </w:r>
-    </w:p>
-    <w:p>
-      <w:pPr>
-        <w:jc w:val="center"/>
-      </w:pPr>
-      <w:r>
-        <w:drawing>
-          <wp:inline xmlns:a="http://schemas.openxmlformats.org/drawingml/2006/main" xmlns:pic="http://schemas.openxmlformats.org/drawingml/2006/picture">
-            <wp:extent cx="5577840" cy="1792877"/>
-            <wp:docPr id="6" name="Picture 6"/>
-            <wp:cNvGraphicFramePr>
-              <a:graphicFrameLocks noChangeAspect="1"/>
-            </wp:cNvGraphicFramePr>
-            <a:graphic>
-              <a:graphicData uri="http://schemas.openxmlformats.org/drawingml/2006/picture">
-                <pic:pic>
-                  <pic:nvPicPr>
-                    <pic:cNvPr id="0" name="rp_msstress.png"/>
-                    <pic:cNvPicPr/>
-                  </pic:nvPicPr>
-                  <pic:blipFill>
-                    <a:blip r:embed="rId14"/>
-                    <a:stretch>
-                      <a:fillRect/>
-                    </a:stretch>
-                  </pic:blipFill>
-                  <pic:spPr>
-                    <a:xfrm>
-                      <a:off x="0" y="0"/>
-                      <a:ext cx="5577840" cy="1792877"/>
-                    </a:xfrm>
-                    <a:prstGeom prst="rect"/>
-                  </pic:spPr>
-                </pic:pic>
-              </a:graphicData>
-            </a:graphic>
-          </wp:inline>
-        </w:drawing>
-      </w:r>
-    </w:p>
-    <w:p>
-      <w:pPr>
-        <w:spacing w:after="200"/>
-        <w:jc w:val="center"/>
-      </w:pPr>
-      <w:r>
-        <w:rPr>
-          <w:i/>
-          <w:color w:val="5C6B78"/>
-          <w:sz w:val="18"/>
-        </w:rPr>
-        <w:t>Figure 6. Med Supp concentration would move us through earnings, the block already in play, rather than through the franchise grade.</w:t>
-      </w:r>
-    </w:p>
-    <w:p>
-      <w:pPr>
-        <w:spacing w:after="120"/>
-      </w:pPr>
-      <w:r>
-        <w:rPr>
-          <w:sz w:val="21"/>
-        </w:rPr>
-        <w:t>Pekin is the real-world template, through the right channel. Its concentration risk is property catastrophe in the Midwest, a different peril, but the shape is identical: a concentrated book, a shock in the form of severe storms, and the result was a move to a Negative outlook in 2024 driven by earnings pressure, since restored to Stable. The geographic concentration acted through earnings and the outlook, not through a franchise downgrade. For us the concentrated book is Medicare Supplement and the shock would be regulatory, rate, or competitive, but the mechanism is the same, which is why we watch this as an operating-performance risk.</w:t>
-      </w:r>
-    </w:p>
-    <w:p>
-      <w:pPr>
-        <w:spacing w:before="240" w:after="40"/>
-      </w:pPr>
-      <w:r>
-        <w:rPr>
-          <w:b/>
-          <w:color w:val="2E5A88"/>
-          <w:sz w:val="27"/>
-        </w:rPr>
-        <w:t>11.  What we watch, and what is in our control</w:t>
+        <w:t>12.  What we watch, and what is in our control</w:t>
       </w:r>
     </w:p>
     <w:p>
@@ -4457,7 +4836,7 @@
         <w:rPr>
           <w:sz w:val="21"/>
         </w:rPr>
-        <w:t>The BCAR trajectory, because BCAR and not the RBC ratio sets the balance-sheet grade. If BCAR holds well above 25% through the trough, the Strongest grade is more likely to survive the RBC decline.</w:t>
+        <w:t>The BCAR trajectory, because BCAR, not the RBC ratio, is the main input to the balance-sheet grade. The 2026 Best report will be especially telling: it will carry substantial losses and the new surplus note, which is lower-quality capital, so it gives us the first real read on what the trough does to BCAR and to the overall balance-sheet grade.</w:t>
       </w:r>
     </w:p>
     <w:p>
@@ -4468,7 +4847,7 @@
         <w:rPr>
           <w:sz w:val="21"/>
         </w:rPr>
-        <w:t>The combined ratio, the single clearest sign of whether the earnings turn is arriving. A turn in 2026 is the best evidence we can give Best.</w:t>
+        <w:t>The combined ratio, the clearest sign of whether the operating turn is arriving. The move from 116% in 2025 toward 113% in 2026 is the first evidence we can show Best that the turn has begun.</w:t>
       </w:r>
     </w:p>
     <w:p>
@@ -4479,7 +4858,18 @@
         <w:rPr>
           <w:sz w:val="21"/>
         </w:rPr>
-        <w:t>Capital actions and their effect on the grade. The surplus note we are working toward raises capital and helps both the RBC ratio and BCAR, and Best treats access to it as a sign of financial flexibility. The trade-off is that a surplus note is slightly lower-quality capital than retained earnings and carries an interest cost, so it gives a small offset on quality. We also have no debt outstanding, FHLB Des Moines capacity, and reinsurance options, all of which Best already counts toward the balance sheet.</w:t>
+        <w:t>Whether Best still believes the plan. Best's judgement that our growth turns to profit is what holds operating performance at Adequate today. That judgement is doing real work, and the more our results visibly track the plan we showed them, the more likely Best keeps it and the rating.</w:t>
+      </w:r>
+    </w:p>
+    <w:p>
+      <w:pPr>
+        <w:pStyle w:val="ListBullet"/>
+      </w:pPr>
+      <w:r>
+        <w:rPr>
+          <w:sz w:val="21"/>
+        </w:rPr>
+        <w:t>Capital actions and their effect on the grade. The surplus note raises capital and helps both the RBC ratio and BCAR, and Best treats access to it as financial flexibility. The trade-off is that it is slightly lower-quality capital than retained earnings and carries interest, a small offset on quality. We also have no debt outstanding, FHLB Des Moines capacity, and reinsurance options, all of which Best already counts toward the balance sheet.</w:t>
       </w:r>
     </w:p>
     <w:p>
@@ -4514,7 +4904,7 @@
         <w:rPr>
           <w:sz w:val="21"/>
         </w:rPr>
-        <w:t>The rating is built from four blocks, and capital sets the floor under the other three. We hold the top balance-sheet grade today, but our plan draws capital down toward a trough near 400% RBC around 2028, and that decline could pressure the grade. BCAR, the measure Best actually uses, has more room than the RBC ratio shows and may hold the grade, but a slip from Strongest to Very Strong is a real possibility we should plan around.</w:t>
+        <w:t>The rating is built from four blocks, and capital sets the floor under the other three. We hold the top balance-sheet grade today, but our plan draws capital down toward a trough near 400% RBC around 2029, and that decline could pressure the grade. Best has said it expects us to stay Strongest, and BCAR, the measure that drives the grade, has more room than the RBC ratio shows, so the grade may hold. Even so, a slip from Strongest to Very Strong is a real possibility we should plan around.</w:t>
       </w:r>
     </w:p>
     <w:p>
@@ -4525,7 +4915,7 @@
         <w:rPr>
           <w:sz w:val="21"/>
         </w:rPr>
-        <w:t>Two levers can move us, and each on its own costs one letter, to A-. A capital slip takes us to A-, and a Strong balance sheet at A- is survivable, as Globe Life and American Southern show. An earnings slip takes us to A- as well, and that move comes with warning and is reversible. The case that takes us to B++ is both levers slipping together, and the reason it is worth real attention is timing, because the plan stresses capital and earnings in the same two years, with earnings already at the bottom of Adequate. Our Medicare Supplement state concentration is best understood as part of that earnings risk. It would not lower our franchise grade, but it makes an earnings slip more likely and deeper, which is the slip that costs us a letter and, near the capital trough, the one that could reach B++. The things in our control are the combined-ratio turn, the BCAR trajectory, disciplined capital actions, and reading the outlook as the early signal it is.</w:t>
+        <w:t>Two of the four blocks can realistically move us, capital and operating performance. Each on its own costs one letter, to A-. A balance-sheet slip lands us at A-, which is survivable on a weaker balance sheet, as Globe Life and American Southern show. An operating slip lands us at A- as well, and that move comes with warning and is reversible. The case that reaches B++ is both blocks slipping at once, and the plan draws capital to its trough in the same window the operating turn is most under test, with operating performance already at the bottom of Adequate. Business profile stays Neutral and risk management stays Appropriate, so neither lifts us nor, on its own, moves us down. The things in our control are showing Best the operating turn through the combined ratio, watching the BCAR trajectory, managing capital actions, keeping Best's confidence in the plan, and reading the outlook as the early signal it is.</w:t>
       </w:r>
     </w:p>
     <w:p>

--- a/output/whitepaper/Wellabe_AMBest_Rating.docx
+++ b/output/whitepaper/Wellabe_AMBest_Rating.docx
@@ -102,7 +102,7 @@
         <w:rPr>
           <w:sz w:val="21"/>
         </w:rPr>
-        <w:t>Because of that, the rating matters to us in specific places. It matters in preneed, where funeral-home programs place obligations that run for decades and prefer strong, stable carriers. It matters in reinsurance, where our counterparties price our rating into the business we assume and cede. It matters when we raise capital, including the surplus note we are working toward, where the rating affects whether we can place it and at what cost. In our agent Medicare Supplement and supplemental-health channels it matters less, because the product is standardized and backed by state guaranty funds, so agents place business on price, commission, and service more than on the letter.</w:t>
+        <w:t>Because of that, the rating matters most where our distribution is rating-sensitive: preneed, reinsurance, and raising capital, including the surplus note we are working toward. In our agent Medicare Supplement and supplemental-health channels it matters much less, because the product is standardized and guaranty-backed, so agents place business on price, commission, and service more than on the letter. The next section puts real examples behind that.</w:t>
       </w:r>
     </w:p>
     <w:p>
@@ -115,7 +115,75 @@
           <w:color w:val="2E5A88"/>
           <w:sz w:val="27"/>
         </w:rPr>
-        <w:t>2.  How AM Best builds the letter</w:t>
+        <w:t>2.  What a rating change actually does to the business</w:t>
+      </w:r>
+    </w:p>
+    <w:p>
+      <w:pPr>
+        <w:spacing w:after="120"/>
+      </w:pPr>
+      <w:r>
+        <w:rPr>
+          <w:sz w:val="21"/>
+        </w:rPr>
+        <w:t>Before the mechanics, it helps to know what a notch is worth in the real world, because the answer is not the same for every carrier. The impact of a move depends almost entirely on how rating-sensitive your distribution is. In advisor-sold annuities, bank and broker-dealer channels, and institutional and reinsurance relationships, the letter is close to a gate. In guaranty-backed, agent-sold Medicare Supplement, it is much closer to a formality.</w:t>
+      </w:r>
+    </w:p>
+    <w:p>
+      <w:pPr>
+        <w:spacing w:after="120"/>
+      </w:pPr>
+      <w:r>
+        <w:rPr>
+          <w:sz w:val="21"/>
+        </w:rPr>
+        <w:t>The clearest cautionary case is Genworth. A little over a decade ago it carried A-range ratings. A series of downgrades tied to long-term care losses pushed its main life carriers down to the B and C++ range. In its own public filings Genworth spelled out the mechanism: a downgrade could reduce new sales, damage relationships with the intermediaries who actually place the business, and increase policy surrenders and withdrawals. In the end it stopped selling long-term care and life through those companies and put the block into runoff. That is the full chain, from a lower letter to lost distribution to weaker persistency, in one company.</w:t>
+      </w:r>
+    </w:p>
+    <w:p>
+      <w:pPr>
+        <w:spacing w:after="120"/>
+      </w:pPr>
+      <w:r>
+        <w:rPr>
+          <w:sz w:val="21"/>
+        </w:rPr>
+        <w:t>The A- line is the one that matters most, and it is largely a distribution rule rather than a solvency one. In advisor and annuity channels the common guidance is to place business only with carriers rated A- or better, so a drop below A- quietly removes a carrier from many shelves even though it can still pay every claim. That is why we treat A- as the line to defend.</w:t>
+      </w:r>
+    </w:p>
+    <w:p>
+      <w:pPr>
+        <w:spacing w:after="120"/>
+      </w:pPr>
+      <w:r>
+        <w:rPr>
+          <w:sz w:val="21"/>
+        </w:rPr>
+        <w:t>For our channels specifically, the impact is more muted, and the peers show it. ManhattanLife sells Medicare Supplement and supplemental health in the same independent-agent channels we use at a B++ rating, and its Western United arm does so at B+. Both compete actively below A-, because in guaranty-backed senior health the agent places business on price, commission, underwriting speed, and service more than on the letter. So an A- outcome for us would be uncomfortable but not damaging across most of our book. Where a drop below A- would actually cost us is narrower and real: preneed, where funeral-home programs prefer strong, stable carriers for decades-long obligations; reinsurance, where counterparties price our rating into terms; and capital raising, including the surplus note. Upgrades work in reverse but more gently. They mostly restore shelf access and give the marketing and reinsurance teams a better number to lead with, rather than producing a sales jump on their own.</w:t>
+      </w:r>
+    </w:p>
+    <w:p>
+      <w:pPr>
+        <w:spacing w:after="120"/>
+      </w:pPr>
+      <w:r>
+        <w:rPr>
+          <w:sz w:val="21"/>
+        </w:rPr>
+        <w:t>One honest limit. Carriers rarely publish clean figures tying a single notch to sales, net promoter scores, or persistency, so most of this is directional rather than precise. The documented effects are on new-business and distribution access, and, at severe multi-notch downgrades, on surrenders. The takeaway for us is calibration, not alarm: an A- would be manageable in our channels, and the real damage begins below A-, concentrated in preneed, reinsurance, and capital raising.</w:t>
+      </w:r>
+    </w:p>
+    <w:p>
+      <w:pPr>
+        <w:spacing w:before="240" w:after="40"/>
+      </w:pPr>
+      <w:r>
+        <w:rPr>
+          <w:b/>
+          <w:color w:val="2E5A88"/>
+          <w:sz w:val="27"/>
+        </w:rPr>
+        <w:t>3.  How AM Best builds the letter</w:t>
       </w:r>
     </w:p>
     <w:p>
@@ -631,7 +699,7 @@
           <w:color w:val="2E5A88"/>
           <w:sz w:val="27"/>
         </w:rPr>
-        <w:t>3.  The two capital yardsticks: RBC and BCAR</w:t>
+        <w:t>4.  The two capital yardsticks: RBC and BCAR</w:t>
       </w:r>
     </w:p>
     <w:p>
@@ -948,7 +1016,7 @@
           <w:color w:val="2E5A88"/>
           <w:sz w:val="27"/>
         </w:rPr>
-        <w:t>4.  Our rating today, and how we got to A</w:t>
+        <w:t>5.  Our rating today, and how we got to A</w:t>
       </w:r>
     </w:p>
     <w:p>
@@ -970,7 +1038,7 @@
         <w:rPr>
           <w:sz w:val="21"/>
         </w:rPr>
-        <w:t>The thing shaping everything else is our recent operating performance. We have run losses for three straight years, and the losses have grown each year. Our accident-and-health combined ratio climbed every year through 2025, and surplus has come down since 2021.</w:t>
+        <w:t>The thing shaping everything else is our recent operating performance. We have run losses for three straight years, and the losses have grown each year. Our accident-and-health combined ratio, which is claims plus expenses as a percent of premium (so anything above 100% means the block pays out more than it takes in), climbed every year through 2025, and surplus has come down since 2021.</w:t>
       </w:r>
     </w:p>
     <w:tbl>
@@ -1472,7 +1540,7 @@
           <w:color w:val="2E5A88"/>
           <w:sz w:val="27"/>
         </w:rPr>
-        <w:t>5.  Our capital, and where the plan takes it</w:t>
+        <w:t>6.  Our capital, and where the plan takes it</w:t>
       </w:r>
     </w:p>
     <w:p>
@@ -1622,7 +1690,7 @@
         <w:rPr>
           <w:sz w:val="21"/>
         </w:rPr>
-        <w:t>So the real question is straightforward. Does our balance-sheet grade stay Strongest through the trough, or does it slip to Very Strong. The evidence cuts both ways, and we should hold both halves. On one side, the RBC ratio at the trough lands in Very Strong territory on the peer read, which argues for a lower grade. On the other side, Best itself has said in its rating drivers that it expects us to maintain the Strongest assessment, and BCAR, the measure that drives the grade, has much more room than the RBC ratio suggests, so it may still compute Strongest at a 400% RBC level. It is also worth remembering that BCAR alone does not set the balance-sheet grade. Best weighs asset quality, reserve adequacy, financial flexibility, and the holding-company structure alongside it, so the grade is a broader judgement than any single capital number. We will not know where it lands until Best re-runs the analysis each year on our actual balance sheet. The prudent planning assumption is that a slip from Strongest to Very Strong is a real possibility at the trough, more so if asset risk keeps drifting up at the same time, which is a balance-sheet-quality factor Best watches and worth confirming against the current report.</w:t>
+        <w:t>So the real question is straightforward. Does our balance-sheet grade stay Strongest through the trough, or does it slip to Very Strong. The evidence cuts both ways, and we should hold both halves. On one side, the RBC ratio at the trough lands in Very Strong territory on the peer read, which argues for a lower grade. On the other side, Best itself has said, in its outlook, that it expects us to maintain the Strongest assessment, and BCAR, the measure that drives the grade, has much more room than the RBC ratio suggests, so it may still compute Strongest at a 400% RBC level. It is also worth remembering that BCAR alone does not set the balance-sheet grade. Best weighs asset quality, reserve adequacy, financial flexibility, and the holding-company structure alongside it, so the grade is a broader judgement than any single capital number. We will not know where it lands until Best re-runs the analysis each year on our actual balance sheet. The prudent planning assumption is that a slip from Strongest to Very Strong is a real possibility at the trough, more so if asset risk drifts up. Best's own report notes that our invested assets are mainly investment-grade fixed income but carry a high allocation to NAIC class 2 bonds, with modest exposure to equities and mortgage loans, which is the balance-sheet-quality factor to keep an eye on.</w:t>
       </w:r>
     </w:p>
     <w:p>
@@ -1635,7 +1703,7 @@
           <w:color w:val="2E5A88"/>
           <w:sz w:val="27"/>
         </w:rPr>
-        <w:t>6.  How we compare to peers</w:t>
+        <w:t>7.  How we compare to peers</w:t>
       </w:r>
     </w:p>
     <w:p>
@@ -4121,7 +4189,7 @@
         <w:rPr>
           <w:sz w:val="21"/>
         </w:rPr>
-        <w:t>Two patterns stand out. First, capital does not sort the ratings. Globe Life holds our same A on a Strong balance sheet and a 316% RBC ratio, carried by its size and business profile. Guarantee Trust Life holds an A above 800% RBC. ManhattanLife sits at B++ with more reported capital than several A- carriers. What sorts the ratings is operating performance and business profile. Second, we stand out in two directions. We do very well on capital, holding one of only a handful of Strongest grades in the sample and an RBC ratio in the top quartile of the group. And we do poorly on return, with a five-year return on equity near the bottom of the whole group, held at Adequate where most A-rated peers are graded Strong. The typical A-rated carrier is the reverse of us, a Very Strong balance sheet paired with Strong operating performance. We have held our A with capital and a plan Best believes where others hold it with profits.</w:t>
+        <w:t>Two patterns stand out. First, capital does not sort the ratings. Globe Life holds our same A on a Strong balance sheet and a 316% RBC ratio, carried by its size and business profile. Guarantee Trust Life holds an A above 800% RBC. ManhattanLife sits at B++ with more reported capital than several A- carriers. What sorts the ratings is operating performance and business profile. Second, we stand out in two directions. We do very well on capital, holding one of only a handful of Strongest grades in the sample and an RBC ratio in the top quartile of the group. And we do poorly on return, with a five-year return on equity (net income across the whole business measured against surplus, not an investment return) near the bottom of the whole group, held at Adequate where most A-rated peers are graded Strong. The typical A-rated carrier is the reverse of us, a Very Strong balance sheet paired with Strong operating performance. We have held our A with capital and a plan Best believes where others hold it with profits.</w:t>
       </w:r>
     </w:p>
     <w:p>
@@ -4222,7 +4290,7 @@
           <w:color w:val="2E5A88"/>
           <w:sz w:val="27"/>
         </w:rPr>
-        <w:t>7.  Lever one: the balance sheet</w:t>
+        <w:t>8.  Lever one: the balance sheet</w:t>
       </w:r>
     </w:p>
     <w:p>
@@ -4257,7 +4325,7 @@
           <w:color w:val="2E5A88"/>
           <w:sz w:val="27"/>
         </w:rPr>
-        <w:t>8.  Lever two: operating performance</w:t>
+        <w:t>9.  Lever two: operating performance</w:t>
       </w:r>
     </w:p>
     <w:p>
@@ -4356,7 +4424,7 @@
           <w:color w:val="2E5A88"/>
           <w:sz w:val="27"/>
         </w:rPr>
-        <w:t>9.  Lever three: business profile</w:t>
+        <w:t>10.  Lever three: business profile</w:t>
       </w:r>
     </w:p>
     <w:p>
@@ -4455,7 +4523,7 @@
           <w:color w:val="2E5A88"/>
           <w:sz w:val="27"/>
         </w:rPr>
-        <w:t>10.  Lever four: risk management</w:t>
+        <w:t>11.  Lever four: risk management</w:t>
       </w:r>
     </w:p>
     <w:p>
@@ -4490,7 +4558,7 @@
           <w:color w:val="2E5A88"/>
           <w:sz w:val="27"/>
         </w:rPr>
-        <w:t>11.  The two levers that move us, together</w:t>
+        <w:t>12.  The two levers that move us, together</w:t>
       </w:r>
     </w:p>
     <w:p>
@@ -4825,7 +4893,7 @@
           <w:color w:val="2E5A88"/>
           <w:sz w:val="27"/>
         </w:rPr>
-        <w:t>12.  What we watch, and what is in our control</w:t>
+        <w:t>13.  What we watch, and what is in our control</w:t>
       </w:r>
     </w:p>
     <w:p>

--- a/output/whitepaper/Wellabe_AMBest_Rating.docx
+++ b/output/whitepaper/Wellabe_AMBest_Rating.docx
@@ -102,7 +102,7 @@
         <w:rPr>
           <w:sz w:val="21"/>
         </w:rPr>
-        <w:t>Because of that, the rating matters most where our distribution is rating-sensitive: preneed, reinsurance, and raising capital, including the surplus note we are working toward. In our agent Medicare Supplement and supplemental-health channels it matters much less, because the product is standardized and guaranty-backed, so agents place business on price, commission, and service more than on the letter. The next section puts real examples behind that.</w:t>
+        <w:t>Because of that, the rating matters most where our distribution is rating-sensitive: preneed, reinsurance, and raising capital, including the surplus note we are working toward. In our agent Medicare Supplement and supplemental-health channels it matters much less, because the product is standardized and guaranty-backed, so agents place business on price, commission, and service more than on the letter.</w:t>
       </w:r>
     </w:p>
     <w:p>
@@ -115,75 +115,7 @@
           <w:color w:val="2E5A88"/>
           <w:sz w:val="27"/>
         </w:rPr>
-        <w:t>2.  What a rating change actually does to the business</w:t>
-      </w:r>
-    </w:p>
-    <w:p>
-      <w:pPr>
-        <w:spacing w:after="120"/>
-      </w:pPr>
-      <w:r>
-        <w:rPr>
-          <w:sz w:val="21"/>
-        </w:rPr>
-        <w:t>Before the mechanics, it helps to know what a notch is worth in the real world, because the answer is not the same for every carrier. The impact of a move depends almost entirely on how rating-sensitive your distribution is. In advisor-sold annuities, bank and broker-dealer channels, and institutional and reinsurance relationships, the letter is close to a gate. In guaranty-backed, agent-sold Medicare Supplement, it is much closer to a formality.</w:t>
-      </w:r>
-    </w:p>
-    <w:p>
-      <w:pPr>
-        <w:spacing w:after="120"/>
-      </w:pPr>
-      <w:r>
-        <w:rPr>
-          <w:sz w:val="21"/>
-        </w:rPr>
-        <w:t>The clearest cautionary case is Genworth. A little over a decade ago it carried A-range ratings. A series of downgrades tied to long-term care losses pushed its main life carriers down to the B and C++ range. In its own public filings Genworth spelled out the mechanism: a downgrade could reduce new sales, damage relationships with the intermediaries who actually place the business, and increase policy surrenders and withdrawals. In the end it stopped selling long-term care and life through those companies and put the block into runoff. That is the full chain, from a lower letter to lost distribution to weaker persistency, in one company.</w:t>
-      </w:r>
-    </w:p>
-    <w:p>
-      <w:pPr>
-        <w:spacing w:after="120"/>
-      </w:pPr>
-      <w:r>
-        <w:rPr>
-          <w:sz w:val="21"/>
-        </w:rPr>
-        <w:t>The A- line is the one that matters most, and it is largely a distribution rule rather than a solvency one. In advisor and annuity channels the common guidance is to place business only with carriers rated A- or better, so a drop below A- quietly removes a carrier from many shelves even though it can still pay every claim. That is why we treat A- as the line to defend.</w:t>
-      </w:r>
-    </w:p>
-    <w:p>
-      <w:pPr>
-        <w:spacing w:after="120"/>
-      </w:pPr>
-      <w:r>
-        <w:rPr>
-          <w:sz w:val="21"/>
-        </w:rPr>
-        <w:t>For our channels specifically, the impact is more muted, and the peers show it. ManhattanLife sells Medicare Supplement and supplemental health in the same independent-agent channels we use at a B++ rating, and its Western United arm does so at B+. Both compete actively below A-, because in guaranty-backed senior health the agent places business on price, commission, underwriting speed, and service more than on the letter. So an A- outcome for us would be uncomfortable but not damaging across most of our book. Where a drop below A- would actually cost us is narrower and real: preneed, where funeral-home programs prefer strong, stable carriers for decades-long obligations; reinsurance, where counterparties price our rating into terms; and capital raising, including the surplus note. Upgrades work in reverse but more gently. They mostly restore shelf access and give the marketing and reinsurance teams a better number to lead with, rather than producing a sales jump on their own.</w:t>
-      </w:r>
-    </w:p>
-    <w:p>
-      <w:pPr>
-        <w:spacing w:after="120"/>
-      </w:pPr>
-      <w:r>
-        <w:rPr>
-          <w:sz w:val="21"/>
-        </w:rPr>
-        <w:t>One honest limit. Carriers rarely publish clean figures tying a single notch to sales, net promoter scores, or persistency, so most of this is directional rather than precise. The documented effects are on new-business and distribution access, and, at severe multi-notch downgrades, on surrenders. The takeaway for us is calibration, not alarm: an A- would be manageable in our channels, and the real damage begins below A-, concentrated in preneed, reinsurance, and capital raising.</w:t>
-      </w:r>
-    </w:p>
-    <w:p>
-      <w:pPr>
-        <w:spacing w:before="240" w:after="40"/>
-      </w:pPr>
-      <w:r>
-        <w:rPr>
-          <w:b/>
-          <w:color w:val="2E5A88"/>
-          <w:sz w:val="27"/>
-        </w:rPr>
-        <w:t>3.  How AM Best builds the letter</w:t>
+        <w:t>2.  How AM Best builds the letter</w:t>
       </w:r>
     </w:p>
     <w:p>
@@ -699,7 +631,7 @@
           <w:color w:val="2E5A88"/>
           <w:sz w:val="27"/>
         </w:rPr>
-        <w:t>4.  The two capital yardsticks: RBC and BCAR</w:t>
+        <w:t>3.  The two capital yardsticks: RBC and BCAR</w:t>
       </w:r>
     </w:p>
     <w:p>
@@ -1016,7 +948,7 @@
           <w:color w:val="2E5A88"/>
           <w:sz w:val="27"/>
         </w:rPr>
-        <w:t>5.  Our rating today, and how we got to A</w:t>
+        <w:t>4.  Our rating today, and how we got to A</w:t>
       </w:r>
     </w:p>
     <w:p>
@@ -1540,7 +1472,7 @@
           <w:color w:val="2E5A88"/>
           <w:sz w:val="27"/>
         </w:rPr>
-        <w:t>6.  Our capital, and where the plan takes it</w:t>
+        <w:t>5.  Our capital, and where the plan takes it</w:t>
       </w:r>
     </w:p>
     <w:p>
@@ -1703,7 +1635,7 @@
           <w:color w:val="2E5A88"/>
           <w:sz w:val="27"/>
         </w:rPr>
-        <w:t>7.  How we compare to peers</w:t>
+        <w:t>6.  How we compare to peers</w:t>
       </w:r>
     </w:p>
     <w:p>
@@ -4290,7 +4222,7 @@
           <w:color w:val="2E5A88"/>
           <w:sz w:val="27"/>
         </w:rPr>
-        <w:t>8.  Lever one: the balance sheet</w:t>
+        <w:t>7.  Lever one: the balance sheet</w:t>
       </w:r>
     </w:p>
     <w:p>
@@ -4325,7 +4257,7 @@
           <w:color w:val="2E5A88"/>
           <w:sz w:val="27"/>
         </w:rPr>
-        <w:t>9.  Lever two: operating performance</w:t>
+        <w:t>8.  Lever two: operating performance</w:t>
       </w:r>
     </w:p>
     <w:p>
@@ -4424,7 +4356,7 @@
           <w:color w:val="2E5A88"/>
           <w:sz w:val="27"/>
         </w:rPr>
-        <w:t>10.  Lever three: business profile</w:t>
+        <w:t>9.  Lever three: business profile</w:t>
       </w:r>
     </w:p>
     <w:p>
@@ -4523,7 +4455,7 @@
           <w:color w:val="2E5A88"/>
           <w:sz w:val="27"/>
         </w:rPr>
-        <w:t>11.  Lever four: risk management</w:t>
+        <w:t>10.  Lever four: risk management</w:t>
       </w:r>
     </w:p>
     <w:p>
@@ -4558,7 +4490,7 @@
           <w:color w:val="2E5A88"/>
           <w:sz w:val="27"/>
         </w:rPr>
-        <w:t>12.  The two levers that move us, together</w:t>
+        <w:t>11.  The two levers that move us, together</w:t>
       </w:r>
     </w:p>
     <w:p>
@@ -4893,7 +4825,7 @@
           <w:color w:val="2E5A88"/>
           <w:sz w:val="27"/>
         </w:rPr>
-        <w:t>13.  What we watch, and what is in our control</w:t>
+        <w:t>12.  What we watch, and what is in our control</w:t>
       </w:r>
     </w:p>
     <w:p>

--- a/output/whitepaper/Wellabe_AMBest_Rating.docx
+++ b/output/whitepaper/Wellabe_AMBest_Rating.docx
@@ -927,6 +927,70 @@
     </w:p>
     <w:p>
       <w:pPr>
+        <w:spacing w:after="120"/>
+      </w:pPr>
+      <w:r>
+        <w:rPr>
+          <w:sz w:val="21"/>
+        </w:rPr>
+        <w:t>We can now show how far apart they run, because we have pulled the BCAR score out of the Best credit report for 44 carriers in our competitive set. Across the 43 of them that have both measures, the correlation between BCAR and the RBC ratio is only +0.30. The two numbers are close to unrelated once a carrier is comfortably above the regulatory floor. The scatter below makes the point in a way the definitions cannot: carriers with nearly identical RBC ratios sit anywhere from the top to the bottom of the BCAR range. Aetna's American Continental runs an RBC ratio above 2,000% on a BCAR of 29%. ManhattanLife Assurance runs 859% RBC on a BCAR of 17.7%. A high RBC ratio does not buy a strong balance-sheet grade, which is exactly why Best built its own model.</w:t>
+      </w:r>
+    </w:p>
+    <w:p>
+      <w:pPr>
+        <w:jc w:val="center"/>
+      </w:pPr>
+      <w:r>
+        <w:drawing>
+          <wp:inline xmlns:a="http://schemas.openxmlformats.org/drawingml/2006/main" xmlns:pic="http://schemas.openxmlformats.org/drawingml/2006/picture">
+            <wp:extent cx="5577840" cy="3187337"/>
+            <wp:docPr id="1" name="Picture 1"/>
+            <wp:cNvGraphicFramePr>
+              <a:graphicFrameLocks noChangeAspect="1"/>
+            </wp:cNvGraphicFramePr>
+            <a:graphic>
+              <a:graphicData uri="http://schemas.openxmlformats.org/drawingml/2006/picture">
+                <pic:pic>
+                  <pic:nvPicPr>
+                    <pic:cNvPr id="0" name="rp_bcarrbc.png"/>
+                    <pic:cNvPicPr/>
+                  </pic:nvPicPr>
+                  <pic:blipFill>
+                    <a:blip r:embed="rId9"/>
+                    <a:stretch>
+                      <a:fillRect/>
+                    </a:stretch>
+                  </pic:blipFill>
+                  <pic:spPr>
+                    <a:xfrm>
+                      <a:off x="0" y="0"/>
+                      <a:ext cx="5577840" cy="3187337"/>
+                    </a:xfrm>
+                    <a:prstGeom prst="rect"/>
+                  </pic:spPr>
+                </pic:pic>
+              </a:graphicData>
+            </a:graphic>
+          </wp:inline>
+        </w:drawing>
+      </w:r>
+    </w:p>
+    <w:p>
+      <w:pPr>
+        <w:spacing w:after="200"/>
+        <w:jc w:val="center"/>
+      </w:pPr>
+      <w:r>
+        <w:rPr>
+          <w:i/>
+          <w:color w:val="5C6B78"/>
+          <w:sz w:val="18"/>
+        </w:rPr>
+        <w:t>Figure 1. Best's capital model against the regulator's ratio for 43 carriers. The two do not move together. Carriers shaded orange are rated with group support, and they cluster low on BCAR: their parent, not their own capital, is carrying the rating.</w:t>
+      </w:r>
+    </w:p>
+    <w:p>
+      <w:pPr>
         <w:spacing w:before="320" w:after="40"/>
       </w:pPr>
       <w:r>
@@ -1505,7 +1569,7 @@
         <w:drawing>
           <wp:inline xmlns:a="http://schemas.openxmlformats.org/drawingml/2006/main" xmlns:pic="http://schemas.openxmlformats.org/drawingml/2006/picture">
             <wp:extent cx="5577840" cy="2788920"/>
-            <wp:docPr id="1" name="Picture 1"/>
+            <wp:docPr id="2" name="Picture 2"/>
             <wp:cNvGraphicFramePr>
               <a:graphicFrameLocks noChangeAspect="1"/>
             </wp:cNvGraphicFramePr>
@@ -1517,7 +1581,7 @@
                     <pic:cNvPicPr/>
                   </pic:nvPicPr>
                   <pic:blipFill>
-                    <a:blip r:embed="rId9"/>
+                    <a:blip r:embed="rId10"/>
                     <a:stretch>
                       <a:fillRect/>
                     </a:stretch>
@@ -1547,7 +1611,7 @@
           <w:color w:val="5C6B78"/>
           <w:sz w:val="18"/>
         </w:rPr>
-        <w:t>Figure 1. BCAR over the four annual reviews we have. It sits well above the 25% bar but has trended down each year, and the plan takes it lower.</w:t>
+        <w:t>Figure 2. BCAR over the four annual reviews we have. It sits well above the 25% bar but has trended down each year, and the plan takes it lower.</w:t>
       </w:r>
     </w:p>
     <w:p>
@@ -1558,7 +1622,71 @@
         <w:rPr>
           <w:sz w:val="21"/>
         </w:rPr>
-        <w:t>The RBC ratio moves more. It runs about 648% today and the plan carries it toward a trough near 400% around 2029 before it rebuilds. That matters because of where 400% sits. In our peer data, carriers graded Strongest tend to sit above roughly 530% on this basis, with the Very Strong band running from about 375% to 530%. A 400% ratio sits inside the Very Strong band, not the Strongest one.</w:t>
+        <w:t>The RBC ratio moves more. It runs about 648% today and the plan carries it toward a trough near 400% around 2029 before it rebuilds. It is tempting to read that against peer RBC ratios and conclude the grade must fall, and an earlier draft of this paper did exactly that. The report data does not support it. Aetna's American Continental carries an RBC ratio above 2,000% and is graded Very Strong, not Strongest, while New York Life is graded Strongest with a BCAR of 8.5%. There is no RBC threshold that sorts the balance-sheet grade, so a 400% RBC ratio does not by itself cost us the Strongest assessment. What we should watch instead is BCAR.</w:t>
+      </w:r>
+    </w:p>
+    <w:p>
+      <w:pPr>
+        <w:spacing w:after="120"/>
+      </w:pPr>
+      <w:r>
+        <w:rPr>
+          <w:sz w:val="21"/>
+        </w:rPr>
+        <w:t>On BCAR the peer picture is much better behaved. The median score falls cleanly with each step down in the balance-sheet grade: about 66% for Strongest, 31% for Very Strong, 11% for Strong and 8% for Adequate. The tiers still overlap, so BCAR is not a formula that returns the grade, but it is the measure that tracks it. We sit at 67.3%, which is near the top of the Strongest group and well clear of the tier below.</w:t>
+      </w:r>
+    </w:p>
+    <w:p>
+      <w:pPr>
+        <w:jc w:val="center"/>
+      </w:pPr>
+      <w:r>
+        <w:drawing>
+          <wp:inline xmlns:a="http://schemas.openxmlformats.org/drawingml/2006/main" xmlns:pic="http://schemas.openxmlformats.org/drawingml/2006/picture">
+            <wp:extent cx="5577840" cy="2868603"/>
+            <wp:docPr id="3" name="Picture 3"/>
+            <wp:cNvGraphicFramePr>
+              <a:graphicFrameLocks noChangeAspect="1"/>
+            </wp:cNvGraphicFramePr>
+            <a:graphic>
+              <a:graphicData uri="http://schemas.openxmlformats.org/drawingml/2006/picture">
+                <pic:pic>
+                  <pic:nvPicPr>
+                    <pic:cNvPr id="0" name="rp_bcartiers.png"/>
+                    <pic:cNvPicPr/>
+                  </pic:nvPicPr>
+                  <pic:blipFill>
+                    <a:blip r:embed="rId11"/>
+                    <a:stretch>
+                      <a:fillRect/>
+                    </a:stretch>
+                  </pic:blipFill>
+                  <pic:spPr>
+                    <a:xfrm>
+                      <a:off x="0" y="0"/>
+                      <a:ext cx="5577840" cy="2868603"/>
+                    </a:xfrm>
+                    <a:prstGeom prst="rect"/>
+                  </pic:spPr>
+                </pic:pic>
+              </a:graphicData>
+            </a:graphic>
+          </wp:inline>
+        </w:drawing>
+      </w:r>
+    </w:p>
+    <w:p>
+      <w:pPr>
+        <w:spacing w:after="200"/>
+        <w:jc w:val="center"/>
+      </w:pPr>
+      <w:r>
+        <w:rPr>
+          <w:i/>
+          <w:color w:val="5C6B78"/>
+          <w:sz w:val="18"/>
+        </w:rPr>
+        <w:t>Figure 3. BCAR by balance-sheet tier across the carriers we hold reports for. The tiers step down in the expected order and overlap at the edges. We sit high in the Strongest band.</w:t>
       </w:r>
     </w:p>
     <w:p>
@@ -1569,7 +1697,7 @@
         <w:drawing>
           <wp:inline xmlns:a="http://schemas.openxmlformats.org/drawingml/2006/main" xmlns:pic="http://schemas.openxmlformats.org/drawingml/2006/picture">
             <wp:extent cx="5577840" cy="3027970"/>
-            <wp:docPr id="2" name="Picture 2"/>
+            <wp:docPr id="4" name="Picture 4"/>
             <wp:cNvGraphicFramePr>
               <a:graphicFrameLocks noChangeAspect="1"/>
             </wp:cNvGraphicFramePr>
@@ -1581,7 +1709,7 @@
                     <pic:cNvPicPr/>
                   </pic:nvPicPr>
                   <pic:blipFill>
-                    <a:blip r:embed="rId10"/>
+                    <a:blip r:embed="rId12"/>
                     <a:stretch>
                       <a:fillRect/>
                     </a:stretch>
@@ -1611,7 +1739,7 @@
           <w:color w:val="5C6B78"/>
           <w:sz w:val="18"/>
         </w:rPr>
-        <w:t>Figure 2. An illustrative path for our RBC ratio to the planned trough. At ~400% it sits in the Very Strong band on the peer-floor read, below the Strongest floor. The exact path will depend on results and capital actions.</w:t>
+        <w:t>Figure 4. An illustrative path for our RBC ratio to the planned trough. The exact path will depend on results and capital actions. As the peer data shows, the RBC level alone does not set the balance-sheet grade.</w:t>
       </w:r>
     </w:p>
     <w:p>
@@ -1622,7 +1750,7 @@
         <w:rPr>
           <w:sz w:val="21"/>
         </w:rPr>
-        <w:t>So the real question is straightforward. Does our balance-sheet grade stay Strongest through the trough, or does it slip to Very Strong. The evidence cuts both ways, and we should hold both halves. On one side, the RBC ratio at the trough lands in Very Strong territory on the peer read, which argues for a lower grade. On the other side, Best itself has said, in its outlook, that it expects us to maintain the Strongest assessment, and BCAR, the measure that drives the grade, has much more room than the RBC ratio suggests, so it may still compute Strongest at a 400% RBC level. It is also worth remembering that BCAR alone does not set the balance-sheet grade. Best weighs asset quality, reserve adequacy, financial flexibility, and the holding-company structure alongside it, so the grade is a broader judgement than any single capital number. We will not know where it lands until Best re-runs the analysis each year on our actual balance sheet. The prudent planning assumption is that a slip from Strongest to Very Strong is a real possibility at the trough, more so if asset risk drifts up. Best's own report notes that our invested assets are mainly investment-grade fixed income but carry a high allocation to NAIC class 2 bonds, with modest exposure to equities and mortgage loans, which is the balance-sheet-quality factor to keep an eye on.</w:t>
+        <w:t>So the real question is straightforward. Does our balance-sheet grade stay Strongest through the trough, or does it slip to Very Strong. The evidence now leans more favourably than the earlier draft suggested, though it does not settle the question. Best itself has said, in its outlook, that it expects us to maintain the Strongest assessment, and BCAR, the measure that drives the grade, has much more room than the RBC ratio suggests. A six-point decline every three years, the recent pace, would still leave us above the 25% line well past 2029. It is also worth remembering that BCAR alone does not set the balance-sheet grade. Best weighs asset quality, reserve adequacy, financial flexibility, and the holding-company structure alongside it, so the grade is a broader judgement than any single capital number. We will not know where it lands until Best re-runs the analysis each year on our actual balance sheet. The prudent planning assumption is that a slip from Strongest to Very Strong is a real possibility at the trough, more so if asset risk drifts up. Best's own report notes that our invested assets are mainly investment-grade fixed income but carry a high allocation to NAIC class 2 bonds, with modest exposure to equities and mortgage loans, which is the balance-sheet-quality factor to keep an eye on.</w:t>
       </w:r>
     </w:p>
     <w:p>
@@ -1657,18 +1785,19 @@
         <w:tblLook w:firstColumn="1" w:firstRow="1" w:lastColumn="0" w:lastRow="0" w:noHBand="0" w:noVBand="1" w:val="04A0"/>
       </w:tblPr>
       <w:tblGrid>
-        <w:gridCol w:w="1234"/>
-        <w:gridCol w:w="1234"/>
-        <w:gridCol w:w="1234"/>
-        <w:gridCol w:w="1234"/>
-        <w:gridCol w:w="1234"/>
-        <w:gridCol w:w="1234"/>
-        <w:gridCol w:w="1234"/>
+        <w:gridCol w:w="1080"/>
+        <w:gridCol w:w="1080"/>
+        <w:gridCol w:w="1080"/>
+        <w:gridCol w:w="1080"/>
+        <w:gridCol w:w="1080"/>
+        <w:gridCol w:w="1080"/>
+        <w:gridCol w:w="1080"/>
+        <w:gridCol w:w="1080"/>
       </w:tblGrid>
       <w:tr>
         <w:tc>
           <w:tcPr>
-            <w:tcW w:type="dxa" w:w="1234"/>
+            <w:tcW w:type="dxa" w:w="1080"/>
             <w:shd w:val="clear" w:fill="2E5A88"/>
           </w:tcPr>
           <w:p>
@@ -1685,7 +1814,7 @@
         </w:tc>
         <w:tc>
           <w:tcPr>
-            <w:tcW w:type="dxa" w:w="1234"/>
+            <w:tcW w:type="dxa" w:w="1080"/>
             <w:shd w:val="clear" w:fill="2E5A88"/>
           </w:tcPr>
           <w:p>
@@ -1702,7 +1831,7 @@
         </w:tc>
         <w:tc>
           <w:tcPr>
-            <w:tcW w:type="dxa" w:w="1234"/>
+            <w:tcW w:type="dxa" w:w="1080"/>
             <w:shd w:val="clear" w:fill="2E5A88"/>
           </w:tcPr>
           <w:p>
@@ -1719,7 +1848,7 @@
         </w:tc>
         <w:tc>
           <w:tcPr>
-            <w:tcW w:type="dxa" w:w="1234"/>
+            <w:tcW w:type="dxa" w:w="1080"/>
             <w:shd w:val="clear" w:fill="2E5A88"/>
           </w:tcPr>
           <w:p>
@@ -1736,7 +1865,7 @@
         </w:tc>
         <w:tc>
           <w:tcPr>
-            <w:tcW w:type="dxa" w:w="1234"/>
+            <w:tcW w:type="dxa" w:w="1080"/>
             <w:shd w:val="clear" w:fill="2E5A88"/>
           </w:tcPr>
           <w:p>
@@ -1753,7 +1882,7 @@
         </w:tc>
         <w:tc>
           <w:tcPr>
-            <w:tcW w:type="dxa" w:w="1234"/>
+            <w:tcW w:type="dxa" w:w="1080"/>
             <w:shd w:val="clear" w:fill="2E5A88"/>
           </w:tcPr>
           <w:p>
@@ -1770,7 +1899,24 @@
         </w:tc>
         <w:tc>
           <w:tcPr>
-            <w:tcW w:type="dxa" w:w="1234"/>
+            <w:tcW w:type="dxa" w:w="1080"/>
+            <w:shd w:val="clear" w:fill="2E5A88"/>
+          </w:tcPr>
+          <w:p>
+            <w:r/>
+            <w:r>
+              <w:rPr>
+                <w:b/>
+                <w:color w:val="FFFFFF"/>
+                <w:sz w:val="18"/>
+              </w:rPr>
+              <w:t>BCAR</w:t>
+            </w:r>
+          </w:p>
+        </w:tc>
+        <w:tc>
+          <w:tcPr>
+            <w:tcW w:type="dxa" w:w="1080"/>
             <w:shd w:val="clear" w:fill="2E5A88"/>
           </w:tcPr>
           <w:p>
@@ -1789,7 +1935,7 @@
       <w:tr>
         <w:tc>
           <w:tcPr>
-            <w:tcW w:type="dxa" w:w="1234"/>
+            <w:tcW w:type="dxa" w:w="1080"/>
           </w:tcPr>
           <w:p>
             <w:r/>
@@ -1803,7 +1949,7 @@
         </w:tc>
         <w:tc>
           <w:tcPr>
-            <w:tcW w:type="dxa" w:w="1234"/>
+            <w:tcW w:type="dxa" w:w="1080"/>
           </w:tcPr>
           <w:p>
             <w:r/>
@@ -1817,7 +1963,7 @@
         </w:tc>
         <w:tc>
           <w:tcPr>
-            <w:tcW w:type="dxa" w:w="1234"/>
+            <w:tcW w:type="dxa" w:w="1080"/>
           </w:tcPr>
           <w:p>
             <w:r/>
@@ -1831,7 +1977,7 @@
         </w:tc>
         <w:tc>
           <w:tcPr>
-            <w:tcW w:type="dxa" w:w="1234"/>
+            <w:tcW w:type="dxa" w:w="1080"/>
           </w:tcPr>
           <w:p>
             <w:r/>
@@ -1845,7 +1991,7 @@
         </w:tc>
         <w:tc>
           <w:tcPr>
-            <w:tcW w:type="dxa" w:w="1234"/>
+            <w:tcW w:type="dxa" w:w="1080"/>
           </w:tcPr>
           <w:p>
             <w:r/>
@@ -1859,7 +2005,7 @@
         </w:tc>
         <w:tc>
           <w:tcPr>
-            <w:tcW w:type="dxa" w:w="1234"/>
+            <w:tcW w:type="dxa" w:w="1080"/>
           </w:tcPr>
           <w:p>
             <w:r/>
@@ -1873,7 +2019,21 @@
         </w:tc>
         <w:tc>
           <w:tcPr>
-            <w:tcW w:type="dxa" w:w="1234"/>
+            <w:tcW w:type="dxa" w:w="1080"/>
+          </w:tcPr>
+          <w:p>
+            <w:r/>
+            <w:r>
+              <w:rPr>
+                <w:sz w:val="18"/>
+              </w:rPr>
+              <w:t>41.2%</w:t>
+            </w:r>
+          </w:p>
+        </w:tc>
+        <w:tc>
+          <w:tcPr>
+            <w:tcW w:type="dxa" w:w="1080"/>
           </w:tcPr>
           <w:p>
             <w:r/>
@@ -1889,7 +2049,7 @@
       <w:tr>
         <w:tc>
           <w:tcPr>
-            <w:tcW w:type="dxa" w:w="1234"/>
+            <w:tcW w:type="dxa" w:w="1080"/>
           </w:tcPr>
           <w:p>
             <w:r/>
@@ -1903,7 +2063,7 @@
         </w:tc>
         <w:tc>
           <w:tcPr>
-            <w:tcW w:type="dxa" w:w="1234"/>
+            <w:tcW w:type="dxa" w:w="1080"/>
           </w:tcPr>
           <w:p>
             <w:r/>
@@ -1917,7 +2077,7 @@
         </w:tc>
         <w:tc>
           <w:tcPr>
-            <w:tcW w:type="dxa" w:w="1234"/>
+            <w:tcW w:type="dxa" w:w="1080"/>
           </w:tcPr>
           <w:p>
             <w:r/>
@@ -1931,7 +2091,7 @@
         </w:tc>
         <w:tc>
           <w:tcPr>
-            <w:tcW w:type="dxa" w:w="1234"/>
+            <w:tcW w:type="dxa" w:w="1080"/>
           </w:tcPr>
           <w:p>
             <w:r/>
@@ -1945,7 +2105,7 @@
         </w:tc>
         <w:tc>
           <w:tcPr>
-            <w:tcW w:type="dxa" w:w="1234"/>
+            <w:tcW w:type="dxa" w:w="1080"/>
           </w:tcPr>
           <w:p>
             <w:r/>
@@ -1959,7 +2119,7 @@
         </w:tc>
         <w:tc>
           <w:tcPr>
-            <w:tcW w:type="dxa" w:w="1234"/>
+            <w:tcW w:type="dxa" w:w="1080"/>
           </w:tcPr>
           <w:p>
             <w:r/>
@@ -1973,7 +2133,21 @@
         </w:tc>
         <w:tc>
           <w:tcPr>
-            <w:tcW w:type="dxa" w:w="1234"/>
+            <w:tcW w:type="dxa" w:w="1080"/>
+          </w:tcPr>
+          <w:p>
+            <w:r/>
+            <w:r>
+              <w:rPr>
+                <w:sz w:val="18"/>
+              </w:rPr>
+              <w:t>79.1%</w:t>
+            </w:r>
+          </w:p>
+        </w:tc>
+        <w:tc>
+          <w:tcPr>
+            <w:tcW w:type="dxa" w:w="1080"/>
           </w:tcPr>
           <w:p>
             <w:r/>
@@ -1989,7 +2163,7 @@
       <w:tr>
         <w:tc>
           <w:tcPr>
-            <w:tcW w:type="dxa" w:w="1234"/>
+            <w:tcW w:type="dxa" w:w="1080"/>
           </w:tcPr>
           <w:p>
             <w:r/>
@@ -2003,7 +2177,7 @@
         </w:tc>
         <w:tc>
           <w:tcPr>
-            <w:tcW w:type="dxa" w:w="1234"/>
+            <w:tcW w:type="dxa" w:w="1080"/>
           </w:tcPr>
           <w:p>
             <w:r/>
@@ -2017,7 +2191,7 @@
         </w:tc>
         <w:tc>
           <w:tcPr>
-            <w:tcW w:type="dxa" w:w="1234"/>
+            <w:tcW w:type="dxa" w:w="1080"/>
           </w:tcPr>
           <w:p>
             <w:r/>
@@ -2031,7 +2205,7 @@
         </w:tc>
         <w:tc>
           <w:tcPr>
-            <w:tcW w:type="dxa" w:w="1234"/>
+            <w:tcW w:type="dxa" w:w="1080"/>
           </w:tcPr>
           <w:p>
             <w:r/>
@@ -2045,7 +2219,7 @@
         </w:tc>
         <w:tc>
           <w:tcPr>
-            <w:tcW w:type="dxa" w:w="1234"/>
+            <w:tcW w:type="dxa" w:w="1080"/>
           </w:tcPr>
           <w:p>
             <w:r/>
@@ -2059,7 +2233,7 @@
         </w:tc>
         <w:tc>
           <w:tcPr>
-            <w:tcW w:type="dxa" w:w="1234"/>
+            <w:tcW w:type="dxa" w:w="1080"/>
           </w:tcPr>
           <w:p>
             <w:r/>
@@ -2073,7 +2247,21 @@
         </w:tc>
         <w:tc>
           <w:tcPr>
-            <w:tcW w:type="dxa" w:w="1234"/>
+            <w:tcW w:type="dxa" w:w="1080"/>
+          </w:tcPr>
+          <w:p>
+            <w:r/>
+            <w:r>
+              <w:rPr>
+                <w:sz w:val="18"/>
+              </w:rPr>
+              <w:t>75.0%</w:t>
+            </w:r>
+          </w:p>
+        </w:tc>
+        <w:tc>
+          <w:tcPr>
+            <w:tcW w:type="dxa" w:w="1080"/>
           </w:tcPr>
           <w:p>
             <w:r/>
@@ -2089,7 +2277,7 @@
       <w:tr>
         <w:tc>
           <w:tcPr>
-            <w:tcW w:type="dxa" w:w="1234"/>
+            <w:tcW w:type="dxa" w:w="1080"/>
           </w:tcPr>
           <w:p>
             <w:r/>
@@ -2103,7 +2291,7 @@
         </w:tc>
         <w:tc>
           <w:tcPr>
-            <w:tcW w:type="dxa" w:w="1234"/>
+            <w:tcW w:type="dxa" w:w="1080"/>
           </w:tcPr>
           <w:p>
             <w:r/>
@@ -2117,7 +2305,7 @@
         </w:tc>
         <w:tc>
           <w:tcPr>
-            <w:tcW w:type="dxa" w:w="1234"/>
+            <w:tcW w:type="dxa" w:w="1080"/>
           </w:tcPr>
           <w:p>
             <w:r/>
@@ -2131,7 +2319,7 @@
         </w:tc>
         <w:tc>
           <w:tcPr>
-            <w:tcW w:type="dxa" w:w="1234"/>
+            <w:tcW w:type="dxa" w:w="1080"/>
           </w:tcPr>
           <w:p>
             <w:r/>
@@ -2145,7 +2333,7 @@
         </w:tc>
         <w:tc>
           <w:tcPr>
-            <w:tcW w:type="dxa" w:w="1234"/>
+            <w:tcW w:type="dxa" w:w="1080"/>
           </w:tcPr>
           <w:p>
             <w:r/>
@@ -2159,7 +2347,7 @@
         </w:tc>
         <w:tc>
           <w:tcPr>
-            <w:tcW w:type="dxa" w:w="1234"/>
+            <w:tcW w:type="dxa" w:w="1080"/>
           </w:tcPr>
           <w:p>
             <w:r/>
@@ -2173,7 +2361,21 @@
         </w:tc>
         <w:tc>
           <w:tcPr>
-            <w:tcW w:type="dxa" w:w="1234"/>
+            <w:tcW w:type="dxa" w:w="1080"/>
+          </w:tcPr>
+          <w:p>
+            <w:r/>
+            <w:r>
+              <w:rPr>
+                <w:sz w:val="18"/>
+              </w:rPr>
+              <w:t>29.1%</w:t>
+            </w:r>
+          </w:p>
+        </w:tc>
+        <w:tc>
+          <w:tcPr>
+            <w:tcW w:type="dxa" w:w="1080"/>
           </w:tcPr>
           <w:p>
             <w:r/>
@@ -2189,7 +2391,7 @@
       <w:tr>
         <w:tc>
           <w:tcPr>
-            <w:tcW w:type="dxa" w:w="1234"/>
+            <w:tcW w:type="dxa" w:w="1080"/>
           </w:tcPr>
           <w:p>
             <w:r/>
@@ -2203,7 +2405,7 @@
         </w:tc>
         <w:tc>
           <w:tcPr>
-            <w:tcW w:type="dxa" w:w="1234"/>
+            <w:tcW w:type="dxa" w:w="1080"/>
           </w:tcPr>
           <w:p>
             <w:r/>
@@ -2217,7 +2419,7 @@
         </w:tc>
         <w:tc>
           <w:tcPr>
-            <w:tcW w:type="dxa" w:w="1234"/>
+            <w:tcW w:type="dxa" w:w="1080"/>
           </w:tcPr>
           <w:p>
             <w:r/>
@@ -2231,7 +2433,7 @@
         </w:tc>
         <w:tc>
           <w:tcPr>
-            <w:tcW w:type="dxa" w:w="1234"/>
+            <w:tcW w:type="dxa" w:w="1080"/>
           </w:tcPr>
           <w:p>
             <w:r/>
@@ -2245,7 +2447,7 @@
         </w:tc>
         <w:tc>
           <w:tcPr>
-            <w:tcW w:type="dxa" w:w="1234"/>
+            <w:tcW w:type="dxa" w:w="1080"/>
           </w:tcPr>
           <w:p>
             <w:r/>
@@ -2259,7 +2461,7 @@
         </w:tc>
         <w:tc>
           <w:tcPr>
-            <w:tcW w:type="dxa" w:w="1234"/>
+            <w:tcW w:type="dxa" w:w="1080"/>
           </w:tcPr>
           <w:p>
             <w:r/>
@@ -2273,7 +2475,21 @@
         </w:tc>
         <w:tc>
           <w:tcPr>
-            <w:tcW w:type="dxa" w:w="1234"/>
+            <w:tcW w:type="dxa" w:w="1080"/>
+          </w:tcPr>
+          <w:p>
+            <w:r/>
+            <w:r>
+              <w:rPr>
+                <w:sz w:val="18"/>
+              </w:rPr>
+              <w:t>62.7%</w:t>
+            </w:r>
+          </w:p>
+        </w:tc>
+        <w:tc>
+          <w:tcPr>
+            <w:tcW w:type="dxa" w:w="1080"/>
           </w:tcPr>
           <w:p>
             <w:r/>
@@ -2289,7 +2505,7 @@
       <w:tr>
         <w:tc>
           <w:tcPr>
-            <w:tcW w:type="dxa" w:w="1234"/>
+            <w:tcW w:type="dxa" w:w="1080"/>
             <w:shd w:val="clear" w:fill="FBE9E7"/>
           </w:tcPr>
           <w:p>
@@ -2306,7 +2522,7 @@
         </w:tc>
         <w:tc>
           <w:tcPr>
-            <w:tcW w:type="dxa" w:w="1234"/>
+            <w:tcW w:type="dxa" w:w="1080"/>
             <w:shd w:val="clear" w:fill="FBE9E7"/>
           </w:tcPr>
           <w:p>
@@ -2323,7 +2539,7 @@
         </w:tc>
         <w:tc>
           <w:tcPr>
-            <w:tcW w:type="dxa" w:w="1234"/>
+            <w:tcW w:type="dxa" w:w="1080"/>
             <w:shd w:val="clear" w:fill="FBE9E7"/>
           </w:tcPr>
           <w:p>
@@ -2340,7 +2556,7 @@
         </w:tc>
         <w:tc>
           <w:tcPr>
-            <w:tcW w:type="dxa" w:w="1234"/>
+            <w:tcW w:type="dxa" w:w="1080"/>
             <w:shd w:val="clear" w:fill="FBE9E7"/>
           </w:tcPr>
           <w:p>
@@ -2357,7 +2573,7 @@
         </w:tc>
         <w:tc>
           <w:tcPr>
-            <w:tcW w:type="dxa" w:w="1234"/>
+            <w:tcW w:type="dxa" w:w="1080"/>
             <w:shd w:val="clear" w:fill="FBE9E7"/>
           </w:tcPr>
           <w:p>
@@ -2374,7 +2590,7 @@
         </w:tc>
         <w:tc>
           <w:tcPr>
-            <w:tcW w:type="dxa" w:w="1234"/>
+            <w:tcW w:type="dxa" w:w="1080"/>
             <w:shd w:val="clear" w:fill="FBE9E7"/>
           </w:tcPr>
           <w:p>
@@ -2391,7 +2607,24 @@
         </w:tc>
         <w:tc>
           <w:tcPr>
-            <w:tcW w:type="dxa" w:w="1234"/>
+            <w:tcW w:type="dxa" w:w="1080"/>
+            <w:shd w:val="clear" w:fill="FBE9E7"/>
+          </w:tcPr>
+          <w:p>
+            <w:r/>
+            <w:r>
+              <w:rPr>
+                <w:b/>
+                <w:color w:val="C0392B"/>
+                <w:sz w:val="18"/>
+              </w:rPr>
+              <w:t>67.3%</w:t>
+            </w:r>
+          </w:p>
+        </w:tc>
+        <w:tc>
+          <w:tcPr>
+            <w:tcW w:type="dxa" w:w="1080"/>
             <w:shd w:val="clear" w:fill="FBE9E7"/>
           </w:tcPr>
           <w:p>
@@ -2410,7 +2643,7 @@
       <w:tr>
         <w:tc>
           <w:tcPr>
-            <w:tcW w:type="dxa" w:w="1234"/>
+            <w:tcW w:type="dxa" w:w="1080"/>
           </w:tcPr>
           <w:p>
             <w:r/>
@@ -2424,7 +2657,7 @@
         </w:tc>
         <w:tc>
           <w:tcPr>
-            <w:tcW w:type="dxa" w:w="1234"/>
+            <w:tcW w:type="dxa" w:w="1080"/>
           </w:tcPr>
           <w:p>
             <w:r/>
@@ -2438,7 +2671,7 @@
         </w:tc>
         <w:tc>
           <w:tcPr>
-            <w:tcW w:type="dxa" w:w="1234"/>
+            <w:tcW w:type="dxa" w:w="1080"/>
           </w:tcPr>
           <w:p>
             <w:r/>
@@ -2452,7 +2685,7 @@
         </w:tc>
         <w:tc>
           <w:tcPr>
-            <w:tcW w:type="dxa" w:w="1234"/>
+            <w:tcW w:type="dxa" w:w="1080"/>
           </w:tcPr>
           <w:p>
             <w:r/>
@@ -2466,7 +2699,7 @@
         </w:tc>
         <w:tc>
           <w:tcPr>
-            <w:tcW w:type="dxa" w:w="1234"/>
+            <w:tcW w:type="dxa" w:w="1080"/>
           </w:tcPr>
           <w:p>
             <w:r/>
@@ -2480,7 +2713,7 @@
         </w:tc>
         <w:tc>
           <w:tcPr>
-            <w:tcW w:type="dxa" w:w="1234"/>
+            <w:tcW w:type="dxa" w:w="1080"/>
           </w:tcPr>
           <w:p>
             <w:r/>
@@ -2494,7 +2727,21 @@
         </w:tc>
         <w:tc>
           <w:tcPr>
-            <w:tcW w:type="dxa" w:w="1234"/>
+            <w:tcW w:type="dxa" w:w="1080"/>
+          </w:tcPr>
+          <w:p>
+            <w:r/>
+            <w:r>
+              <w:rPr>
+                <w:sz w:val="18"/>
+              </w:rPr>
+              <w:t>40.7%</w:t>
+            </w:r>
+          </w:p>
+        </w:tc>
+        <w:tc>
+          <w:tcPr>
+            <w:tcW w:type="dxa" w:w="1080"/>
           </w:tcPr>
           <w:p>
             <w:r/>
@@ -2510,7 +2757,7 @@
       <w:tr>
         <w:tc>
           <w:tcPr>
-            <w:tcW w:type="dxa" w:w="1234"/>
+            <w:tcW w:type="dxa" w:w="1080"/>
           </w:tcPr>
           <w:p>
             <w:r/>
@@ -2524,7 +2771,7 @@
         </w:tc>
         <w:tc>
           <w:tcPr>
-            <w:tcW w:type="dxa" w:w="1234"/>
+            <w:tcW w:type="dxa" w:w="1080"/>
           </w:tcPr>
           <w:p>
             <w:r/>
@@ -2538,7 +2785,7 @@
         </w:tc>
         <w:tc>
           <w:tcPr>
-            <w:tcW w:type="dxa" w:w="1234"/>
+            <w:tcW w:type="dxa" w:w="1080"/>
           </w:tcPr>
           <w:p>
             <w:r/>
@@ -2552,7 +2799,7 @@
         </w:tc>
         <w:tc>
           <w:tcPr>
-            <w:tcW w:type="dxa" w:w="1234"/>
+            <w:tcW w:type="dxa" w:w="1080"/>
           </w:tcPr>
           <w:p>
             <w:r/>
@@ -2566,7 +2813,7 @@
         </w:tc>
         <w:tc>
           <w:tcPr>
-            <w:tcW w:type="dxa" w:w="1234"/>
+            <w:tcW w:type="dxa" w:w="1080"/>
           </w:tcPr>
           <w:p>
             <w:r/>
@@ -2580,7 +2827,7 @@
         </w:tc>
         <w:tc>
           <w:tcPr>
-            <w:tcW w:type="dxa" w:w="1234"/>
+            <w:tcW w:type="dxa" w:w="1080"/>
           </w:tcPr>
           <w:p>
             <w:r/>
@@ -2594,7 +2841,21 @@
         </w:tc>
         <w:tc>
           <w:tcPr>
-            <w:tcW w:type="dxa" w:w="1234"/>
+            <w:tcW w:type="dxa" w:w="1080"/>
+          </w:tcPr>
+          <w:p>
+            <w:r/>
+            <w:r>
+              <w:rPr>
+                <w:sz w:val="18"/>
+              </w:rPr>
+              <w:t>23.6%</w:t>
+            </w:r>
+          </w:p>
+        </w:tc>
+        <w:tc>
+          <w:tcPr>
+            <w:tcW w:type="dxa" w:w="1080"/>
           </w:tcPr>
           <w:p>
             <w:r/>
@@ -2610,7 +2871,7 @@
       <w:tr>
         <w:tc>
           <w:tcPr>
-            <w:tcW w:type="dxa" w:w="1234"/>
+            <w:tcW w:type="dxa" w:w="1080"/>
           </w:tcPr>
           <w:p>
             <w:r/>
@@ -2624,7 +2885,7 @@
         </w:tc>
         <w:tc>
           <w:tcPr>
-            <w:tcW w:type="dxa" w:w="1234"/>
+            <w:tcW w:type="dxa" w:w="1080"/>
           </w:tcPr>
           <w:p>
             <w:r/>
@@ -2638,7 +2899,7 @@
         </w:tc>
         <w:tc>
           <w:tcPr>
-            <w:tcW w:type="dxa" w:w="1234"/>
+            <w:tcW w:type="dxa" w:w="1080"/>
           </w:tcPr>
           <w:p>
             <w:r/>
@@ -2652,7 +2913,7 @@
         </w:tc>
         <w:tc>
           <w:tcPr>
-            <w:tcW w:type="dxa" w:w="1234"/>
+            <w:tcW w:type="dxa" w:w="1080"/>
           </w:tcPr>
           <w:p>
             <w:r/>
@@ -2666,7 +2927,7 @@
         </w:tc>
         <w:tc>
           <w:tcPr>
-            <w:tcW w:type="dxa" w:w="1234"/>
+            <w:tcW w:type="dxa" w:w="1080"/>
           </w:tcPr>
           <w:p>
             <w:r/>
@@ -2680,7 +2941,7 @@
         </w:tc>
         <w:tc>
           <w:tcPr>
-            <w:tcW w:type="dxa" w:w="1234"/>
+            <w:tcW w:type="dxa" w:w="1080"/>
           </w:tcPr>
           <w:p>
             <w:r/>
@@ -2694,7 +2955,21 @@
         </w:tc>
         <w:tc>
           <w:tcPr>
-            <w:tcW w:type="dxa" w:w="1234"/>
+            <w:tcW w:type="dxa" w:w="1080"/>
+          </w:tcPr>
+          <w:p>
+            <w:r/>
+            <w:r>
+              <w:rPr>
+                <w:sz w:val="18"/>
+              </w:rPr>
+              <w:t>3.8%</w:t>
+            </w:r>
+          </w:p>
+        </w:tc>
+        <w:tc>
+          <w:tcPr>
+            <w:tcW w:type="dxa" w:w="1080"/>
           </w:tcPr>
           <w:p>
             <w:r/>
@@ -2710,7 +2985,7 @@
       <w:tr>
         <w:tc>
           <w:tcPr>
-            <w:tcW w:type="dxa" w:w="1234"/>
+            <w:tcW w:type="dxa" w:w="1080"/>
           </w:tcPr>
           <w:p>
             <w:r/>
@@ -2724,7 +2999,7 @@
         </w:tc>
         <w:tc>
           <w:tcPr>
-            <w:tcW w:type="dxa" w:w="1234"/>
+            <w:tcW w:type="dxa" w:w="1080"/>
           </w:tcPr>
           <w:p>
             <w:r/>
@@ -2738,7 +3013,7 @@
         </w:tc>
         <w:tc>
           <w:tcPr>
-            <w:tcW w:type="dxa" w:w="1234"/>
+            <w:tcW w:type="dxa" w:w="1080"/>
           </w:tcPr>
           <w:p>
             <w:r/>
@@ -2752,7 +3027,7 @@
         </w:tc>
         <w:tc>
           <w:tcPr>
-            <w:tcW w:type="dxa" w:w="1234"/>
+            <w:tcW w:type="dxa" w:w="1080"/>
           </w:tcPr>
           <w:p>
             <w:r/>
@@ -2766,7 +3041,7 @@
         </w:tc>
         <w:tc>
           <w:tcPr>
-            <w:tcW w:type="dxa" w:w="1234"/>
+            <w:tcW w:type="dxa" w:w="1080"/>
           </w:tcPr>
           <w:p>
             <w:r/>
@@ -2780,7 +3055,7 @@
         </w:tc>
         <w:tc>
           <w:tcPr>
-            <w:tcW w:type="dxa" w:w="1234"/>
+            <w:tcW w:type="dxa" w:w="1080"/>
           </w:tcPr>
           <w:p>
             <w:r/>
@@ -2794,7 +3069,21 @@
         </w:tc>
         <w:tc>
           <w:tcPr>
-            <w:tcW w:type="dxa" w:w="1234"/>
+            <w:tcW w:type="dxa" w:w="1080"/>
+          </w:tcPr>
+          <w:p>
+            <w:r/>
+            <w:r>
+              <w:rPr>
+                <w:sz w:val="18"/>
+              </w:rPr>
+              <w:t>6.6%</w:t>
+            </w:r>
+          </w:p>
+        </w:tc>
+        <w:tc>
+          <w:tcPr>
+            <w:tcW w:type="dxa" w:w="1080"/>
           </w:tcPr>
           <w:p>
             <w:r/>
@@ -2810,7 +3099,7 @@
       <w:tr>
         <w:tc>
           <w:tcPr>
-            <w:tcW w:type="dxa" w:w="1234"/>
+            <w:tcW w:type="dxa" w:w="1080"/>
           </w:tcPr>
           <w:p>
             <w:r/>
@@ -2824,7 +3113,7 @@
         </w:tc>
         <w:tc>
           <w:tcPr>
-            <w:tcW w:type="dxa" w:w="1234"/>
+            <w:tcW w:type="dxa" w:w="1080"/>
           </w:tcPr>
           <w:p>
             <w:r/>
@@ -2838,7 +3127,7 @@
         </w:tc>
         <w:tc>
           <w:tcPr>
-            <w:tcW w:type="dxa" w:w="1234"/>
+            <w:tcW w:type="dxa" w:w="1080"/>
           </w:tcPr>
           <w:p>
             <w:r/>
@@ -2852,7 +3141,7 @@
         </w:tc>
         <w:tc>
           <w:tcPr>
-            <w:tcW w:type="dxa" w:w="1234"/>
+            <w:tcW w:type="dxa" w:w="1080"/>
           </w:tcPr>
           <w:p>
             <w:r/>
@@ -2866,7 +3155,7 @@
         </w:tc>
         <w:tc>
           <w:tcPr>
-            <w:tcW w:type="dxa" w:w="1234"/>
+            <w:tcW w:type="dxa" w:w="1080"/>
           </w:tcPr>
           <w:p>
             <w:r/>
@@ -2880,7 +3169,7 @@
         </w:tc>
         <w:tc>
           <w:tcPr>
-            <w:tcW w:type="dxa" w:w="1234"/>
+            <w:tcW w:type="dxa" w:w="1080"/>
           </w:tcPr>
           <w:p>
             <w:r/>
@@ -2894,7 +3183,21 @@
         </w:tc>
         <w:tc>
           <w:tcPr>
-            <w:tcW w:type="dxa" w:w="1234"/>
+            <w:tcW w:type="dxa" w:w="1080"/>
+          </w:tcPr>
+          <w:p>
+            <w:r/>
+            <w:r>
+              <w:rPr>
+                <w:sz w:val="18"/>
+              </w:rPr>
+              <w:t>53.7%</w:t>
+            </w:r>
+          </w:p>
+        </w:tc>
+        <w:tc>
+          <w:tcPr>
+            <w:tcW w:type="dxa" w:w="1080"/>
           </w:tcPr>
           <w:p>
             <w:r/>
@@ -2910,7 +3213,7 @@
       <w:tr>
         <w:tc>
           <w:tcPr>
-            <w:tcW w:type="dxa" w:w="1234"/>
+            <w:tcW w:type="dxa" w:w="1080"/>
           </w:tcPr>
           <w:p>
             <w:r/>
@@ -2924,7 +3227,7 @@
         </w:tc>
         <w:tc>
           <w:tcPr>
-            <w:tcW w:type="dxa" w:w="1234"/>
+            <w:tcW w:type="dxa" w:w="1080"/>
           </w:tcPr>
           <w:p>
             <w:r/>
@@ -2938,7 +3241,7 @@
         </w:tc>
         <w:tc>
           <w:tcPr>
-            <w:tcW w:type="dxa" w:w="1234"/>
+            <w:tcW w:type="dxa" w:w="1080"/>
           </w:tcPr>
           <w:p>
             <w:r/>
@@ -2952,7 +3255,7 @@
         </w:tc>
         <w:tc>
           <w:tcPr>
-            <w:tcW w:type="dxa" w:w="1234"/>
+            <w:tcW w:type="dxa" w:w="1080"/>
           </w:tcPr>
           <w:p>
             <w:r/>
@@ -2966,7 +3269,7 @@
         </w:tc>
         <w:tc>
           <w:tcPr>
-            <w:tcW w:type="dxa" w:w="1234"/>
+            <w:tcW w:type="dxa" w:w="1080"/>
           </w:tcPr>
           <w:p>
             <w:r/>
@@ -2980,7 +3283,7 @@
         </w:tc>
         <w:tc>
           <w:tcPr>
-            <w:tcW w:type="dxa" w:w="1234"/>
+            <w:tcW w:type="dxa" w:w="1080"/>
           </w:tcPr>
           <w:p>
             <w:r/>
@@ -2994,7 +3297,21 @@
         </w:tc>
         <w:tc>
           <w:tcPr>
-            <w:tcW w:type="dxa" w:w="1234"/>
+            <w:tcW w:type="dxa" w:w="1080"/>
+          </w:tcPr>
+          <w:p>
+            <w:r/>
+            <w:r>
+              <w:rPr>
+                <w:sz w:val="18"/>
+              </w:rPr>
+              <w:t>40.1%</w:t>
+            </w:r>
+          </w:p>
+        </w:tc>
+        <w:tc>
+          <w:tcPr>
+            <w:tcW w:type="dxa" w:w="1080"/>
           </w:tcPr>
           <w:p>
             <w:r/>
@@ -3010,7 +3327,7 @@
       <w:tr>
         <w:tc>
           <w:tcPr>
-            <w:tcW w:type="dxa" w:w="1234"/>
+            <w:tcW w:type="dxa" w:w="1080"/>
           </w:tcPr>
           <w:p>
             <w:r/>
@@ -3024,7 +3341,7 @@
         </w:tc>
         <w:tc>
           <w:tcPr>
-            <w:tcW w:type="dxa" w:w="1234"/>
+            <w:tcW w:type="dxa" w:w="1080"/>
           </w:tcPr>
           <w:p>
             <w:r/>
@@ -3038,7 +3355,7 @@
         </w:tc>
         <w:tc>
           <w:tcPr>
-            <w:tcW w:type="dxa" w:w="1234"/>
+            <w:tcW w:type="dxa" w:w="1080"/>
           </w:tcPr>
           <w:p>
             <w:r/>
@@ -3052,7 +3369,7 @@
         </w:tc>
         <w:tc>
           <w:tcPr>
-            <w:tcW w:type="dxa" w:w="1234"/>
+            <w:tcW w:type="dxa" w:w="1080"/>
           </w:tcPr>
           <w:p>
             <w:r/>
@@ -3066,7 +3383,7 @@
         </w:tc>
         <w:tc>
           <w:tcPr>
-            <w:tcW w:type="dxa" w:w="1234"/>
+            <w:tcW w:type="dxa" w:w="1080"/>
           </w:tcPr>
           <w:p>
             <w:r/>
@@ -3080,7 +3397,7 @@
         </w:tc>
         <w:tc>
           <w:tcPr>
-            <w:tcW w:type="dxa" w:w="1234"/>
+            <w:tcW w:type="dxa" w:w="1080"/>
           </w:tcPr>
           <w:p>
             <w:r/>
@@ -3094,7 +3411,21 @@
         </w:tc>
         <w:tc>
           <w:tcPr>
-            <w:tcW w:type="dxa" w:w="1234"/>
+            <w:tcW w:type="dxa" w:w="1080"/>
+          </w:tcPr>
+          <w:p>
+            <w:r/>
+            <w:r>
+              <w:rPr>
+                <w:sz w:val="18"/>
+              </w:rPr>
+              <w:t>65.7%</w:t>
+            </w:r>
+          </w:p>
+        </w:tc>
+        <w:tc>
+          <w:tcPr>
+            <w:tcW w:type="dxa" w:w="1080"/>
           </w:tcPr>
           <w:p>
             <w:r/>
@@ -3110,7 +3441,7 @@
       <w:tr>
         <w:tc>
           <w:tcPr>
-            <w:tcW w:type="dxa" w:w="1234"/>
+            <w:tcW w:type="dxa" w:w="1080"/>
           </w:tcPr>
           <w:p>
             <w:r/>
@@ -3124,7 +3455,7 @@
         </w:tc>
         <w:tc>
           <w:tcPr>
-            <w:tcW w:type="dxa" w:w="1234"/>
+            <w:tcW w:type="dxa" w:w="1080"/>
           </w:tcPr>
           <w:p>
             <w:r/>
@@ -3138,7 +3469,7 @@
         </w:tc>
         <w:tc>
           <w:tcPr>
-            <w:tcW w:type="dxa" w:w="1234"/>
+            <w:tcW w:type="dxa" w:w="1080"/>
           </w:tcPr>
           <w:p>
             <w:r/>
@@ -3152,7 +3483,7 @@
         </w:tc>
         <w:tc>
           <w:tcPr>
-            <w:tcW w:type="dxa" w:w="1234"/>
+            <w:tcW w:type="dxa" w:w="1080"/>
           </w:tcPr>
           <w:p>
             <w:r/>
@@ -3166,7 +3497,7 @@
         </w:tc>
         <w:tc>
           <w:tcPr>
-            <w:tcW w:type="dxa" w:w="1234"/>
+            <w:tcW w:type="dxa" w:w="1080"/>
           </w:tcPr>
           <w:p>
             <w:r/>
@@ -3180,7 +3511,7 @@
         </w:tc>
         <w:tc>
           <w:tcPr>
-            <w:tcW w:type="dxa" w:w="1234"/>
+            <w:tcW w:type="dxa" w:w="1080"/>
           </w:tcPr>
           <w:p>
             <w:r/>
@@ -3194,7 +3525,21 @@
         </w:tc>
         <w:tc>
           <w:tcPr>
-            <w:tcW w:type="dxa" w:w="1234"/>
+            <w:tcW w:type="dxa" w:w="1080"/>
+          </w:tcPr>
+          <w:p>
+            <w:r/>
+            <w:r>
+              <w:rPr>
+                <w:sz w:val="18"/>
+              </w:rPr>
+              <w:t>36.9%</w:t>
+            </w:r>
+          </w:p>
+        </w:tc>
+        <w:tc>
+          <w:tcPr>
+            <w:tcW w:type="dxa" w:w="1080"/>
           </w:tcPr>
           <w:p>
             <w:r/>
@@ -3210,7 +3555,7 @@
       <w:tr>
         <w:tc>
           <w:tcPr>
-            <w:tcW w:type="dxa" w:w="1234"/>
+            <w:tcW w:type="dxa" w:w="1080"/>
           </w:tcPr>
           <w:p>
             <w:r/>
@@ -3224,7 +3569,7 @@
         </w:tc>
         <w:tc>
           <w:tcPr>
-            <w:tcW w:type="dxa" w:w="1234"/>
+            <w:tcW w:type="dxa" w:w="1080"/>
           </w:tcPr>
           <w:p>
             <w:r/>
@@ -3238,7 +3583,7 @@
         </w:tc>
         <w:tc>
           <w:tcPr>
-            <w:tcW w:type="dxa" w:w="1234"/>
+            <w:tcW w:type="dxa" w:w="1080"/>
           </w:tcPr>
           <w:p>
             <w:r/>
@@ -3252,7 +3597,7 @@
         </w:tc>
         <w:tc>
           <w:tcPr>
-            <w:tcW w:type="dxa" w:w="1234"/>
+            <w:tcW w:type="dxa" w:w="1080"/>
           </w:tcPr>
           <w:p>
             <w:r/>
@@ -3266,7 +3611,7 @@
         </w:tc>
         <w:tc>
           <w:tcPr>
-            <w:tcW w:type="dxa" w:w="1234"/>
+            <w:tcW w:type="dxa" w:w="1080"/>
           </w:tcPr>
           <w:p>
             <w:r/>
@@ -3280,7 +3625,7 @@
         </w:tc>
         <w:tc>
           <w:tcPr>
-            <w:tcW w:type="dxa" w:w="1234"/>
+            <w:tcW w:type="dxa" w:w="1080"/>
           </w:tcPr>
           <w:p>
             <w:r/>
@@ -3294,7 +3639,21 @@
         </w:tc>
         <w:tc>
           <w:tcPr>
-            <w:tcW w:type="dxa" w:w="1234"/>
+            <w:tcW w:type="dxa" w:w="1080"/>
+          </w:tcPr>
+          <w:p>
+            <w:r/>
+            <w:r>
+              <w:rPr>
+                <w:sz w:val="18"/>
+              </w:rPr>
+              <w:t>17.0%</w:t>
+            </w:r>
+          </w:p>
+        </w:tc>
+        <w:tc>
+          <w:tcPr>
+            <w:tcW w:type="dxa" w:w="1080"/>
           </w:tcPr>
           <w:p>
             <w:r/>
@@ -3310,7 +3669,7 @@
       <w:tr>
         <w:tc>
           <w:tcPr>
-            <w:tcW w:type="dxa" w:w="1234"/>
+            <w:tcW w:type="dxa" w:w="1080"/>
           </w:tcPr>
           <w:p>
             <w:r/>
@@ -3324,7 +3683,7 @@
         </w:tc>
         <w:tc>
           <w:tcPr>
-            <w:tcW w:type="dxa" w:w="1234"/>
+            <w:tcW w:type="dxa" w:w="1080"/>
           </w:tcPr>
           <w:p>
             <w:r/>
@@ -3338,7 +3697,7 @@
         </w:tc>
         <w:tc>
           <w:tcPr>
-            <w:tcW w:type="dxa" w:w="1234"/>
+            <w:tcW w:type="dxa" w:w="1080"/>
           </w:tcPr>
           <w:p>
             <w:r/>
@@ -3352,7 +3711,7 @@
         </w:tc>
         <w:tc>
           <w:tcPr>
-            <w:tcW w:type="dxa" w:w="1234"/>
+            <w:tcW w:type="dxa" w:w="1080"/>
           </w:tcPr>
           <w:p>
             <w:r/>
@@ -3366,7 +3725,7 @@
         </w:tc>
         <w:tc>
           <w:tcPr>
-            <w:tcW w:type="dxa" w:w="1234"/>
+            <w:tcW w:type="dxa" w:w="1080"/>
           </w:tcPr>
           <w:p>
             <w:r/>
@@ -3380,7 +3739,7 @@
         </w:tc>
         <w:tc>
           <w:tcPr>
-            <w:tcW w:type="dxa" w:w="1234"/>
+            <w:tcW w:type="dxa" w:w="1080"/>
           </w:tcPr>
           <w:p>
             <w:r/>
@@ -3394,7 +3753,21 @@
         </w:tc>
         <w:tc>
           <w:tcPr>
-            <w:tcW w:type="dxa" w:w="1234"/>
+            <w:tcW w:type="dxa" w:w="1080"/>
+          </w:tcPr>
+          <w:p>
+            <w:r/>
+            <w:r>
+              <w:rPr>
+                <w:sz w:val="18"/>
+              </w:rPr>
+              <w:t>9.7%</w:t>
+            </w:r>
+          </w:p>
+        </w:tc>
+        <w:tc>
+          <w:tcPr>
+            <w:tcW w:type="dxa" w:w="1080"/>
           </w:tcPr>
           <w:p>
             <w:r/>
@@ -3410,7 +3783,7 @@
       <w:tr>
         <w:tc>
           <w:tcPr>
-            <w:tcW w:type="dxa" w:w="1234"/>
+            <w:tcW w:type="dxa" w:w="1080"/>
           </w:tcPr>
           <w:p>
             <w:r/>
@@ -3424,7 +3797,7 @@
         </w:tc>
         <w:tc>
           <w:tcPr>
-            <w:tcW w:type="dxa" w:w="1234"/>
+            <w:tcW w:type="dxa" w:w="1080"/>
           </w:tcPr>
           <w:p>
             <w:r/>
@@ -3438,7 +3811,7 @@
         </w:tc>
         <w:tc>
           <w:tcPr>
-            <w:tcW w:type="dxa" w:w="1234"/>
+            <w:tcW w:type="dxa" w:w="1080"/>
           </w:tcPr>
           <w:p>
             <w:r/>
@@ -3452,7 +3825,7 @@
         </w:tc>
         <w:tc>
           <w:tcPr>
-            <w:tcW w:type="dxa" w:w="1234"/>
+            <w:tcW w:type="dxa" w:w="1080"/>
           </w:tcPr>
           <w:p>
             <w:r/>
@@ -3466,7 +3839,7 @@
         </w:tc>
         <w:tc>
           <w:tcPr>
-            <w:tcW w:type="dxa" w:w="1234"/>
+            <w:tcW w:type="dxa" w:w="1080"/>
           </w:tcPr>
           <w:p>
             <w:r/>
@@ -3480,7 +3853,7 @@
         </w:tc>
         <w:tc>
           <w:tcPr>
-            <w:tcW w:type="dxa" w:w="1234"/>
+            <w:tcW w:type="dxa" w:w="1080"/>
           </w:tcPr>
           <w:p>
             <w:r/>
@@ -3494,7 +3867,21 @@
         </w:tc>
         <w:tc>
           <w:tcPr>
-            <w:tcW w:type="dxa" w:w="1234"/>
+            <w:tcW w:type="dxa" w:w="1080"/>
+          </w:tcPr>
+          <w:p>
+            <w:r/>
+            <w:r>
+              <w:rPr>
+                <w:sz w:val="18"/>
+              </w:rPr>
+              <w:t>n/a</w:t>
+            </w:r>
+          </w:p>
+        </w:tc>
+        <w:tc>
+          <w:tcPr>
+            <w:tcW w:type="dxa" w:w="1080"/>
           </w:tcPr>
           <w:p>
             <w:r/>
@@ -3510,7 +3897,7 @@
       <w:tr>
         <w:tc>
           <w:tcPr>
-            <w:tcW w:type="dxa" w:w="1234"/>
+            <w:tcW w:type="dxa" w:w="1080"/>
           </w:tcPr>
           <w:p>
             <w:r/>
@@ -3524,7 +3911,7 @@
         </w:tc>
         <w:tc>
           <w:tcPr>
-            <w:tcW w:type="dxa" w:w="1234"/>
+            <w:tcW w:type="dxa" w:w="1080"/>
           </w:tcPr>
           <w:p>
             <w:r/>
@@ -3538,7 +3925,7 @@
         </w:tc>
         <w:tc>
           <w:tcPr>
-            <w:tcW w:type="dxa" w:w="1234"/>
+            <w:tcW w:type="dxa" w:w="1080"/>
           </w:tcPr>
           <w:p>
             <w:r/>
@@ -3552,7 +3939,7 @@
         </w:tc>
         <w:tc>
           <w:tcPr>
-            <w:tcW w:type="dxa" w:w="1234"/>
+            <w:tcW w:type="dxa" w:w="1080"/>
           </w:tcPr>
           <w:p>
             <w:r/>
@@ -3566,7 +3953,7 @@
         </w:tc>
         <w:tc>
           <w:tcPr>
-            <w:tcW w:type="dxa" w:w="1234"/>
+            <w:tcW w:type="dxa" w:w="1080"/>
           </w:tcPr>
           <w:p>
             <w:r/>
@@ -3580,7 +3967,7 @@
         </w:tc>
         <w:tc>
           <w:tcPr>
-            <w:tcW w:type="dxa" w:w="1234"/>
+            <w:tcW w:type="dxa" w:w="1080"/>
           </w:tcPr>
           <w:p>
             <w:r/>
@@ -3594,7 +3981,21 @@
         </w:tc>
         <w:tc>
           <w:tcPr>
-            <w:tcW w:type="dxa" w:w="1234"/>
+            <w:tcW w:type="dxa" w:w="1080"/>
+          </w:tcPr>
+          <w:p>
+            <w:r/>
+            <w:r>
+              <w:rPr>
+                <w:sz w:val="18"/>
+              </w:rPr>
+              <w:t>17.7%</w:t>
+            </w:r>
+          </w:p>
+        </w:tc>
+        <w:tc>
+          <w:tcPr>
+            <w:tcW w:type="dxa" w:w="1080"/>
           </w:tcPr>
           <w:p>
             <w:r/>
@@ -3610,7 +4011,7 @@
       <w:tr>
         <w:tc>
           <w:tcPr>
-            <w:tcW w:type="dxa" w:w="1234"/>
+            <w:tcW w:type="dxa" w:w="1080"/>
           </w:tcPr>
           <w:p>
             <w:r/>
@@ -3624,7 +4025,7 @@
         </w:tc>
         <w:tc>
           <w:tcPr>
-            <w:tcW w:type="dxa" w:w="1234"/>
+            <w:tcW w:type="dxa" w:w="1080"/>
           </w:tcPr>
           <w:p>
             <w:r/>
@@ -3638,7 +4039,7 @@
         </w:tc>
         <w:tc>
           <w:tcPr>
-            <w:tcW w:type="dxa" w:w="1234"/>
+            <w:tcW w:type="dxa" w:w="1080"/>
           </w:tcPr>
           <w:p>
             <w:r/>
@@ -3652,7 +4053,7 @@
         </w:tc>
         <w:tc>
           <w:tcPr>
-            <w:tcW w:type="dxa" w:w="1234"/>
+            <w:tcW w:type="dxa" w:w="1080"/>
           </w:tcPr>
           <w:p>
             <w:r/>
@@ -3666,7 +4067,7 @@
         </w:tc>
         <w:tc>
           <w:tcPr>
-            <w:tcW w:type="dxa" w:w="1234"/>
+            <w:tcW w:type="dxa" w:w="1080"/>
           </w:tcPr>
           <w:p>
             <w:r/>
@@ -3680,7 +4081,7 @@
         </w:tc>
         <w:tc>
           <w:tcPr>
-            <w:tcW w:type="dxa" w:w="1234"/>
+            <w:tcW w:type="dxa" w:w="1080"/>
           </w:tcPr>
           <w:p>
             <w:r/>
@@ -3694,7 +4095,21 @@
         </w:tc>
         <w:tc>
           <w:tcPr>
-            <w:tcW w:type="dxa" w:w="1234"/>
+            <w:tcW w:type="dxa" w:w="1080"/>
+          </w:tcPr>
+          <w:p>
+            <w:r/>
+            <w:r>
+              <w:rPr>
+                <w:sz w:val="18"/>
+              </w:rPr>
+              <w:t>49.2%</w:t>
+            </w:r>
+          </w:p>
+        </w:tc>
+        <w:tc>
+          <w:tcPr>
+            <w:tcW w:type="dxa" w:w="1080"/>
           </w:tcPr>
           <w:p>
             <w:r/>
@@ -3710,7 +4125,7 @@
       <w:tr>
         <w:tc>
           <w:tcPr>
-            <w:tcW w:type="dxa" w:w="1234"/>
+            <w:tcW w:type="dxa" w:w="1080"/>
           </w:tcPr>
           <w:p>
             <w:r/>
@@ -3724,7 +4139,7 @@
         </w:tc>
         <w:tc>
           <w:tcPr>
-            <w:tcW w:type="dxa" w:w="1234"/>
+            <w:tcW w:type="dxa" w:w="1080"/>
           </w:tcPr>
           <w:p>
             <w:r/>
@@ -3738,7 +4153,7 @@
         </w:tc>
         <w:tc>
           <w:tcPr>
-            <w:tcW w:type="dxa" w:w="1234"/>
+            <w:tcW w:type="dxa" w:w="1080"/>
           </w:tcPr>
           <w:p>
             <w:r/>
@@ -3752,7 +4167,7 @@
         </w:tc>
         <w:tc>
           <w:tcPr>
-            <w:tcW w:type="dxa" w:w="1234"/>
+            <w:tcW w:type="dxa" w:w="1080"/>
           </w:tcPr>
           <w:p>
             <w:r/>
@@ -3766,7 +4181,7 @@
         </w:tc>
         <w:tc>
           <w:tcPr>
-            <w:tcW w:type="dxa" w:w="1234"/>
+            <w:tcW w:type="dxa" w:w="1080"/>
           </w:tcPr>
           <w:p>
             <w:r/>
@@ -3780,7 +4195,7 @@
         </w:tc>
         <w:tc>
           <w:tcPr>
-            <w:tcW w:type="dxa" w:w="1234"/>
+            <w:tcW w:type="dxa" w:w="1080"/>
           </w:tcPr>
           <w:p>
             <w:r/>
@@ -3794,7 +4209,21 @@
         </w:tc>
         <w:tc>
           <w:tcPr>
-            <w:tcW w:type="dxa" w:w="1234"/>
+            <w:tcW w:type="dxa" w:w="1080"/>
+          </w:tcPr>
+          <w:p>
+            <w:r/>
+            <w:r>
+              <w:rPr>
+                <w:sz w:val="18"/>
+              </w:rPr>
+              <w:t>8.0%</w:t>
+            </w:r>
+          </w:p>
+        </w:tc>
+        <w:tc>
+          <w:tcPr>
+            <w:tcW w:type="dxa" w:w="1080"/>
           </w:tcPr>
           <w:p>
             <w:r/>
@@ -3810,7 +4239,7 @@
       <w:tr>
         <w:tc>
           <w:tcPr>
-            <w:tcW w:type="dxa" w:w="1234"/>
+            <w:tcW w:type="dxa" w:w="1080"/>
           </w:tcPr>
           <w:p>
             <w:r/>
@@ -3824,7 +4253,7 @@
         </w:tc>
         <w:tc>
           <w:tcPr>
-            <w:tcW w:type="dxa" w:w="1234"/>
+            <w:tcW w:type="dxa" w:w="1080"/>
           </w:tcPr>
           <w:p>
             <w:r/>
@@ -3838,7 +4267,7 @@
         </w:tc>
         <w:tc>
           <w:tcPr>
-            <w:tcW w:type="dxa" w:w="1234"/>
+            <w:tcW w:type="dxa" w:w="1080"/>
           </w:tcPr>
           <w:p>
             <w:r/>
@@ -3852,7 +4281,7 @@
         </w:tc>
         <w:tc>
           <w:tcPr>
-            <w:tcW w:type="dxa" w:w="1234"/>
+            <w:tcW w:type="dxa" w:w="1080"/>
           </w:tcPr>
           <w:p>
             <w:r/>
@@ -3866,7 +4295,7 @@
         </w:tc>
         <w:tc>
           <w:tcPr>
-            <w:tcW w:type="dxa" w:w="1234"/>
+            <w:tcW w:type="dxa" w:w="1080"/>
           </w:tcPr>
           <w:p>
             <w:r/>
@@ -3880,7 +4309,7 @@
         </w:tc>
         <w:tc>
           <w:tcPr>
-            <w:tcW w:type="dxa" w:w="1234"/>
+            <w:tcW w:type="dxa" w:w="1080"/>
           </w:tcPr>
           <w:p>
             <w:r/>
@@ -3894,7 +4323,21 @@
         </w:tc>
         <w:tc>
           <w:tcPr>
-            <w:tcW w:type="dxa" w:w="1234"/>
+            <w:tcW w:type="dxa" w:w="1080"/>
+          </w:tcPr>
+          <w:p>
+            <w:r/>
+            <w:r>
+              <w:rPr>
+                <w:sz w:val="18"/>
+              </w:rPr>
+              <w:t>17.7%</w:t>
+            </w:r>
+          </w:p>
+        </w:tc>
+        <w:tc>
+          <w:tcPr>
+            <w:tcW w:type="dxa" w:w="1080"/>
           </w:tcPr>
           <w:p>
             <w:r/>
@@ -3910,7 +4353,7 @@
       <w:tr>
         <w:tc>
           <w:tcPr>
-            <w:tcW w:type="dxa" w:w="1234"/>
+            <w:tcW w:type="dxa" w:w="1080"/>
           </w:tcPr>
           <w:p>
             <w:r/>
@@ -3924,7 +4367,7 @@
         </w:tc>
         <w:tc>
           <w:tcPr>
-            <w:tcW w:type="dxa" w:w="1234"/>
+            <w:tcW w:type="dxa" w:w="1080"/>
           </w:tcPr>
           <w:p>
             <w:r/>
@@ -3938,7 +4381,7 @@
         </w:tc>
         <w:tc>
           <w:tcPr>
-            <w:tcW w:type="dxa" w:w="1234"/>
+            <w:tcW w:type="dxa" w:w="1080"/>
           </w:tcPr>
           <w:p>
             <w:r/>
@@ -3952,7 +4395,7 @@
         </w:tc>
         <w:tc>
           <w:tcPr>
-            <w:tcW w:type="dxa" w:w="1234"/>
+            <w:tcW w:type="dxa" w:w="1080"/>
           </w:tcPr>
           <w:p>
             <w:r/>
@@ -3966,7 +4409,7 @@
         </w:tc>
         <w:tc>
           <w:tcPr>
-            <w:tcW w:type="dxa" w:w="1234"/>
+            <w:tcW w:type="dxa" w:w="1080"/>
           </w:tcPr>
           <w:p>
             <w:r/>
@@ -3980,7 +4423,7 @@
         </w:tc>
         <w:tc>
           <w:tcPr>
-            <w:tcW w:type="dxa" w:w="1234"/>
+            <w:tcW w:type="dxa" w:w="1080"/>
           </w:tcPr>
           <w:p>
             <w:r/>
@@ -3994,7 +4437,21 @@
         </w:tc>
         <w:tc>
           <w:tcPr>
-            <w:tcW w:type="dxa" w:w="1234"/>
+            <w:tcW w:type="dxa" w:w="1080"/>
+          </w:tcPr>
+          <w:p>
+            <w:r/>
+            <w:r>
+              <w:rPr>
+                <w:sz w:val="18"/>
+              </w:rPr>
+              <w:t>20.6%</w:t>
+            </w:r>
+          </w:p>
+        </w:tc>
+        <w:tc>
+          <w:tcPr>
+            <w:tcW w:type="dxa" w:w="1080"/>
           </w:tcPr>
           <w:p>
             <w:r/>
@@ -4010,7 +4467,7 @@
       <w:tr>
         <w:tc>
           <w:tcPr>
-            <w:tcW w:type="dxa" w:w="1234"/>
+            <w:tcW w:type="dxa" w:w="1080"/>
           </w:tcPr>
           <w:p>
             <w:r/>
@@ -4024,7 +4481,7 @@
         </w:tc>
         <w:tc>
           <w:tcPr>
-            <w:tcW w:type="dxa" w:w="1234"/>
+            <w:tcW w:type="dxa" w:w="1080"/>
           </w:tcPr>
           <w:p>
             <w:r/>
@@ -4038,7 +4495,7 @@
         </w:tc>
         <w:tc>
           <w:tcPr>
-            <w:tcW w:type="dxa" w:w="1234"/>
+            <w:tcW w:type="dxa" w:w="1080"/>
           </w:tcPr>
           <w:p>
             <w:r/>
@@ -4052,7 +4509,7 @@
         </w:tc>
         <w:tc>
           <w:tcPr>
-            <w:tcW w:type="dxa" w:w="1234"/>
+            <w:tcW w:type="dxa" w:w="1080"/>
           </w:tcPr>
           <w:p>
             <w:r/>
@@ -4066,7 +4523,7 @@
         </w:tc>
         <w:tc>
           <w:tcPr>
-            <w:tcW w:type="dxa" w:w="1234"/>
+            <w:tcW w:type="dxa" w:w="1080"/>
           </w:tcPr>
           <w:p>
             <w:r/>
@@ -4080,7 +4537,7 @@
         </w:tc>
         <w:tc>
           <w:tcPr>
-            <w:tcW w:type="dxa" w:w="1234"/>
+            <w:tcW w:type="dxa" w:w="1080"/>
           </w:tcPr>
           <w:p>
             <w:r/>
@@ -4094,7 +4551,21 @@
         </w:tc>
         <w:tc>
           <w:tcPr>
-            <w:tcW w:type="dxa" w:w="1234"/>
+            <w:tcW w:type="dxa" w:w="1080"/>
+          </w:tcPr>
+          <w:p>
+            <w:r/>
+            <w:r>
+              <w:rPr>
+                <w:sz w:val="18"/>
+              </w:rPr>
+              <w:t>-58.0%</w:t>
+            </w:r>
+          </w:p>
+        </w:tc>
+        <w:tc>
+          <w:tcPr>
+            <w:tcW w:type="dxa" w:w="1080"/>
           </w:tcPr>
           <w:p>
             <w:r/>
@@ -4121,7 +4592,7 @@
         <w:rPr>
           <w:sz w:val="21"/>
         </w:rPr>
-        <w:t>Two patterns stand out. First, capital does not sort the ratings. Globe Life holds our same A on a Strong balance sheet and a 316% RBC ratio, carried by its size and business profile. Guarantee Trust Life holds an A above 800% RBC. ManhattanLife sits at B++ with more reported capital than several A- carriers. What sorts the ratings is operating performance and business profile. Second, we stand out in two directions. We do very well on capital, holding one of only a handful of Strongest grades in the sample and an RBC ratio in the top quartile of the group. And we do poorly on return, with a five-year return on equity (net income across the whole business measured against surplus, not an investment return) near the bottom of the whole group, held at Adequate where most A-rated peers are graded Strong. The typical A-rated carrier is the reverse of us, a Very Strong balance sheet paired with Strong operating performance. We have held our A with capital and a plan Best believes where others hold it with profits.</w:t>
+        <w:t>Two patterns stand out. First, capital does not sort the ratings. Globe Life holds our same A on a Strong balance sheet, a 316% RBC ratio and a BCAR of 6.6%, carried by its size and business profile. Guarantee Trust Life holds an A above 800% RBC. ManhattanLife sits at B++ with more reported capital than several A- carriers. What sorts the ratings is operating performance and business profile. Second, we stand out in two directions. We do very well on capital, holding one of only a handful of Strongest grades in the sample and, on BCAR, the measure that actually sets the grade, ranking 3 of 44 carriers we have reports for. And we do poorly on return, with a five-year return on equity (net income across the whole business measured against surplus, not an investment return) near the bottom of the whole group, held at Adequate where most A-rated peers are graded Strong. The typical A-rated carrier is the reverse of us, a Very Strong balance sheet paired with Strong operating performance. We have held our A with capital and a plan Best believes where others hold it with profits.</w:t>
       </w:r>
     </w:p>
     <w:p>
@@ -4132,7 +4603,7 @@
         <w:drawing>
           <wp:inline xmlns:a="http://schemas.openxmlformats.org/drawingml/2006/main" xmlns:pic="http://schemas.openxmlformats.org/drawingml/2006/picture">
             <wp:extent cx="5577840" cy="2868603"/>
-            <wp:docPr id="3" name="Picture 3"/>
+            <wp:docPr id="5" name="Picture 5"/>
             <wp:cNvGraphicFramePr>
               <a:graphicFrameLocks noChangeAspect="1"/>
             </wp:cNvGraphicFramePr>
@@ -4144,7 +4615,7 @@
                     <pic:cNvPicPr/>
                   </pic:nvPicPr>
                   <pic:blipFill>
-                    <a:blip r:embed="rId11"/>
+                    <a:blip r:embed="rId13"/>
                     <a:stretch>
                       <a:fillRect/>
                     </a:stretch>
@@ -4174,7 +4645,29 @@
           <w:color w:val="5C6B78"/>
           <w:sz w:val="18"/>
         </w:rPr>
-        <w:t>Figure 3. Capital by balance-sheet tier across peers. We sit high today, which is the cushion the plan now spends down.</w:t>
+        <w:t>Figure 5. Capital by balance-sheet tier across peers. We sit high today, which is the cushion the plan now spends down.</w:t>
+      </w:r>
+    </w:p>
+    <w:p>
+      <w:pPr>
+        <w:spacing w:after="120"/>
+      </w:pPr>
+      <w:r>
+        <w:rPr>
+          <w:sz w:val="21"/>
+        </w:rPr>
+        <w:t>There is one more pattern in the report data, and it changes how the low-capital examples above should be read. Look at the carriers holding a strong rating on a thin BCAR. Combined Insurance is rated A+ on a BCAR of 2.7%. The three CNO companies are rated A on 3.8%. Global Atlantic's Forethought is rated A on 4.9%. Humana is rated A on a BCAR below zero. Every one of those is rated with group support: the parent's capital, not the operating company's, is holding the letter up. The handful of exceptions are standalone carriers of a size we will never be, New York Life at roughly 259 billion dollars in assets and Lincoln at 320 billion, where scale and diversification do the same job. Across the reports we hold, group-rated carriers run a median BCAR of about 23% against 29% for carriers rated on their own.</w:t>
+      </w:r>
+    </w:p>
+    <w:p>
+      <w:pPr>
+        <w:spacing w:after="120"/>
+      </w:pPr>
+      <w:r>
+        <w:rPr>
+          <w:sz w:val="21"/>
+        </w:rPr>
+        <w:t>The lesson is not that capital does not matter. It is that a thin balance sheet can be carried by someone else's, and we do not have anyone else's. We are rated standalone, at a scale far below the carriers that get away with it. So the peer examples of strong ratings on weak capital are not a template for us. Our own capital has to do the work, which is precisely why the BCAR trajectory is the number to watch through the trough.</w:t>
       </w:r>
     </w:p>
     <w:p>
@@ -4279,7 +4772,7 @@
         <w:drawing>
           <wp:inline xmlns:a="http://schemas.openxmlformats.org/drawingml/2006/main" xmlns:pic="http://schemas.openxmlformats.org/drawingml/2006/picture">
             <wp:extent cx="5577840" cy="2868603"/>
-            <wp:docPr id="4" name="Picture 4"/>
+            <wp:docPr id="6" name="Picture 6"/>
             <wp:cNvGraphicFramePr>
               <a:graphicFrameLocks noChangeAspect="1"/>
             </wp:cNvGraphicFramePr>
@@ -4291,7 +4784,7 @@
                     <pic:cNvPicPr/>
                   </pic:nvPicPr>
                   <pic:blipFill>
-                    <a:blip r:embed="rId12"/>
+                    <a:blip r:embed="rId14"/>
                     <a:stretch>
                       <a:fillRect/>
                     </a:stretch>
@@ -4321,7 +4814,7 @@
           <w:color w:val="5C6B78"/>
           <w:sz w:val="18"/>
         </w:rPr>
-        <w:t>Figure 4. Operating performance by tier (five-year ROE). We run losses yet are held at Adequate, a judgement about the plan rather than this year's number.</w:t>
+        <w:t>Figure 6. Operating performance by tier (five-year ROE). We run losses yet are held at Adequate, a judgement about the plan rather than this year's number.</w:t>
       </w:r>
     </w:p>
     <w:p>
@@ -4389,7 +4882,7 @@
         <w:drawing>
           <wp:inline xmlns:a="http://schemas.openxmlformats.org/drawingml/2006/main" xmlns:pic="http://schemas.openxmlformats.org/drawingml/2006/picture">
             <wp:extent cx="5577840" cy="1792877"/>
-            <wp:docPr id="5" name="Picture 5"/>
+            <wp:docPr id="7" name="Picture 7"/>
             <wp:cNvGraphicFramePr>
               <a:graphicFrameLocks noChangeAspect="1"/>
             </wp:cNvGraphicFramePr>
@@ -4401,7 +4894,7 @@
                     <pic:cNvPicPr/>
                   </pic:nvPicPr>
                   <pic:blipFill>
-                    <a:blip r:embed="rId13"/>
+                    <a:blip r:embed="rId15"/>
                     <a:stretch>
                       <a:fillRect/>
                     </a:stretch>
@@ -4431,7 +4924,7 @@
           <w:color w:val="5C6B78"/>
           <w:sz w:val="18"/>
         </w:rPr>
-        <w:t>Figure 5. A shock to our concentrated Medicare Supplement book would move us through operating performance, the block already in play, rather than through the business-profile grade.</w:t>
+        <w:t>Figure 7. A shock to our concentrated Medicare Supplement book would move us through operating performance, the block already in play, rather than through the business-profile grade.</w:t>
       </w:r>
     </w:p>
     <w:p>
@@ -4512,7 +5005,7 @@
         <w:drawing>
           <wp:inline xmlns:a="http://schemas.openxmlformats.org/drawingml/2006/main" xmlns:pic="http://schemas.openxmlformats.org/drawingml/2006/picture">
             <wp:extent cx="5577840" cy="2788920"/>
-            <wp:docPr id="6" name="Picture 6"/>
+            <wp:docPr id="8" name="Picture 8"/>
             <wp:cNvGraphicFramePr>
               <a:graphicFrameLocks noChangeAspect="1"/>
             </wp:cNvGraphicFramePr>
@@ -4524,7 +5017,7 @@
                     <pic:cNvPicPr/>
                   </pic:nvPicPr>
                   <pic:blipFill>
-                    <a:blip r:embed="rId14"/>
+                    <a:blip r:embed="rId16"/>
                     <a:stretch>
                       <a:fillRect/>
                     </a:stretch>
@@ -4554,7 +5047,7 @@
           <w:color w:val="5C6B78"/>
           <w:sz w:val="18"/>
         </w:rPr>
-        <w:t>Figure 6. Each lever on its own costs one letter. B++ takes both at the same time.</w:t>
+        <w:t>Figure 8. Each lever on its own costs one letter. B++ takes both at the same time.</w:t>
       </w:r>
     </w:p>
     <w:p>

--- a/output/whitepaper/Wellabe_AMBest_Rating.docx
+++ b/output/whitepaper/Wellabe_AMBest_Rating.docx
@@ -19,7 +19,7 @@
           <w:color w:val="5C6B78"/>
           <w:sz w:val="20"/>
         </w:rPr>
-        <w:t>Office of the Chief Actuary. ELT, internal and confidential.</w:t>
+        <w:t>Office of Strategy. ELT, internal and confidential.</w:t>
       </w:r>
     </w:p>
     <w:p>
@@ -43,7 +43,7 @@
         <w:rPr>
           <w:sz w:val="21"/>
         </w:rPr>
-        <w:t>One of the key components of our company-wide risk appetite is to maintain an AM Best rating of A- or better. The purpose here is to explain how our AM Best rating actually works, where we stand, and what would realistically move it, so we can talk about it from a shared and accurate footing. It is written to teach the mechanics rather than to argue a point of view. Two ideas tend to get tangled in these conversations, the regulator's capital ratio and Best's own capital model, and most of the confusion clears up once we keep them straight.</w:t>
+        <w:t>A key component of our company-wide risk appetite is to maintain an AM Best rating of A- or better. This paper explains how the rating is built, where we stand, and what would move us, so the conversation runs off shared mechanics rather than impressions.</w:t>
       </w:r>
     </w:p>
     <w:p>
@@ -54,7 +54,7 @@
         <w:rPr>
           <w:sz w:val="21"/>
         </w:rPr>
-        <w:t>One thing to understand at the start, because the rest of the paper depends on it. Our plan draws our capital down over the next few years. The RBC ratio falls from around 648% as of 12/31/25 toward a trough near 400% around 2029 before it rebuilds, a trough that already assumes the planned surplus note and a C-3 Phase I reserve change. That decline is real, it is deliberate, and it is large enough that it could pressure our balance-sheet grade. So capital is not a settled strength we can set aside. It is one of the things that can move our rating, and it deserves a clear-eyed look.</w:t>
+        <w:t>One fact drives the rest of it. Our plan draws capital down over the next few years. The RBC ratio falls from around 648% at 12/31/25 toward a trough near 400% around 2029 before it rebuilds, and that trough already assumes the planned surplus note and a C-3 Phase I reserve change. The decline is deliberate. The question this paper answers is whether it threatens the rating.</w:t>
       </w:r>
     </w:p>
     <w:p>
@@ -80,7 +80,7 @@
           <w:color w:val="2E5A88"/>
           <w:sz w:val="27"/>
         </w:rPr>
-        <w:t>1.  What the rating is, and where it matters to us</w:t>
+        <w:t>1.  What the rating is, and where it matters</w:t>
       </w:r>
     </w:p>
     <w:p>
@@ -91,7 +91,7 @@
         <w:rPr>
           <w:sz w:val="21"/>
         </w:rPr>
-        <w:t>The financial strength rating is AM Best's opinion of our ability to pay claims. It is a business asset, and it is worth being honest about where it helps us and where it matters less. We sell mostly through independent marketing organizations, independent agents, and preneed funeral homes. We do not sell through banks or broker-dealers, and we do not write the kind of long-duration annuity business where buyers screen hard on a minimum letter.</w:t>
+        <w:t>The financial strength rating is Best's opinion of our ability to pay claims. It is a business asset, and it earns its keep in specific places. It matters in preneed, where funeral-home programs place obligations that run for decades and prefer a stable, highly rated counterparty. It matters in reinsurance and in any capital raise, where the letter sets our terms. It matters least in agent-sold Medicare Supplement, where the product is short-duration and backed by state guaranty funds, so the buyer is insulated from our balance sheet.</w:t>
       </w:r>
     </w:p>
     <w:p>
@@ -102,7 +102,7 @@
         <w:rPr>
           <w:sz w:val="21"/>
         </w:rPr>
-        <w:t>Because of that, the rating matters most where our distribution is rating-sensitive: preneed, reinsurance, and raising capital, including the surplus note we are working toward. In our agent Medicare Supplement and supplemental-health channels it matters much less, because the product is standardized and guaranty-backed, so agents place business on price, commission, and service more than on the letter.</w:t>
+        <w:t>The line that matters is A-. At A- and above we stay on the shelf almost everywhere. Below A-, distribution starts closing: shelf access, preneed programs and reinsurance terms are the first to go. That is why the appetite is set at A- rather than at our current A.</w:t>
       </w:r>
     </w:p>
     <w:p>
@@ -115,7 +115,7 @@
           <w:color w:val="2E5A88"/>
           <w:sz w:val="27"/>
         </w:rPr>
-        <w:t>2.  How AM Best builds the letter</w:t>
+        <w:t>2.  What we looked at</w:t>
       </w:r>
     </w:p>
     <w:p>
@@ -126,7 +126,7 @@
         <w:rPr>
           <w:sz w:val="21"/>
         </w:rPr>
-        <w:t>The rating runs off published tables, so we can read our own rating and a competitor's the same way. The balance sheet sets a starting point, and the other three pieces move it up or down.</w:t>
+        <w:t>To read our own rating against the market we pulled the Best credit report for 44 carriers: our direct competitors, the senior-market and preneed specialists we are compared to, and a set of large diversified carriers for range. They span roughly 100 million dollars to 320 billion dollars in assets and every rating from A++ to B. Each report carries the four building-block grades and, importantly, the BCAR score, which is published nowhere else.</w:t>
       </w:r>
     </w:p>
     <w:p>
@@ -137,488 +137,7 @@
         <w:rPr>
           <w:sz w:val="21"/>
         </w:rPr>
-        <w:t>Step one. The balance-sheet grade sets a starting credit rating:</w:t>
-      </w:r>
-    </w:p>
-    <w:tbl>
-      <w:tblPr>
-        <w:tblStyle w:val="LightGrid-Accent1"/>
-        <w:tblW w:type="auto" w:w="0"/>
-        <w:jc w:val="center"/>
-        <w:tblLook w:firstColumn="1" w:firstRow="1" w:lastColumn="0" w:lastRow="0" w:noHBand="0" w:noVBand="1" w:val="04A0"/>
-      </w:tblPr>
-      <w:tblGrid>
-        <w:gridCol w:w="2880"/>
-        <w:gridCol w:w="2880"/>
-        <w:gridCol w:w="2880"/>
-      </w:tblGrid>
-      <w:tr>
-        <w:tc>
-          <w:tcPr>
-            <w:tcW w:type="dxa" w:w="2880"/>
-            <w:shd w:val="clear" w:fill="2E5A88"/>
-          </w:tcPr>
-          <w:p>
-            <w:r/>
-            <w:r>
-              <w:rPr>
-                <w:b/>
-                <w:color w:val="FFFFFF"/>
-                <w:sz w:val="18"/>
-              </w:rPr>
-              <w:t>Balance-sheet grade</w:t>
-            </w:r>
-          </w:p>
-        </w:tc>
-        <w:tc>
-          <w:tcPr>
-            <w:tcW w:type="dxa" w:w="2880"/>
-            <w:shd w:val="clear" w:fill="2E5A88"/>
-          </w:tcPr>
-          <w:p>
-            <w:r/>
-            <w:r>
-              <w:rPr>
-                <w:b/>
-                <w:color w:val="FFFFFF"/>
-                <w:sz w:val="18"/>
-              </w:rPr>
-              <w:t>Starting point (ICR)</w:t>
-            </w:r>
-          </w:p>
-        </w:tc>
-        <w:tc>
-          <w:tcPr>
-            <w:tcW w:type="dxa" w:w="2880"/>
-            <w:shd w:val="clear" w:fill="2E5A88"/>
-          </w:tcPr>
-          <w:p>
-            <w:r/>
-            <w:r>
-              <w:rPr>
-                <w:b/>
-                <w:color w:val="FFFFFF"/>
-                <w:sz w:val="18"/>
-              </w:rPr>
-              <w:t>Letter it implies</w:t>
-            </w:r>
-          </w:p>
-        </w:tc>
-      </w:tr>
-      <w:tr>
-        <w:tc>
-          <w:tcPr>
-            <w:tcW w:type="dxa" w:w="2880"/>
-            <w:shd w:val="clear" w:fill="FBE9E7"/>
-          </w:tcPr>
-          <w:p>
-            <w:r/>
-            <w:r>
-              <w:rPr>
-                <w:b/>
-                <w:color w:val="C0392B"/>
-                <w:sz w:val="18"/>
-              </w:rPr>
-              <w:t>Strongest</w:t>
-            </w:r>
-          </w:p>
-        </w:tc>
-        <w:tc>
-          <w:tcPr>
-            <w:tcW w:type="dxa" w:w="2880"/>
-            <w:shd w:val="clear" w:fill="FBE9E7"/>
-          </w:tcPr>
-          <w:p>
-            <w:r/>
-            <w:r>
-              <w:rPr>
-                <w:b/>
-                <w:color w:val="C0392B"/>
-                <w:sz w:val="18"/>
-              </w:rPr>
-              <w:t>a+ / a</w:t>
-            </w:r>
-          </w:p>
-        </w:tc>
-        <w:tc>
-          <w:tcPr>
-            <w:tcW w:type="dxa" w:w="2880"/>
-            <w:shd w:val="clear" w:fill="FBE9E7"/>
-          </w:tcPr>
-          <w:p>
-            <w:r/>
-            <w:r>
-              <w:rPr>
-                <w:b/>
-                <w:color w:val="C0392B"/>
-                <w:sz w:val="18"/>
-              </w:rPr>
-              <w:t>A</w:t>
-            </w:r>
-          </w:p>
-        </w:tc>
-      </w:tr>
-      <w:tr>
-        <w:tc>
-          <w:tcPr>
-            <w:tcW w:type="dxa" w:w="2880"/>
-          </w:tcPr>
-          <w:p>
-            <w:r/>
-            <w:r>
-              <w:rPr>
-                <w:sz w:val="18"/>
-              </w:rPr>
-              <w:t>Very Strong</w:t>
-            </w:r>
-          </w:p>
-        </w:tc>
-        <w:tc>
-          <w:tcPr>
-            <w:tcW w:type="dxa" w:w="2880"/>
-          </w:tcPr>
-          <w:p>
-            <w:r/>
-            <w:r>
-              <w:rPr>
-                <w:sz w:val="18"/>
-              </w:rPr>
-              <w:t>a / a-</w:t>
-            </w:r>
-          </w:p>
-        </w:tc>
-        <w:tc>
-          <w:tcPr>
-            <w:tcW w:type="dxa" w:w="2880"/>
-          </w:tcPr>
-          <w:p>
-            <w:r/>
-            <w:r>
-              <w:rPr>
-                <w:sz w:val="18"/>
-              </w:rPr>
-              <w:t>A / A-</w:t>
-            </w:r>
-          </w:p>
-        </w:tc>
-      </w:tr>
-      <w:tr>
-        <w:tc>
-          <w:tcPr>
-            <w:tcW w:type="dxa" w:w="2880"/>
-          </w:tcPr>
-          <w:p>
-            <w:r/>
-            <w:r>
-              <w:rPr>
-                <w:sz w:val="18"/>
-              </w:rPr>
-              <w:t>Strong</w:t>
-            </w:r>
-          </w:p>
-        </w:tc>
-        <w:tc>
-          <w:tcPr>
-            <w:tcW w:type="dxa" w:w="2880"/>
-          </w:tcPr>
-          <w:p>
-            <w:r/>
-            <w:r>
-              <w:rPr>
-                <w:sz w:val="18"/>
-              </w:rPr>
-              <w:t>a- / bbb+</w:t>
-            </w:r>
-          </w:p>
-        </w:tc>
-        <w:tc>
-          <w:tcPr>
-            <w:tcW w:type="dxa" w:w="2880"/>
-          </w:tcPr>
-          <w:p>
-            <w:r/>
-            <w:r>
-              <w:rPr>
-                <w:sz w:val="18"/>
-              </w:rPr>
-              <w:t>A- / B++</w:t>
-            </w:r>
-          </w:p>
-        </w:tc>
-      </w:tr>
-      <w:tr>
-        <w:tc>
-          <w:tcPr>
-            <w:tcW w:type="dxa" w:w="2880"/>
-          </w:tcPr>
-          <w:p>
-            <w:r/>
-            <w:r>
-              <w:rPr>
-                <w:sz w:val="18"/>
-              </w:rPr>
-              <w:t>Adequate</w:t>
-            </w:r>
-          </w:p>
-        </w:tc>
-        <w:tc>
-          <w:tcPr>
-            <w:tcW w:type="dxa" w:w="2880"/>
-          </w:tcPr>
-          <w:p>
-            <w:r/>
-            <w:r>
-              <w:rPr>
-                <w:sz w:val="18"/>
-              </w:rPr>
-              <w:t>bbb+ / bbb / bbb-</w:t>
-            </w:r>
-          </w:p>
-        </w:tc>
-        <w:tc>
-          <w:tcPr>
-            <w:tcW w:type="dxa" w:w="2880"/>
-          </w:tcPr>
-          <w:p>
-            <w:r/>
-            <w:r>
-              <w:rPr>
-                <w:sz w:val="18"/>
-              </w:rPr>
-              <w:t>B++ / B+</w:t>
-            </w:r>
-          </w:p>
-        </w:tc>
-      </w:tr>
-    </w:tbl>
-    <w:p>
-      <w:pPr>
-        <w:spacing w:after="40"/>
-      </w:pPr>
-    </w:p>
-    <w:p>
-      <w:pPr>
-        <w:spacing w:after="120"/>
-      </w:pPr>
-      <w:r>
-        <w:rPr>
-          <w:sz w:val="21"/>
-        </w:rPr>
-        <w:t>Step two. Each of the other three pieces adds or removes notches:</w:t>
-      </w:r>
-    </w:p>
-    <w:tbl>
-      <w:tblPr>
-        <w:tblStyle w:val="LightGrid-Accent1"/>
-        <w:tblW w:type="auto" w:w="0"/>
-        <w:jc w:val="center"/>
-        <w:tblLook w:firstColumn="1" w:firstRow="1" w:lastColumn="0" w:lastRow="0" w:noHBand="0" w:noVBand="1" w:val="04A0"/>
-      </w:tblPr>
-      <w:tblGrid>
-        <w:gridCol w:w="2880"/>
-        <w:gridCol w:w="2880"/>
-        <w:gridCol w:w="2880"/>
-      </w:tblGrid>
-      <w:tr>
-        <w:tc>
-          <w:tcPr>
-            <w:tcW w:type="dxa" w:w="2880"/>
-            <w:shd w:val="clear" w:fill="2E5A88"/>
-          </w:tcPr>
-          <w:p>
-            <w:r/>
-            <w:r>
-              <w:rPr>
-                <w:b/>
-                <w:color w:val="FFFFFF"/>
-                <w:sz w:val="18"/>
-              </w:rPr>
-              <w:t>Building block</w:t>
-            </w:r>
-          </w:p>
-        </w:tc>
-        <w:tc>
-          <w:tcPr>
-            <w:tcW w:type="dxa" w:w="2880"/>
-            <w:shd w:val="clear" w:fill="2E5A88"/>
-          </w:tcPr>
-          <w:p>
-            <w:r/>
-            <w:r>
-              <w:rPr>
-                <w:b/>
-                <w:color w:val="FFFFFF"/>
-                <w:sz w:val="18"/>
-              </w:rPr>
-              <w:t>How far it can move us</w:t>
-            </w:r>
-          </w:p>
-        </w:tc>
-        <w:tc>
-          <w:tcPr>
-            <w:tcW w:type="dxa" w:w="2880"/>
-            <w:shd w:val="clear" w:fill="2E5A88"/>
-          </w:tcPr>
-          <w:p>
-            <w:r/>
-            <w:r>
-              <w:rPr>
-                <w:b/>
-                <w:color w:val="FFFFFF"/>
-                <w:sz w:val="18"/>
-              </w:rPr>
-              <w:t>Neutral, no-change grade</w:t>
-            </w:r>
-          </w:p>
-        </w:tc>
-      </w:tr>
-      <w:tr>
-        <w:tc>
-          <w:tcPr>
-            <w:tcW w:type="dxa" w:w="2880"/>
-          </w:tcPr>
-          <w:p>
-            <w:r/>
-            <w:r>
-              <w:rPr>
-                <w:sz w:val="18"/>
-              </w:rPr>
-              <w:t>Operating performance (earnings)</w:t>
-            </w:r>
-          </w:p>
-        </w:tc>
-        <w:tc>
-          <w:tcPr>
-            <w:tcW w:type="dxa" w:w="2880"/>
-          </w:tcPr>
-          <w:p>
-            <w:r/>
-            <w:r>
-              <w:rPr>
-                <w:sz w:val="18"/>
-              </w:rPr>
-              <w:t>up 2, down 3</w:t>
-            </w:r>
-          </w:p>
-        </w:tc>
-        <w:tc>
-          <w:tcPr>
-            <w:tcW w:type="dxa" w:w="2880"/>
-          </w:tcPr>
-          <w:p>
-            <w:r/>
-            <w:r>
-              <w:rPr>
-                <w:sz w:val="18"/>
-              </w:rPr>
-              <w:t>Adequate</w:t>
-            </w:r>
-          </w:p>
-        </w:tc>
-      </w:tr>
-      <w:tr>
-        <w:tc>
-          <w:tcPr>
-            <w:tcW w:type="dxa" w:w="2880"/>
-          </w:tcPr>
-          <w:p>
-            <w:r/>
-            <w:r>
-              <w:rPr>
-                <w:sz w:val="18"/>
-              </w:rPr>
-              <w:t>Business profile (franchise)</w:t>
-            </w:r>
-          </w:p>
-        </w:tc>
-        <w:tc>
-          <w:tcPr>
-            <w:tcW w:type="dxa" w:w="2880"/>
-          </w:tcPr>
-          <w:p>
-            <w:r/>
-            <w:r>
-              <w:rPr>
-                <w:sz w:val="18"/>
-              </w:rPr>
-              <w:t>up 2, down 2</w:t>
-            </w:r>
-          </w:p>
-        </w:tc>
-        <w:tc>
-          <w:tcPr>
-            <w:tcW w:type="dxa" w:w="2880"/>
-          </w:tcPr>
-          <w:p>
-            <w:r/>
-            <w:r>
-              <w:rPr>
-                <w:sz w:val="18"/>
-              </w:rPr>
-              <w:t>Neutral</w:t>
-            </w:r>
-          </w:p>
-        </w:tc>
-      </w:tr>
-      <w:tr>
-        <w:tc>
-          <w:tcPr>
-            <w:tcW w:type="dxa" w:w="2880"/>
-          </w:tcPr>
-          <w:p>
-            <w:r/>
-            <w:r>
-              <w:rPr>
-                <w:sz w:val="18"/>
-              </w:rPr>
-              <w:t>Risk management</w:t>
-            </w:r>
-          </w:p>
-        </w:tc>
-        <w:tc>
-          <w:tcPr>
-            <w:tcW w:type="dxa" w:w="2880"/>
-          </w:tcPr>
-          <w:p>
-            <w:r/>
-            <w:r>
-              <w:rPr>
-                <w:sz w:val="18"/>
-              </w:rPr>
-              <w:t>up 1, down 4</w:t>
-            </w:r>
-          </w:p>
-        </w:tc>
-        <w:tc>
-          <w:tcPr>
-            <w:tcW w:type="dxa" w:w="2880"/>
-          </w:tcPr>
-          <w:p>
-            <w:r/>
-            <w:r>
-              <w:rPr>
-                <w:sz w:val="18"/>
-              </w:rPr>
-              <w:t>Appropriate</w:t>
-            </w:r>
-          </w:p>
-        </w:tc>
-      </w:tr>
-    </w:tbl>
-    <w:p>
-      <w:pPr>
-        <w:spacing w:after="40"/>
-      </w:pPr>
-    </w:p>
-    <w:p>
-      <w:pPr>
-        <w:spacing w:after="120"/>
-      </w:pPr>
-      <w:r>
-        <w:rPr>
-          <w:sz w:val="21"/>
-        </w:rPr>
-        <w:t>Two things are worth noticing. The downside on each piece is larger than the upside, so it is easier to lose ground than to gain it. And the balance sheet only gets a carrier to the starting line. A company can open at A on capital and still finish lower if its operating performance and business profile are weak. As a worked example, a Strongest balance sheet opens at A. Hold the other three at no change and the carrier stays at A. Let two of them each slip a notch and the same well-capitalized company lands at B++.</w:t>
+        <w:t>That gives us the same inputs Best used, for us and for the peer set, so the comparisons in this paper are like for like rather than inferred from financial statements.</w:t>
       </w:r>
     </w:p>
     <w:p>
@@ -642,7 +161,7 @@
         <w:rPr>
           <w:sz w:val="21"/>
         </w:rPr>
-        <w:t>This is the part most worth slowing down on, because two different measures get used for two different jobs, and they do not always agree.</w:t>
+        <w:t>Two capital measures get used for two different jobs, and conflating them causes most of the confusion in these discussions.</w:t>
       </w:r>
     </w:p>
     <w:p>
@@ -653,7 +172,7 @@
         <w:rPr>
           <w:sz w:val="21"/>
         </w:rPr>
-        <w:t>The first is NAIC risk-based capital, which we report on the CAL basis and which runs around 648% for us today. The formula sets a regulatory floor. It compares our total adjusted capital to a control level the regulator calculates. The ladder below shows what happens as the ratio falls. The useful thing to understand is what this number is for. It is a floor and an early-warning gauge. Once a company is well above the floor it tells you the regulator is comfortable, and very little more. It does not rank healthy carriers against each other, and it is not the number AM Best uses to set a rating. Globe Life makes the point: it runs an RBC ratio around 316%, less than half of ours, and it is rated A, the same letter we hold.</w:t>
+        <w:t>NAIC risk-based capital, which we report on the CAL basis and which runs about 648%, is a regulatory floor. It compares our total adjusted capital to a control level the regulator calculates, and it answers one question: is the regulator comfortable. Once a carrier is well clear of the floor, the ratio says very little about relative strength, and Best does not use it to set the rating.</w:t>
       </w:r>
     </w:p>
     <w:tbl>
@@ -911,7 +430,7 @@
         <w:rPr>
           <w:sz w:val="21"/>
         </w:rPr>
-        <w:t>The second measure is the one that actually drives the balance-sheet grade, and it is Best's own capital model, called BCAR. Best takes our real balance sheet and runs it through a series of bad years, up to roughly a 1-in-250-year loss, and asks how much capital is still standing afterward. A company graded Strongest has more than about 25% of its capital still to spare after that stress. BCAR captures things the RBC ratio does not, including asset risk, reserve adequacy, and catastrophe exposure, which is why a carrier can look strong on one measure and less so on the other. One more point that matters later: BCAR is a snapshot of today's balance sheet under stress. It is not a forecast. What looks ahead is Best's rating opinion and outlook, which carry its view of where we are headed.</w:t>
+        <w:t>BCAR is Best's own capital model, and it is the one that feeds the rating. Best runs our balance sheet through a stress up to roughly a 1-in-250-year loss and measures how much capital is still standing. A score above 25% at that stress is the level associated with the top capital assessment. BCAR picks up asset risk, reserve adequacy and catastrophe exposure that the RBC formula treats more coarsely.</w:t>
       </w:r>
     </w:p>
     <w:p>
@@ -922,18 +441,7 @@
         <w:rPr>
           <w:sz w:val="21"/>
         </w:rPr>
-        <w:t>So we hold two capital numbers in mind. The RBC ratio is the regulator's floor and the number our plan moves the most. BCAR is Best's stress test and the number that sets our grade. They can move together or apart, and the gap between them is the heart of the capital question for us.</w:t>
-      </w:r>
-    </w:p>
-    <w:p>
-      <w:pPr>
-        <w:spacing w:after="120"/>
-      </w:pPr>
-      <w:r>
-        <w:rPr>
-          <w:sz w:val="21"/>
-        </w:rPr>
-        <w:t>We can now show how far apart they run, because we have pulled the BCAR score out of the Best credit report for 44 carriers in our competitive set. Across the 43 of them that have both measures, the correlation between BCAR and the RBC ratio is only +0.30. The two numbers are close to unrelated once a carrier is comfortably above the regulatory floor. The scatter below makes the point in a way the definitions cannot: carriers with nearly identical RBC ratios sit anywhere from the top to the bottom of the BCAR range. Aetna's American Continental runs an RBC ratio above 2,000% on a BCAR of 29%. ManhattanLife Assurance runs 859% RBC on a BCAR of 17.7%. A high RBC ratio does not buy a strong balance-sheet grade, which is exactly why Best built its own model.</w:t>
+        <w:t>The reports show how far apart the two run. Across the 43 carriers with both measures the correlation is +0.30, which is close to no relationship. Aetna's American Continental carries an RBC ratio above 2,000% on a BCAR of 29%. ManhattanLife Assurance runs 859% RBC on a BCAR of 17.7%. A high RBC ratio does not buy a strong capital assessment, which is why Best built its own model.</w:t>
       </w:r>
     </w:p>
     <w:p>
@@ -986,7 +494,646 @@
           <w:color w:val="5C6B78"/>
           <w:sz w:val="18"/>
         </w:rPr>
-        <w:t>Figure 1. Best's capital model against the regulator's ratio for 43 carriers. The two do not move together. Carriers shaded orange are rated with group support, and they cluster low on BCAR: their parent, not their own capital, is carrying the rating.</w:t>
+        <w:t>Figure 1. Best's capital model against the regulator's ratio for 43 carriers. The two do not move together. Orange carriers are rated with group support and cluster low on BCAR: the parent's capital, not their own, holds the rating up.</w:t>
+      </w:r>
+    </w:p>
+    <w:p>
+      <w:pPr>
+        <w:spacing w:after="120"/>
+      </w:pPr>
+      <w:r>
+        <w:rPr>
+          <w:sz w:val="21"/>
+        </w:rPr>
+        <w:t>So we track two numbers for two purposes. RBC is the regulatory floor and the number our plan moves most. BCAR is the number that feeds our grade.</w:t>
+      </w:r>
+    </w:p>
+    <w:p>
+      <w:pPr>
+        <w:spacing w:before="240" w:after="40"/>
+      </w:pPr>
+      <w:r>
+        <w:rPr>
+          <w:b/>
+          <w:color w:val="2E5A88"/>
+          <w:sz w:val="27"/>
+        </w:rPr>
+        <w:t>4.  The balance-sheet grade starts with BCAR and does not end there</w:t>
+      </w:r>
+    </w:p>
+    <w:p>
+      <w:pPr>
+        <w:spacing w:after="120"/>
+      </w:pPr>
+      <w:r>
+        <w:rPr>
+          <w:sz w:val="21"/>
+        </w:rPr>
+        <w:t>The balance-sheet grade sets the starting point for the whole rating:</w:t>
+      </w:r>
+    </w:p>
+    <w:tbl>
+      <w:tblPr>
+        <w:tblStyle w:val="LightGrid-Accent1"/>
+        <w:tblW w:type="auto" w:w="0"/>
+        <w:jc w:val="center"/>
+        <w:tblLook w:firstColumn="1" w:firstRow="1" w:lastColumn="0" w:lastRow="0" w:noHBand="0" w:noVBand="1" w:val="04A0"/>
+      </w:tblPr>
+      <w:tblGrid>
+        <w:gridCol w:w="2880"/>
+        <w:gridCol w:w="2880"/>
+        <w:gridCol w:w="2880"/>
+      </w:tblGrid>
+      <w:tr>
+        <w:tc>
+          <w:tcPr>
+            <w:tcW w:type="dxa" w:w="2880"/>
+            <w:shd w:val="clear" w:fill="2E5A88"/>
+          </w:tcPr>
+          <w:p>
+            <w:r/>
+            <w:r>
+              <w:rPr>
+                <w:b/>
+                <w:color w:val="FFFFFF"/>
+                <w:sz w:val="18"/>
+              </w:rPr>
+              <w:t>Balance-sheet grade</w:t>
+            </w:r>
+          </w:p>
+        </w:tc>
+        <w:tc>
+          <w:tcPr>
+            <w:tcW w:type="dxa" w:w="2880"/>
+            <w:shd w:val="clear" w:fill="2E5A88"/>
+          </w:tcPr>
+          <w:p>
+            <w:r/>
+            <w:r>
+              <w:rPr>
+                <w:b/>
+                <w:color w:val="FFFFFF"/>
+                <w:sz w:val="18"/>
+              </w:rPr>
+              <w:t>Starting point (ICR)</w:t>
+            </w:r>
+          </w:p>
+        </w:tc>
+        <w:tc>
+          <w:tcPr>
+            <w:tcW w:type="dxa" w:w="2880"/>
+            <w:shd w:val="clear" w:fill="2E5A88"/>
+          </w:tcPr>
+          <w:p>
+            <w:r/>
+            <w:r>
+              <w:rPr>
+                <w:b/>
+                <w:color w:val="FFFFFF"/>
+                <w:sz w:val="18"/>
+              </w:rPr>
+              <w:t>Letter it implies</w:t>
+            </w:r>
+          </w:p>
+        </w:tc>
+      </w:tr>
+      <w:tr>
+        <w:tc>
+          <w:tcPr>
+            <w:tcW w:type="dxa" w:w="2880"/>
+          </w:tcPr>
+          <w:p>
+            <w:r/>
+            <w:r>
+              <w:rPr>
+                <w:sz w:val="18"/>
+              </w:rPr>
+              <w:t>Strongest</w:t>
+            </w:r>
+          </w:p>
+        </w:tc>
+        <w:tc>
+          <w:tcPr>
+            <w:tcW w:type="dxa" w:w="2880"/>
+          </w:tcPr>
+          <w:p>
+            <w:r/>
+            <w:r>
+              <w:rPr>
+                <w:sz w:val="18"/>
+              </w:rPr>
+              <w:t>a+ / a</w:t>
+            </w:r>
+          </w:p>
+        </w:tc>
+        <w:tc>
+          <w:tcPr>
+            <w:tcW w:type="dxa" w:w="2880"/>
+          </w:tcPr>
+          <w:p>
+            <w:r/>
+            <w:r>
+              <w:rPr>
+                <w:sz w:val="18"/>
+              </w:rPr>
+              <w:t>A</w:t>
+            </w:r>
+          </w:p>
+        </w:tc>
+      </w:tr>
+      <w:tr>
+        <w:tc>
+          <w:tcPr>
+            <w:tcW w:type="dxa" w:w="2880"/>
+          </w:tcPr>
+          <w:p>
+            <w:r/>
+            <w:r>
+              <w:rPr>
+                <w:sz w:val="18"/>
+              </w:rPr>
+              <w:t>Very Strong</w:t>
+            </w:r>
+          </w:p>
+        </w:tc>
+        <w:tc>
+          <w:tcPr>
+            <w:tcW w:type="dxa" w:w="2880"/>
+          </w:tcPr>
+          <w:p>
+            <w:r/>
+            <w:r>
+              <w:rPr>
+                <w:sz w:val="18"/>
+              </w:rPr>
+              <w:t>a / a-</w:t>
+            </w:r>
+          </w:p>
+        </w:tc>
+        <w:tc>
+          <w:tcPr>
+            <w:tcW w:type="dxa" w:w="2880"/>
+          </w:tcPr>
+          <w:p>
+            <w:r/>
+            <w:r>
+              <w:rPr>
+                <w:sz w:val="18"/>
+              </w:rPr>
+              <w:t>A / A-</w:t>
+            </w:r>
+          </w:p>
+        </w:tc>
+      </w:tr>
+      <w:tr>
+        <w:tc>
+          <w:tcPr>
+            <w:tcW w:type="dxa" w:w="2880"/>
+          </w:tcPr>
+          <w:p>
+            <w:r/>
+            <w:r>
+              <w:rPr>
+                <w:sz w:val="18"/>
+              </w:rPr>
+              <w:t>Strong</w:t>
+            </w:r>
+          </w:p>
+        </w:tc>
+        <w:tc>
+          <w:tcPr>
+            <w:tcW w:type="dxa" w:w="2880"/>
+          </w:tcPr>
+          <w:p>
+            <w:r/>
+            <w:r>
+              <w:rPr>
+                <w:sz w:val="18"/>
+              </w:rPr>
+              <w:t>a- / bbb+</w:t>
+            </w:r>
+          </w:p>
+        </w:tc>
+        <w:tc>
+          <w:tcPr>
+            <w:tcW w:type="dxa" w:w="2880"/>
+          </w:tcPr>
+          <w:p>
+            <w:r/>
+            <w:r>
+              <w:rPr>
+                <w:sz w:val="18"/>
+              </w:rPr>
+              <w:t>A- / B++</w:t>
+            </w:r>
+          </w:p>
+        </w:tc>
+      </w:tr>
+      <w:tr>
+        <w:tc>
+          <w:tcPr>
+            <w:tcW w:type="dxa" w:w="2880"/>
+          </w:tcPr>
+          <w:p>
+            <w:r/>
+            <w:r>
+              <w:rPr>
+                <w:sz w:val="18"/>
+              </w:rPr>
+              <w:t>Adequate</w:t>
+            </w:r>
+          </w:p>
+        </w:tc>
+        <w:tc>
+          <w:tcPr>
+            <w:tcW w:type="dxa" w:w="2880"/>
+          </w:tcPr>
+          <w:p>
+            <w:r/>
+            <w:r>
+              <w:rPr>
+                <w:sz w:val="18"/>
+              </w:rPr>
+              <w:t>bbb+ / bbb / bbb-</w:t>
+            </w:r>
+          </w:p>
+        </w:tc>
+        <w:tc>
+          <w:tcPr>
+            <w:tcW w:type="dxa" w:w="2880"/>
+          </w:tcPr>
+          <w:p>
+            <w:r/>
+            <w:r>
+              <w:rPr>
+                <w:sz w:val="18"/>
+              </w:rPr>
+              <w:t>B++ / B+</w:t>
+            </w:r>
+          </w:p>
+        </w:tc>
+      </w:tr>
+    </w:tbl>
+    <w:p>
+      <w:pPr>
+        <w:spacing w:after="40"/>
+      </w:pPr>
+    </w:p>
+    <w:p>
+      <w:pPr>
+        <w:spacing w:after="120"/>
+      </w:pPr>
+      <w:r>
+        <w:rPr>
+          <w:sz w:val="21"/>
+        </w:rPr>
+        <w:t>BCAR is the largest input to that grade, and across the peer set the median score steps down cleanly with each tier: about 66% for Strongest, 31% for Very Strong, 11% for Strong and 8% for Adequate. The tiers overlap at the edges, so the score indicates the grade without determining it.</w:t>
+      </w:r>
+    </w:p>
+    <w:p>
+      <w:pPr>
+        <w:jc w:val="center"/>
+      </w:pPr>
+      <w:r>
+        <w:drawing>
+          <wp:inline xmlns:a="http://schemas.openxmlformats.org/drawingml/2006/main" xmlns:pic="http://schemas.openxmlformats.org/drawingml/2006/picture">
+            <wp:extent cx="5577840" cy="2868603"/>
+            <wp:docPr id="2" name="Picture 2"/>
+            <wp:cNvGraphicFramePr>
+              <a:graphicFrameLocks noChangeAspect="1"/>
+            </wp:cNvGraphicFramePr>
+            <a:graphic>
+              <a:graphicData uri="http://schemas.openxmlformats.org/drawingml/2006/picture">
+                <pic:pic>
+                  <pic:nvPicPr>
+                    <pic:cNvPr id="0" name="rp_bcartiers.png"/>
+                    <pic:cNvPicPr/>
+                  </pic:nvPicPr>
+                  <pic:blipFill>
+                    <a:blip r:embed="rId10"/>
+                    <a:stretch>
+                      <a:fillRect/>
+                    </a:stretch>
+                  </pic:blipFill>
+                  <pic:spPr>
+                    <a:xfrm>
+                      <a:off x="0" y="0"/>
+                      <a:ext cx="5577840" cy="2868603"/>
+                    </a:xfrm>
+                    <a:prstGeom prst="rect"/>
+                  </pic:spPr>
+                </pic:pic>
+              </a:graphicData>
+            </a:graphic>
+          </wp:inline>
+        </w:drawing>
+      </w:r>
+    </w:p>
+    <w:p>
+      <w:pPr>
+        <w:spacing w:after="200"/>
+        <w:jc w:val="center"/>
+      </w:pPr>
+      <w:r>
+        <w:rPr>
+          <w:i/>
+          <w:color w:val="5C6B78"/>
+          <w:sz w:val="18"/>
+        </w:rPr>
+        <w:t>Figure 2. BCAR by balance-sheet tier across the carriers we hold reports for. The tiers step down in the expected order and overlap at the edges.</w:t>
+      </w:r>
+    </w:p>
+    <w:p>
+      <w:pPr>
+        <w:spacing w:after="120"/>
+      </w:pPr>
+      <w:r>
+        <w:rPr>
+          <w:sz w:val="21"/>
+        </w:rPr>
+        <w:t>Clearing 25% does not earn the top grade. The threshold applies to risk-adjusted capitalization, which is one component of the balance-sheet assessment. In 18 of the 44 reports Best states that the carrier's risk-adjusted capitalization sits at the strongest level. Thirteen of those 18 are graded below Strongest on the overall balance sheet.</w:t>
+      </w:r>
+    </w:p>
+    <w:p>
+      <w:pPr>
+        <w:spacing w:after="120"/>
+      </w:pPr>
+      <w:r>
+        <w:rPr>
+          <w:sz w:val="21"/>
+        </w:rPr>
+        <w:t>The reasons are visible in the same paragraphs, and they are mostly capital that will not stay put. Reserve National's parent anticipates upstreaming dividends. National Western's balance sheet is expected to be affected by planned capital withdrawals tied to its acquisition. GPM uses reinsurance to relieve new-business strain. Others carry concentrated reserves or heavy allocations to lower-quality bonds. Best also weighs the absolute size of the capital base, liquidity, reserve adequacy and financial flexibility. This is the mechanism to keep in mind when we come to our own drawdown.</w:t>
+      </w:r>
+    </w:p>
+    <w:p>
+      <w:pPr>
+        <w:spacing w:before="240" w:after="40"/>
+      </w:pPr>
+      <w:r>
+        <w:rPr>
+          <w:b/>
+          <w:color w:val="2E5A88"/>
+          <w:sz w:val="27"/>
+        </w:rPr>
+        <w:t>5.  The other three blocks, and which of them can move us</w:t>
+      </w:r>
+    </w:p>
+    <w:p>
+      <w:pPr>
+        <w:spacing w:after="120"/>
+      </w:pPr>
+      <w:r>
+        <w:rPr>
+          <w:sz w:val="21"/>
+        </w:rPr>
+        <w:t>The balance sheet sets the starting point. The other three blocks add or remove notches from it:</w:t>
+      </w:r>
+    </w:p>
+    <w:tbl>
+      <w:tblPr>
+        <w:tblStyle w:val="LightGrid-Accent1"/>
+        <w:tblW w:type="auto" w:w="0"/>
+        <w:jc w:val="center"/>
+        <w:tblLook w:firstColumn="1" w:firstRow="1" w:lastColumn="0" w:lastRow="0" w:noHBand="0" w:noVBand="1" w:val="04A0"/>
+      </w:tblPr>
+      <w:tblGrid>
+        <w:gridCol w:w="2880"/>
+        <w:gridCol w:w="2880"/>
+        <w:gridCol w:w="2880"/>
+      </w:tblGrid>
+      <w:tr>
+        <w:tc>
+          <w:tcPr>
+            <w:tcW w:type="dxa" w:w="2880"/>
+            <w:shd w:val="clear" w:fill="2E5A88"/>
+          </w:tcPr>
+          <w:p>
+            <w:r/>
+            <w:r>
+              <w:rPr>
+                <w:b/>
+                <w:color w:val="FFFFFF"/>
+                <w:sz w:val="18"/>
+              </w:rPr>
+              <w:t>Building block</w:t>
+            </w:r>
+          </w:p>
+        </w:tc>
+        <w:tc>
+          <w:tcPr>
+            <w:tcW w:type="dxa" w:w="2880"/>
+            <w:shd w:val="clear" w:fill="2E5A88"/>
+          </w:tcPr>
+          <w:p>
+            <w:r/>
+            <w:r>
+              <w:rPr>
+                <w:b/>
+                <w:color w:val="FFFFFF"/>
+                <w:sz w:val="18"/>
+              </w:rPr>
+              <w:t>How far it can move a rating</w:t>
+            </w:r>
+          </w:p>
+        </w:tc>
+        <w:tc>
+          <w:tcPr>
+            <w:tcW w:type="dxa" w:w="2880"/>
+            <w:shd w:val="clear" w:fill="2E5A88"/>
+          </w:tcPr>
+          <w:p>
+            <w:r/>
+            <w:r>
+              <w:rPr>
+                <w:b/>
+                <w:color w:val="FFFFFF"/>
+                <w:sz w:val="18"/>
+              </w:rPr>
+              <w:t>No-change grade</w:t>
+            </w:r>
+          </w:p>
+        </w:tc>
+      </w:tr>
+      <w:tr>
+        <w:tc>
+          <w:tcPr>
+            <w:tcW w:type="dxa" w:w="2880"/>
+          </w:tcPr>
+          <w:p>
+            <w:r/>
+            <w:r>
+              <w:rPr>
+                <w:sz w:val="18"/>
+              </w:rPr>
+              <w:t>Operating performance (earnings)</w:t>
+            </w:r>
+          </w:p>
+        </w:tc>
+        <w:tc>
+          <w:tcPr>
+            <w:tcW w:type="dxa" w:w="2880"/>
+          </w:tcPr>
+          <w:p>
+            <w:r/>
+            <w:r>
+              <w:rPr>
+                <w:sz w:val="18"/>
+              </w:rPr>
+              <w:t>up 2, down 3</w:t>
+            </w:r>
+          </w:p>
+        </w:tc>
+        <w:tc>
+          <w:tcPr>
+            <w:tcW w:type="dxa" w:w="2880"/>
+          </w:tcPr>
+          <w:p>
+            <w:r/>
+            <w:r>
+              <w:rPr>
+                <w:sz w:val="18"/>
+              </w:rPr>
+              <w:t>Adequate</w:t>
+            </w:r>
+          </w:p>
+        </w:tc>
+      </w:tr>
+      <w:tr>
+        <w:tc>
+          <w:tcPr>
+            <w:tcW w:type="dxa" w:w="2880"/>
+          </w:tcPr>
+          <w:p>
+            <w:r/>
+            <w:r>
+              <w:rPr>
+                <w:sz w:val="18"/>
+              </w:rPr>
+              <w:t>Business profile (franchise)</w:t>
+            </w:r>
+          </w:p>
+        </w:tc>
+        <w:tc>
+          <w:tcPr>
+            <w:tcW w:type="dxa" w:w="2880"/>
+          </w:tcPr>
+          <w:p>
+            <w:r/>
+            <w:r>
+              <w:rPr>
+                <w:sz w:val="18"/>
+              </w:rPr>
+              <w:t>up 2, down 2</w:t>
+            </w:r>
+          </w:p>
+        </w:tc>
+        <w:tc>
+          <w:tcPr>
+            <w:tcW w:type="dxa" w:w="2880"/>
+          </w:tcPr>
+          <w:p>
+            <w:r/>
+            <w:r>
+              <w:rPr>
+                <w:sz w:val="18"/>
+              </w:rPr>
+              <w:t>Neutral</w:t>
+            </w:r>
+          </w:p>
+        </w:tc>
+      </w:tr>
+      <w:tr>
+        <w:tc>
+          <w:tcPr>
+            <w:tcW w:type="dxa" w:w="2880"/>
+          </w:tcPr>
+          <w:p>
+            <w:r/>
+            <w:r>
+              <w:rPr>
+                <w:sz w:val="18"/>
+              </w:rPr>
+              <w:t>Risk management</w:t>
+            </w:r>
+          </w:p>
+        </w:tc>
+        <w:tc>
+          <w:tcPr>
+            <w:tcW w:type="dxa" w:w="2880"/>
+          </w:tcPr>
+          <w:p>
+            <w:r/>
+            <w:r>
+              <w:rPr>
+                <w:sz w:val="18"/>
+              </w:rPr>
+              <w:t>up 1, down 4</w:t>
+            </w:r>
+          </w:p>
+        </w:tc>
+        <w:tc>
+          <w:tcPr>
+            <w:tcW w:type="dxa" w:w="2880"/>
+          </w:tcPr>
+          <w:p>
+            <w:r/>
+            <w:r>
+              <w:rPr>
+                <w:sz w:val="18"/>
+              </w:rPr>
+              <w:t>Appropriate</w:t>
+            </w:r>
+          </w:p>
+        </w:tc>
+      </w:tr>
+    </w:tbl>
+    <w:p>
+      <w:pPr>
+        <w:spacing w:after="40"/>
+      </w:pPr>
+    </w:p>
+    <w:p>
+      <w:pPr>
+        <w:spacing w:after="120"/>
+      </w:pPr>
+      <w:r>
+        <w:rPr>
+          <w:sz w:val="21"/>
+        </w:rPr>
+        <w:t>The downside on each block is larger than the upside, so ground is easier to lose than to gain. Of the three, only operating performance is realistically in play for us.</w:t>
+      </w:r>
+    </w:p>
+    <w:p>
+      <w:pPr>
+        <w:spacing w:after="120"/>
+      </w:pPr>
+      <w:r>
+        <w:rPr>
+          <w:sz w:val="21"/>
+        </w:rPr>
+        <w:t>Business profile is Best's read of our franchise: scale, market position, product and geographic diversification, and distribution. We are graded Neutral. Moving up requires materially greater scale or diversification, which is a multi-year strategic change rather than a plan variance. Moving down requires losing a core market. Neither happens inside the planning horizon.</w:t>
+      </w:r>
+    </w:p>
+    <w:p>
+      <w:pPr>
+        <w:spacing w:after="120"/>
+      </w:pPr>
+      <w:r>
+        <w:rPr>
+          <w:sz w:val="21"/>
+        </w:rPr>
+        <w:t>Risk management is graded Appropriate, and it is effectively fixed. The upside is essentially unavailable, since Very Strong is reserved for programs well beyond our size and complexity. The grade rarely moves a rating on its own. The exposure here is not the grade, it is allowing a preventable event, a failed reinsurance recovery or a governance lapse, to reframe how Best reads everything else.</w:t>
+      </w:r>
+    </w:p>
+    <w:p>
+      <w:pPr>
+        <w:spacing w:after="120"/>
+      </w:pPr>
+      <w:r>
+        <w:rPr>
+          <w:sz w:val="21"/>
+        </w:rPr>
+        <w:t>That leaves the balance sheet and operating performance as the two live blocks, and Part III returns to them.</w:t>
       </w:r>
     </w:p>
     <w:p>
@@ -999,7 +1146,7 @@
           <w:color w:val="0B1C2C"/>
           <w:sz w:val="25"/>
         </w:rPr>
-        <w:t>Part II.  Where Wellabe stands</w:t>
+        <w:t>Part II.  Where we stand</w:t>
       </w:r>
     </w:p>
     <w:p>
@@ -1012,7 +1159,7 @@
           <w:color w:val="2E5A88"/>
           <w:sz w:val="27"/>
         </w:rPr>
-        <w:t>4.  Our rating today, and how we got to A</w:t>
+        <w:t>6.  Our grade today</w:t>
       </w:r>
     </w:p>
     <w:p>
@@ -1023,7 +1170,7 @@
         <w:rPr>
           <w:sz w:val="21"/>
         </w:rPr>
-        <w:t>Best grades us Strongest on the balance sheet, Adequate on operating performance, Neutral on business profile, and Appropriate on risk management. The balance sheet opens us at A, the other three net to no change, and we land at A with a Stable outlook.</w:t>
+        <w:t>Best grades us Strongest on the balance sheet, Adequate on operating performance, Neutral on business profile and Appropriate on risk management. Strongest opens us at a, the other three blocks are all at no change, and we land at A with a Stable outlook.</w:t>
       </w:r>
     </w:p>
     <w:p>
@@ -1034,7 +1181,7 @@
         <w:rPr>
           <w:sz w:val="21"/>
         </w:rPr>
-        <w:t>The thing shaping everything else is our recent operating performance. We have run losses for three straight years, and the losses have grown each year. Our accident-and-health combined ratio, which is claims plus expenses as a percent of premium (so anything above 100% means the block pays out more than it takes in), climbed every year through 2025, and surplus has come down since 2021.</w:t>
+        <w:t>Our BCAR is 67.3%, which ranks 3 of the 44 carriers we hold reports for. None of the qualifiers from section 4 currently applies to us: there is no parent upstreaming our capital, no acquisition-driven withdrawal, and no reliance on reinsurance to carry new-business strain. That is why the capital assessment converts cleanly into the top grade rather than being marked down the way it was for thirteen of our peers.</w:t>
       </w:r>
     </w:p>
     <w:tbl>
@@ -1506,70 +1653,13 @@
     </w:p>
     <w:p>
       <w:pPr>
-        <w:spacing w:after="120"/>
-      </w:pPr>
-      <w:r>
-        <w:rPr>
-          <w:sz w:val="21"/>
-        </w:rPr>
-        <w:t>We are still A and still Stable while running the largest losses in our history. The reason is that Best does not read these as ordinary losses. Statutory accounting makes us book the full cost of writing a new policy right away, so a record year of Medicare Supplement sales, with premium up 13% in 2025, shows up as a loss today on business we expect to earn back over its life. Best is giving us credit for that, and it has said so in its rating drivers. It is a judgement, and judgements can change, which is why the next sections matter.</w:t>
-      </w:r>
-    </w:p>
-    <w:p>
-      <w:pPr>
-        <w:spacing w:after="120"/>
-      </w:pPr>
-      <w:r>
-        <w:rPr>
-          <w:sz w:val="21"/>
-        </w:rPr>
-        <w:t>There is an early sign the trajectory is turning. Through 2026 to date the all-in accident-and-health combined ratio is running near 113%, down from 116% in 2025, which would be the first improvement in the series. If that holds, it is the clearest evidence we can put in front of Best at the next review that the combined ratio has passed its inflection point and the plan is playing out.</w:t>
-      </w:r>
-    </w:p>
-    <w:p>
-      <w:pPr>
-        <w:spacing w:before="240" w:after="40"/>
-      </w:pPr>
-      <w:r>
-        <w:rPr>
-          <w:b/>
-          <w:color w:val="2E5A88"/>
-          <w:sz w:val="27"/>
-        </w:rPr>
-        <w:t>5.  Our capital, and where the plan takes it</w:t>
-      </w:r>
-    </w:p>
-    <w:p>
-      <w:pPr>
-        <w:spacing w:after="120"/>
-      </w:pPr>
-      <w:r>
-        <w:rPr>
-          <w:sz w:val="21"/>
-        </w:rPr>
-        <w:t>Here is the core of the capital question. Both of our capital measures are coming down, and the plan intends them to continue down through about 2029.</w:t>
-      </w:r>
-    </w:p>
-    <w:p>
-      <w:pPr>
-        <w:spacing w:after="120"/>
-      </w:pPr>
-      <w:r>
-        <w:rPr>
-          <w:sz w:val="21"/>
-        </w:rPr>
-        <w:t>BCAR has fallen from 73.4% at year-end 2022 to 67.3% at year-end 2025, a little over six points in three years, as losses draw down surplus. It is still far above the 25% line for Strongest, but the direction is steady and it will keep going while we fund growth, and likely faster than the recent pace once the surplus note adds lower-quality capital and losses continue.</w:t>
-      </w:r>
-    </w:p>
-    <w:p>
-      <w:pPr>
         <w:jc w:val="center"/>
       </w:pPr>
       <w:r>
         <w:drawing>
           <wp:inline xmlns:a="http://schemas.openxmlformats.org/drawingml/2006/main" xmlns:pic="http://schemas.openxmlformats.org/drawingml/2006/picture">
             <wp:extent cx="5577840" cy="2788920"/>
-            <wp:docPr id="2" name="Picture 2"/>
+            <wp:docPr id="3" name="Picture 3"/>
             <wp:cNvGraphicFramePr>
               <a:graphicFrameLocks noChangeAspect="1"/>
             </wp:cNvGraphicFramePr>
@@ -1581,7 +1671,7 @@
                     <pic:cNvPicPr/>
                   </pic:nvPicPr>
                   <pic:blipFill>
-                    <a:blip r:embed="rId10"/>
+                    <a:blip r:embed="rId11"/>
                     <a:stretch>
                       <a:fillRect/>
                     </a:stretch>
@@ -1611,7 +1701,7 @@
           <w:color w:val="5C6B78"/>
           <w:sz w:val="18"/>
         </w:rPr>
-        <w:t>Figure 2. BCAR over the four annual reviews we have. It sits well above the 25% bar but has trended down each year, and the plan takes it lower.</w:t>
+        <w:t>Figure 3. BCAR across the four annual reviews we have. A wide cushion above the 25% level, trending down as losses draw on surplus.</w:t>
       </w:r>
     </w:p>
     <w:p>
@@ -1622,7 +1712,7 @@
         <w:rPr>
           <w:sz w:val="21"/>
         </w:rPr>
-        <w:t>The RBC ratio moves more. It runs about 648% today and the plan carries it toward a trough near 400% around 2029 before it rebuilds. It is tempting to read that against peer RBC ratios and conclude the grade must fall, and an earlier draft of this paper did exactly that. The report data does not support it. Aetna's American Continental carries an RBC ratio above 2,000% and is graded Very Strong, not Strongest, while New York Life is graded Strongest with a BCAR of 8.5%. There is no RBC threshold that sorts the balance-sheet grade, so a 400% RBC ratio does not by itself cost us the Strongest assessment. What we should watch instead is BCAR.</w:t>
+        <w:t>Operating performance is the soft block. We have run losses for four straight years and they have grown each year, driven by the accident-and-health combined ratio moving from 95% to 116%. Our five-year return on equity sits near the bottom of the peer set. Best holds us at Adequate rather than Marginal because it reads the losses as the cost of funding growth in a maturing Medicare Supplement block, and because it accepts the plan that turns them. That grade rests on a forecast, which is the exposure.</w:t>
       </w:r>
     </w:p>
     <w:p>
@@ -1633,124 +1723,7 @@
         <w:rPr>
           <w:sz w:val="21"/>
         </w:rPr>
-        <w:t>On BCAR the peer picture is much better behaved. The median score falls cleanly with each step down in the balance-sheet grade: about 66% for Strongest, 31% for Very Strong, 11% for Strong and 8% for Adequate. The tiers still overlap, so BCAR is not a formula that returns the grade, but it is the measure that tracks it. We sit at 67.3%, which is near the top of the Strongest group and well clear of the tier below.</w:t>
-      </w:r>
-    </w:p>
-    <w:p>
-      <w:pPr>
-        <w:jc w:val="center"/>
-      </w:pPr>
-      <w:r>
-        <w:drawing>
-          <wp:inline xmlns:a="http://schemas.openxmlformats.org/drawingml/2006/main" xmlns:pic="http://schemas.openxmlformats.org/drawingml/2006/picture">
-            <wp:extent cx="5577840" cy="2868603"/>
-            <wp:docPr id="3" name="Picture 3"/>
-            <wp:cNvGraphicFramePr>
-              <a:graphicFrameLocks noChangeAspect="1"/>
-            </wp:cNvGraphicFramePr>
-            <a:graphic>
-              <a:graphicData uri="http://schemas.openxmlformats.org/drawingml/2006/picture">
-                <pic:pic>
-                  <pic:nvPicPr>
-                    <pic:cNvPr id="0" name="rp_bcartiers.png"/>
-                    <pic:cNvPicPr/>
-                  </pic:nvPicPr>
-                  <pic:blipFill>
-                    <a:blip r:embed="rId11"/>
-                    <a:stretch>
-                      <a:fillRect/>
-                    </a:stretch>
-                  </pic:blipFill>
-                  <pic:spPr>
-                    <a:xfrm>
-                      <a:off x="0" y="0"/>
-                      <a:ext cx="5577840" cy="2868603"/>
-                    </a:xfrm>
-                    <a:prstGeom prst="rect"/>
-                  </pic:spPr>
-                </pic:pic>
-              </a:graphicData>
-            </a:graphic>
-          </wp:inline>
-        </w:drawing>
-      </w:r>
-    </w:p>
-    <w:p>
-      <w:pPr>
-        <w:spacing w:after="200"/>
-        <w:jc w:val="center"/>
-      </w:pPr>
-      <w:r>
-        <w:rPr>
-          <w:i/>
-          <w:color w:val="5C6B78"/>
-          <w:sz w:val="18"/>
-        </w:rPr>
-        <w:t>Figure 3. BCAR by balance-sheet tier across the carriers we hold reports for. The tiers step down in the expected order and overlap at the edges. We sit high in the Strongest band.</w:t>
-      </w:r>
-    </w:p>
-    <w:p>
-      <w:pPr>
-        <w:jc w:val="center"/>
-      </w:pPr>
-      <w:r>
-        <w:drawing>
-          <wp:inline xmlns:a="http://schemas.openxmlformats.org/drawingml/2006/main" xmlns:pic="http://schemas.openxmlformats.org/drawingml/2006/picture">
-            <wp:extent cx="5577840" cy="3027970"/>
-            <wp:docPr id="4" name="Picture 4"/>
-            <wp:cNvGraphicFramePr>
-              <a:graphicFrameLocks noChangeAspect="1"/>
-            </wp:cNvGraphicFramePr>
-            <a:graphic>
-              <a:graphicData uri="http://schemas.openxmlformats.org/drawingml/2006/picture">
-                <pic:pic>
-                  <pic:nvPicPr>
-                    <pic:cNvPr id="0" name="rp_rbcpath.png"/>
-                    <pic:cNvPicPr/>
-                  </pic:nvPicPr>
-                  <pic:blipFill>
-                    <a:blip r:embed="rId12"/>
-                    <a:stretch>
-                      <a:fillRect/>
-                    </a:stretch>
-                  </pic:blipFill>
-                  <pic:spPr>
-                    <a:xfrm>
-                      <a:off x="0" y="0"/>
-                      <a:ext cx="5577840" cy="3027970"/>
-                    </a:xfrm>
-                    <a:prstGeom prst="rect"/>
-                  </pic:spPr>
-                </pic:pic>
-              </a:graphicData>
-            </a:graphic>
-          </wp:inline>
-        </w:drawing>
-      </w:r>
-    </w:p>
-    <w:p>
-      <w:pPr>
-        <w:spacing w:after="200"/>
-        <w:jc w:val="center"/>
-      </w:pPr>
-      <w:r>
-        <w:rPr>
-          <w:i/>
-          <w:color w:val="5C6B78"/>
-          <w:sz w:val="18"/>
-        </w:rPr>
-        <w:t>Figure 4. An illustrative path for our RBC ratio to the planned trough. The exact path will depend on results and capital actions. As the peer data shows, the RBC level alone does not set the balance-sheet grade.</w:t>
-      </w:r>
-    </w:p>
-    <w:p>
-      <w:pPr>
-        <w:spacing w:after="120"/>
-      </w:pPr>
-      <w:r>
-        <w:rPr>
-          <w:sz w:val="21"/>
-        </w:rPr>
-        <w:t>So the real question is straightforward. Does our balance-sheet grade stay Strongest through the trough, or does it slip to Very Strong. The evidence now leans more favourably than the earlier draft suggested, though it does not settle the question. Best itself has said, in its outlook, that it expects us to maintain the Strongest assessment, and BCAR, the measure that drives the grade, has much more room than the RBC ratio suggests. A six-point decline every three years, the recent pace, would still leave us above the 25% line well past 2029. It is also worth remembering that BCAR alone does not set the balance-sheet grade. Best weighs asset quality, reserve adequacy, financial flexibility, and the holding-company structure alongside it, so the grade is a broader judgement than any single capital number. We will not know where it lands until Best re-runs the analysis each year on our actual balance sheet. The prudent planning assumption is that a slip from Strongest to Very Strong is a real possibility at the trough, more so if asset risk drifts up. Best's own report notes that our invested assets are mainly investment-grade fixed income but carry a high allocation to NAIC class 2 bonds, with modest exposure to equities and mortgage loans, which is the balance-sheet-quality factor to keep an eye on.</w:t>
+        <w:t>The turn has started to show. Through the first half of 2026 both the loss ratio and the combined ratio are down about four points against 2025. That is the first hard evidence supporting the forecast Best has extended to us, and it is the number to keep producing.</w:t>
       </w:r>
     </w:p>
     <w:p>
@@ -1763,7 +1736,7 @@
           <w:color w:val="2E5A88"/>
           <w:sz w:val="27"/>
         </w:rPr>
-        <w:t>6.  How we compare to peers</w:t>
+        <w:t>7.  How we compare</w:t>
       </w:r>
     </w:p>
     <w:p>
@@ -1774,7 +1747,7 @@
         <w:rPr>
           <w:sz w:val="21"/>
         </w:rPr>
-        <w:t>Reading the same four grades across the competitive set shows where the letters really come from. The table is sorted by rating, then by capital. The capital column and the rating do not move together.</w:t>
+        <w:t>Reading the same grades across the peer set shows where letters actually come from. The table is sorted by rating, then by capital.</w:t>
       </w:r>
     </w:p>
     <w:tbl>
@@ -1826,6 +1799,40 @@
                 <w:sz w:val="18"/>
               </w:rPr>
               <w:t>Rating</w:t>
+            </w:r>
+          </w:p>
+        </w:tc>
+        <w:tc>
+          <w:tcPr>
+            <w:tcW w:type="dxa" w:w="1080"/>
+            <w:shd w:val="clear" w:fill="2E5A88"/>
+          </w:tcPr>
+          <w:p>
+            <w:r/>
+            <w:r>
+              <w:rPr>
+                <w:b/>
+                <w:color w:val="FFFFFF"/>
+                <w:sz w:val="18"/>
+              </w:rPr>
+              <w:t>RBC (CAL)</w:t>
+            </w:r>
+          </w:p>
+        </w:tc>
+        <w:tc>
+          <w:tcPr>
+            <w:tcW w:type="dxa" w:w="1080"/>
+            <w:shd w:val="clear" w:fill="2E5A88"/>
+          </w:tcPr>
+          <w:p>
+            <w:r/>
+            <w:r>
+              <w:rPr>
+                <w:b/>
+                <w:color w:val="FFFFFF"/>
+                <w:sz w:val="18"/>
+              </w:rPr>
+              <w:t>BCAR</w:t>
             </w:r>
           </w:p>
         </w:tc>
@@ -1894,40 +1901,6 @@
                 <w:sz w:val="18"/>
               </w:rPr>
               <w:t>ERM</w:t>
-            </w:r>
-          </w:p>
-        </w:tc>
-        <w:tc>
-          <w:tcPr>
-            <w:tcW w:type="dxa" w:w="1080"/>
-            <w:shd w:val="clear" w:fill="2E5A88"/>
-          </w:tcPr>
-          <w:p>
-            <w:r/>
-            <w:r>
-              <w:rPr>
-                <w:b/>
-                <w:color w:val="FFFFFF"/>
-                <w:sz w:val="18"/>
-              </w:rPr>
-              <w:t>BCAR</w:t>
-            </w:r>
-          </w:p>
-        </w:tc>
-        <w:tc>
-          <w:tcPr>
-            <w:tcW w:type="dxa" w:w="1080"/>
-            <w:shd w:val="clear" w:fill="2E5A88"/>
-          </w:tcPr>
-          <w:p>
-            <w:r/>
-            <w:r>
-              <w:rPr>
-                <w:b/>
-                <w:color w:val="FFFFFF"/>
-                <w:sz w:val="18"/>
-              </w:rPr>
-              <w:t>RBC (CAL)</w:t>
             </w:r>
           </w:p>
         </w:tc>
@@ -4592,60 +4565,7 @@
         <w:rPr>
           <w:sz w:val="21"/>
         </w:rPr>
-        <w:t>Two patterns stand out. First, capital does not sort the ratings. Globe Life holds our same A on a Strong balance sheet, a 316% RBC ratio and a BCAR of 6.6%, carried by its size and business profile. Guarantee Trust Life holds an A above 800% RBC. ManhattanLife sits at B++ with more reported capital than several A- carriers. What sorts the ratings is operating performance and business profile. Second, we stand out in two directions. We do very well on capital, holding one of only a handful of Strongest grades in the sample and, on BCAR, the measure that actually sets the grade, ranking 3 of 44 carriers we have reports for. And we do poorly on return, with a five-year return on equity (net income across the whole business measured against surplus, not an investment return) near the bottom of the whole group, held at Adequate where most A-rated peers are graded Strong. The typical A-rated carrier is the reverse of us, a Very Strong balance sheet paired with Strong operating performance. We have held our A with capital and a plan Best believes where others hold it with profits.</w:t>
-      </w:r>
-    </w:p>
-    <w:p>
-      <w:pPr>
-        <w:jc w:val="center"/>
-      </w:pPr>
-      <w:r>
-        <w:drawing>
-          <wp:inline xmlns:a="http://schemas.openxmlformats.org/drawingml/2006/main" xmlns:pic="http://schemas.openxmlformats.org/drawingml/2006/picture">
-            <wp:extent cx="5577840" cy="2868603"/>
-            <wp:docPr id="5" name="Picture 5"/>
-            <wp:cNvGraphicFramePr>
-              <a:graphicFrameLocks noChangeAspect="1"/>
-            </wp:cNvGraphicFramePr>
-            <a:graphic>
-              <a:graphicData uri="http://schemas.openxmlformats.org/drawingml/2006/picture">
-                <pic:pic>
-                  <pic:nvPicPr>
-                    <pic:cNvPr id="0" name="rp_captiers.png"/>
-                    <pic:cNvPicPr/>
-                  </pic:nvPicPr>
-                  <pic:blipFill>
-                    <a:blip r:embed="rId13"/>
-                    <a:stretch>
-                      <a:fillRect/>
-                    </a:stretch>
-                  </pic:blipFill>
-                  <pic:spPr>
-                    <a:xfrm>
-                      <a:off x="0" y="0"/>
-                      <a:ext cx="5577840" cy="2868603"/>
-                    </a:xfrm>
-                    <a:prstGeom prst="rect"/>
-                  </pic:spPr>
-                </pic:pic>
-              </a:graphicData>
-            </a:graphic>
-          </wp:inline>
-        </w:drawing>
-      </w:r>
-    </w:p>
-    <w:p>
-      <w:pPr>
-        <w:spacing w:after="200"/>
-        <w:jc w:val="center"/>
-      </w:pPr>
-      <w:r>
-        <w:rPr>
-          <w:i/>
-          <w:color w:val="5C6B78"/>
-          <w:sz w:val="18"/>
-        </w:rPr>
-        <w:t>Figure 5. Capital by balance-sheet tier across peers. We sit high today, which is the cushion the plan now spends down.</w:t>
+        <w:t>Capital does not sort the ratings. Globe Life holds our same A on a Strong balance sheet, a 316% RBC ratio and a BCAR of 6.6%, carried by scale and business profile. Guarantee Trust Life holds an A above 800% RBC. What sorts the ratings is operating performance and business profile.</w:t>
       </w:r>
     </w:p>
     <w:p>
@@ -4656,7 +4576,7 @@
         <w:rPr>
           <w:sz w:val="21"/>
         </w:rPr>
-        <w:t>There is one more pattern in the report data, and it changes how the low-capital examples above should be read. Look at the carriers holding a strong rating on a thin BCAR. Combined Insurance is rated A+ on a BCAR of 2.7%. The three CNO companies are rated A on 3.8%. Global Atlantic's Forethought is rated A on 4.9%. Humana is rated A on a BCAR below zero. Every one of those is rated with group support: the parent's capital, not the operating company's, is holding the letter up. The handful of exceptions are standalone carriers of a size we will never be, New York Life at roughly 259 billion dollars in assets and Lincoln at 320 billion, where scale and diversification do the same job. Across the reports we hold, group-rated carriers run a median BCAR of about 23% against 29% for carriers rated on their own.</w:t>
+        <w:t>The low-capital examples come with a condition attached. Combined Insurance is rated A+ on a BCAR of 2.7%, the three CNO companies are rated A on 3.8%, Forethought is rated A on 4.9%, and Humana is rated A on a BCAR below zero. Every one of them is rated with group support, so the parent's balance sheet is holding the letter up. The standalone exceptions are carriers of a size we will not reach, New York Life at 259 billion dollars in assets and Lincoln at 320 billion. We are rated standalone at 2.3 billion, so our own capital has to do the work.</w:t>
       </w:r>
     </w:p>
     <w:p>
@@ -4667,18 +4587,7 @@
         <w:rPr>
           <w:sz w:val="21"/>
         </w:rPr>
-        <w:t>The lesson is not that capital does not matter. It is that a thin balance sheet can be carried by someone else's, and we do not have anyone else's. We are rated standalone, at a scale far below the carriers that get away with it. So the peer examples of strong ratings on weak capital are not a template for us. Our own capital has to do the work, which is precisely why the BCAR trajectory is the number to watch through the trough.</w:t>
-      </w:r>
-    </w:p>
-    <w:p>
-      <w:pPr>
-        <w:spacing w:after="120"/>
-      </w:pPr>
-      <w:r>
-        <w:rPr>
-          <w:sz w:val="21"/>
-        </w:rPr>
-        <w:t>That comparison is also the warning. The block we are about to draw down, capital, is the one we lean on hardest, and the operating-performance block we would fall back on is our weakest. We do not have a clean twin in the peer set. The carriers that share our soft-block grades and cluster at A- and B++ are mostly pure preneed groups without our Medicare Supplement diversification, such as National Guardian, Funeral Directors, and Homesteaders, or carriers smaller than us, such as ManhattanLife and Government Personnel Mutual. We are a relatively unusual mix: a multi-line senior-market carrier with Medicare Supplement as the core line, at a scale most of those specialists do not have.</w:t>
+        <w:t>We are an unusual profile in this set: top-decile capital paired with bottom-decile earnings. The typical A-rated peer is the reverse, a Very Strong balance sheet with Strong operating performance. We hold our A on capital and a plan Best believes, where others hold it on profits. That is the position the drawdown now tests.</w:t>
       </w:r>
     </w:p>
     <w:p>
@@ -4696,13 +4605,48 @@
     </w:p>
     <w:p>
       <w:pPr>
+        <w:spacing w:before="240" w:after="40"/>
+      </w:pPr>
+      <w:r>
+        <w:rPr>
+          <w:b/>
+          <w:color w:val="2E5A88"/>
+          <w:sz w:val="27"/>
+        </w:rPr>
+        <w:t>8.  The most likely outcome</w:t>
+      </w:r>
+    </w:p>
+    <w:p>
+      <w:pPr>
         <w:spacing w:after="120"/>
       </w:pPr>
       <w:r>
         <w:rPr>
           <w:sz w:val="21"/>
         </w:rPr>
-        <w:t>Of the four blocks, two can realistically move us: the balance sheet and operating performance. The other two, business profile and risk management, are slow to change and unlikely to move us in either direction. We take each in turn.</w:t>
+        <w:t>The base case is that we stay at A. Capital falls as planned and stays well above the level associated with the top assessment, the operating turn continues to show in the combined ratio, and Best keeps both grades where they are. The first half of 2026 is consistent with that path.</w:t>
+      </w:r>
+    </w:p>
+    <w:p>
+      <w:pPr>
+        <w:spacing w:after="120"/>
+      </w:pPr>
+      <w:r>
+        <w:rPr>
+          <w:sz w:val="21"/>
+        </w:rPr>
+        <w:t>The most likely adverse outcome is a single-notch move to A-, and it can arrive through either live block. If the balance-sheet grade slips from Strongest to Very Strong, our starting point moves from a to a- and the letter follows to A-. If operating performance slips from Adequate to Marginal, we lose a notch from the same starting point and land in the same place. Either one costs one letter. At A- we remain above the appetite line and on the shelf in every channel that matters.</w:t>
+      </w:r>
+    </w:p>
+    <w:p>
+      <w:pPr>
+        <w:spacing w:after="120"/>
+      </w:pPr>
+      <w:r>
+        <w:rPr>
+          <w:sz w:val="21"/>
+        </w:rPr>
+        <w:t>A slip in the balance-sheet grade is the more likely of the two, and not because of the RBC trough. No RBC level sorts the grade. The risk is that a multi-year, deliberate capital drawdown is recognisably the same category of fact that cost thirteen peers the top tier: capital leaving the balance sheet. The surplus note sits in that assessment as well, since it raises both ratios while adding lower-quality capital.</w:t>
       </w:r>
     </w:p>
     <w:p>
@@ -4715,7 +4659,7 @@
           <w:color w:val="2E5A88"/>
           <w:sz w:val="27"/>
         </w:rPr>
-        <w:t>7.  Lever one: the balance sheet</w:t>
+        <w:t>9.  The catastrophic outcome</w:t>
       </w:r>
     </w:p>
     <w:p>
@@ -4726,275 +4670,7 @@
         <w:rPr>
           <w:sz w:val="21"/>
         </w:rPr>
-        <w:t>If the RBC and BCAR decline costs us the Strongest grade, the math is clean. Strongest opens us at A. A grade of Very Strong, one tier down, opens at A-. A grade of Strong, two tiers down, also opens at A- on its strong end. So a slip in the balance-sheet grade, by one tier or two, most likely costs us one letter, from A to A-, as long as business profile stays Neutral and operating performance stays at Adequate.</w:t>
-      </w:r>
-    </w:p>
-    <w:p>
-      <w:pPr>
-        <w:spacing w:after="120"/>
-      </w:pPr>
-      <w:r>
-        <w:rPr>
-          <w:sz w:val="21"/>
-        </w:rPr>
-        <w:t>Real carriers show A- is survivable on a weaker balance sheet. Globe Life runs a Strong balance sheet and holds an A on the strength of its business profile. American Southern, in the Atlantic American group, runs a Strong balance sheet at about 213% RBC, well below where our trough lands, with the same Neutral business profile we hold, and Best rates it A-. A weaker balance sheet does not, by itself, take a carrier below A-. To fall below A- on capital alone, the balance sheet would have to drop all the way to Adequate, which is far from where our plan goes.</w:t>
-      </w:r>
-    </w:p>
-    <w:p>
-      <w:pPr>
-        <w:spacing w:before="240" w:after="40"/>
-      </w:pPr>
-      <w:r>
-        <w:rPr>
-          <w:b/>
-          <w:color w:val="2E5A88"/>
-          <w:sz w:val="27"/>
-        </w:rPr>
-        <w:t>8.  Lever two: operating performance</w:t>
-      </w:r>
-    </w:p>
-    <w:p>
-      <w:pPr>
-        <w:spacing w:after="120"/>
-      </w:pPr>
-      <w:r>
-        <w:rPr>
-          <w:sz w:val="21"/>
-        </w:rPr>
-        <w:t>The second lever is operating performance, and Best is holding us at Adequate on a forecast: losses that crest and then ease as the Medicare Supplement block matures. As long as results track that forecast we stay at Adequate. If losses run well past it, the grade slips toward Marginal, and on its own that also costs us one letter, from A to A-, because our Strongest balance sheet cushions it.</w:t>
-      </w:r>
-    </w:p>
-    <w:p>
-      <w:pPr>
-        <w:jc w:val="center"/>
-      </w:pPr>
-      <w:r>
-        <w:drawing>
-          <wp:inline xmlns:a="http://schemas.openxmlformats.org/drawingml/2006/main" xmlns:pic="http://schemas.openxmlformats.org/drawingml/2006/picture">
-            <wp:extent cx="5577840" cy="2868603"/>
-            <wp:docPr id="6" name="Picture 6"/>
-            <wp:cNvGraphicFramePr>
-              <a:graphicFrameLocks noChangeAspect="1"/>
-            </wp:cNvGraphicFramePr>
-            <a:graphic>
-              <a:graphicData uri="http://schemas.openxmlformats.org/drawingml/2006/picture">
-                <pic:pic>
-                  <pic:nvPicPr>
-                    <pic:cNvPr id="0" name="rp_earntiers.png"/>
-                    <pic:cNvPicPr/>
-                  </pic:nvPicPr>
-                  <pic:blipFill>
-                    <a:blip r:embed="rId14"/>
-                    <a:stretch>
-                      <a:fillRect/>
-                    </a:stretch>
-                  </pic:blipFill>
-                  <pic:spPr>
-                    <a:xfrm>
-                      <a:off x="0" y="0"/>
-                      <a:ext cx="5577840" cy="2868603"/>
-                    </a:xfrm>
-                    <a:prstGeom prst="rect"/>
-                  </pic:spPr>
-                </pic:pic>
-              </a:graphicData>
-            </a:graphic>
-          </wp:inline>
-        </w:drawing>
-      </w:r>
-    </w:p>
-    <w:p>
-      <w:pPr>
-        <w:spacing w:after="200"/>
-        <w:jc w:val="center"/>
-      </w:pPr>
-      <w:r>
-        <w:rPr>
-          <w:i/>
-          <w:color w:val="5C6B78"/>
-          <w:sz w:val="18"/>
-        </w:rPr>
-        <w:t>Figure 6. Operating performance by tier (five-year ROE). We run losses yet are held at Adequate, a judgement about the plan rather than this year's number.</w:t>
-      </w:r>
-    </w:p>
-    <w:p>
-      <w:pPr>
-        <w:spacing w:after="120"/>
-      </w:pPr>
-      <w:r>
-        <w:rPr>
-          <w:sz w:val="21"/>
-        </w:rPr>
-        <w:t>Government Personnel Mutual shows what a Marginal grade looks like from a lower starting point. It runs a Very Strong balance sheet with Marginal operating performance and is rated B++. Pekin has the very same grades and holds A-, because the committee gave it a one-notch lift. Same labels, different letters, which is a reminder that within each grade there is a range and the committee places carriers inside it.</w:t>
-      </w:r>
-    </w:p>
-    <w:p>
-      <w:pPr>
-        <w:spacing w:after="120"/>
-      </w:pPr>
-      <w:r>
-        <w:rPr>
-          <w:sz w:val="21"/>
-        </w:rPr>
-        <w:t>Two features make this lever easier to live with. We usually get warning, because a downgrade from A is almost always preceded by a move from Stable to a Negative outlook, which tends to give a year or more of lead time, and our outlook is Stable today. And the move is reversible, because the grade follows a trend, so a return to profit can win the letter back. The single number to watch is the combined ratio. It reached 116% in 2025 and is running near 113% in 2026 to date, which would be the first improvement in the series and the clearest sign that the turn Best is counting on has begun.</w:t>
-      </w:r>
-    </w:p>
-    <w:p>
-      <w:pPr>
-        <w:spacing w:before="240" w:after="40"/>
-      </w:pPr>
-      <w:r>
-        <w:rPr>
-          <w:b/>
-          <w:color w:val="2E5A88"/>
-          <w:sz w:val="27"/>
-        </w:rPr>
-        <w:t>9.  Lever three: business profile</w:t>
-      </w:r>
-    </w:p>
-    <w:p>
-      <w:pPr>
-        <w:spacing w:after="120"/>
-      </w:pPr>
-      <w:r>
-        <w:rPr>
-          <w:sz w:val="21"/>
-        </w:rPr>
-        <w:t>Business profile is Best's read of our franchise: scale, market position, product and geographic diversification, distribution, and pricing. Best grades us Neutral, and it is the slowest of the four blocks to change. We earn Neutral on genuine breadth. We are multi-line across the senior market, with Medicare Supplement, preneed, ancillary health, and life, across more than 40 states and several distribution channels, which sits above the single-line specialists in the peer set, many of whom are graded Limited. Moving up to Favorable would take a real step change, either much greater scale or a genuine expansion beyond the senior market. Adding another senior-market line helps earnings and helps hold Neutral, but it does not lift the grade. The realistic expectation is that business profile stays Neutral, so it neither moves us up nor, on its own, moves us down.</w:t>
-      </w:r>
-    </w:p>
-    <w:p>
-      <w:pPr>
-        <w:spacing w:after="120"/>
-      </w:pPr>
-      <w:r>
-        <w:rPr>
-          <w:sz w:val="21"/>
-        </w:rPr>
-        <w:t>One question comes up often enough to address directly: does our Medicare Supplement state concentration threaten this grade. The honest answer is that it mostly does not. Best's business profile is driven by scale, position, and breadth, and geographic concentration rarely lowers a diversified carrier's grade on its own. HCSC writes Medicare Supplement in only a handful of states and is graded Favorable on the scale of its overall health franchise. Pekin Life is multi-line with Medicare Supplement in its book and operates in 22 states but heavily concentrated in Illinois, and it holds Neutral like us. Where our concentration would actually bite is operating performance: a regulatory, rate, or competitive shock to our top Medicare Supplement states would raise loss ratios and delay the turn the rating depends on. So the concentration is a reason the operating lever could slip more sharply, not a reason the business-profile grade would fall.</w:t>
-      </w:r>
-    </w:p>
-    <w:p>
-      <w:pPr>
-        <w:jc w:val="center"/>
-      </w:pPr>
-      <w:r>
-        <w:drawing>
-          <wp:inline xmlns:a="http://schemas.openxmlformats.org/drawingml/2006/main" xmlns:pic="http://schemas.openxmlformats.org/drawingml/2006/picture">
-            <wp:extent cx="5577840" cy="1792877"/>
-            <wp:docPr id="7" name="Picture 7"/>
-            <wp:cNvGraphicFramePr>
-              <a:graphicFrameLocks noChangeAspect="1"/>
-            </wp:cNvGraphicFramePr>
-            <a:graphic>
-              <a:graphicData uri="http://schemas.openxmlformats.org/drawingml/2006/picture">
-                <pic:pic>
-                  <pic:nvPicPr>
-                    <pic:cNvPr id="0" name="rp_msstress.png"/>
-                    <pic:cNvPicPr/>
-                  </pic:nvPicPr>
-                  <pic:blipFill>
-                    <a:blip r:embed="rId15"/>
-                    <a:stretch>
-                      <a:fillRect/>
-                    </a:stretch>
-                  </pic:blipFill>
-                  <pic:spPr>
-                    <a:xfrm>
-                      <a:off x="0" y="0"/>
-                      <a:ext cx="5577840" cy="1792877"/>
-                    </a:xfrm>
-                    <a:prstGeom prst="rect"/>
-                  </pic:spPr>
-                </pic:pic>
-              </a:graphicData>
-            </a:graphic>
-          </wp:inline>
-        </w:drawing>
-      </w:r>
-    </w:p>
-    <w:p>
-      <w:pPr>
-        <w:spacing w:after="200"/>
-        <w:jc w:val="center"/>
-      </w:pPr>
-      <w:r>
-        <w:rPr>
-          <w:i/>
-          <w:color w:val="5C6B78"/>
-          <w:sz w:val="18"/>
-        </w:rPr>
-        <w:t>Figure 7. A shock to our concentrated Medicare Supplement book would move us through operating performance, the block already in play, rather than through the business-profile grade.</w:t>
-      </w:r>
-    </w:p>
-    <w:p>
-      <w:pPr>
-        <w:spacing w:after="120"/>
-      </w:pPr>
-      <w:r>
-        <w:rPr>
-          <w:sz w:val="21"/>
-        </w:rPr>
-        <w:t>Pekin is the real-world template. Its concentration risk is Midwest property catastrophe, a different peril, but the shape is identical: a concentrated book, a shock in the form of severe storms, and a move to a Negative outlook in 2024 driven by earnings, since restored to Stable. The concentration acted through operating performance and the outlook, not through a business-profile downgrade.</w:t>
-      </w:r>
-    </w:p>
-    <w:p>
-      <w:pPr>
-        <w:spacing w:before="240" w:after="40"/>
-      </w:pPr>
-      <w:r>
-        <w:rPr>
-          <w:b/>
-          <w:color w:val="2E5A88"/>
-          <w:sz w:val="27"/>
-        </w:rPr>
-        <w:t>10.  Lever four: risk management</w:t>
-      </w:r>
-    </w:p>
-    <w:p>
-      <w:pPr>
-        <w:spacing w:after="120"/>
-      </w:pPr>
-      <w:r>
-        <w:rPr>
-          <w:sz w:val="21"/>
-        </w:rPr>
-        <w:t>Risk management is graded Appropriate, and it is effectively a fixed block for us. The grade rarely moves a rating, and the upside is essentially unavailable. In our sample of roughly 48 carriers, only three earned a grade above Appropriate, Aflac, Guardian, and New York Life, all far larger and more complex than we are. For a carrier of our size and profile the realistic outcome is Appropriate, with no notch up and, absent a real failure, no notch down.</w:t>
-      </w:r>
-    </w:p>
-    <w:p>
-      <w:pPr>
-        <w:spacing w:after="120"/>
-      </w:pPr>
-      <w:r>
-        <w:rPr>
-          <w:sz w:val="21"/>
-        </w:rPr>
-        <w:t>So risk management will not lift us and is unlikely to move us. The risk on this side is not the grade itself. It is letting a preventable problem, a bad reinsurance treaty, a reserve that proves short, an investment that goes wrong, grow into something that shows up in capital or operating performance, which are the blocks Best actually downgrades. The grade is the label on how well we avoid that. The job is to keep it Appropriate and to execute.</w:t>
-      </w:r>
-    </w:p>
-    <w:p>
-      <w:pPr>
-        <w:spacing w:before="240" w:after="40"/>
-      </w:pPr>
-      <w:r>
-        <w:rPr>
-          <w:b/>
-          <w:color w:val="2E5A88"/>
-          <w:sz w:val="27"/>
-        </w:rPr>
-        <w:t>11.  The two levers that move us, together</w:t>
-      </w:r>
-    </w:p>
-    <w:p>
-      <w:pPr>
-        <w:spacing w:after="120"/>
-      </w:pPr>
-      <w:r>
-        <w:rPr>
-          <w:sz w:val="21"/>
-        </w:rPr>
-        <w:t>That leaves the two blocks that can move us, capital and operating performance. Each on its own costs one letter, to A-. Both together cost two, to B++. The math is direct: a Very Strong balance sheet with Marginal operating performance opens at bbb+, which is B++. That is exactly GPM today.</w:t>
+        <w:t>The downside case is both blocks moving in the same window. A balance-sheet slip to Very Strong plus operating performance to Marginal costs two letters and takes us to B++, below the appetite line.</w:t>
       </w:r>
     </w:p>
     <w:p>
@@ -5005,7 +4681,7 @@
         <w:drawing>
           <wp:inline xmlns:a="http://schemas.openxmlformats.org/drawingml/2006/main" xmlns:pic="http://schemas.openxmlformats.org/drawingml/2006/picture">
             <wp:extent cx="5577840" cy="2788920"/>
-            <wp:docPr id="8" name="Picture 8"/>
+            <wp:docPr id="4" name="Picture 4"/>
             <wp:cNvGraphicFramePr>
               <a:graphicFrameLocks noChangeAspect="1"/>
             </wp:cNvGraphicFramePr>
@@ -5017,7 +4693,7 @@
                     <pic:cNvPicPr/>
                   </pic:nvPicPr>
                   <pic:blipFill>
-                    <a:blip r:embed="rId16"/>
+                    <a:blip r:embed="rId12"/>
                     <a:stretch>
                       <a:fillRect/>
                     </a:stretch>
@@ -5047,7 +4723,7 @@
           <w:color w:val="5C6B78"/>
           <w:sz w:val="18"/>
         </w:rPr>
-        <w:t>Figure 8. Each lever on its own costs one letter. B++ takes both at the same time.</w:t>
+        <w:t>Figure 4. Each lever on its own costs one letter. B++ requires both at the same time.</w:t>
       </w:r>
     </w:p>
     <w:p>
@@ -5058,255 +4734,30 @@
         <w:rPr>
           <w:sz w:val="21"/>
         </w:rPr>
-        <w:t>The two are stressed in the same window. The plan draws capital to its trough around 2029, which is also when the operating turn is most under test, before Medicare Supplement operating performance is projected to turn positive in 2029. We also start from the bottom of Adequate on operating performance, so that block has little room to absorb a capital slip at the same time. The warning signs and the reversibility still apply, so this is a scenario to plan around rather than a base case. The table below is our own rough judgement for discussion, not model output.</w:t>
+        <w:t>The two are stressed in the same window, which is what makes this more than arithmetic. The plan draws capital to its trough around 2029, which is also when the operating turn is most under test. A scenario where the Medicare Supplement turn stalls while capital is at its lowest is the one that produces both moves together.</w:t>
       </w:r>
     </w:p>
-    <w:tbl>
-      <w:tblPr>
-        <w:tblStyle w:val="LightGrid-Accent1"/>
-        <w:tblW w:type="auto" w:w="0"/>
-        <w:jc w:val="center"/>
-        <w:tblLook w:firstColumn="1" w:firstRow="1" w:lastColumn="0" w:lastRow="0" w:noHBand="0" w:noVBand="1" w:val="04A0"/>
-      </w:tblPr>
-      <w:tblGrid>
-        <w:gridCol w:w="2880"/>
-        <w:gridCol w:w="2880"/>
-        <w:gridCol w:w="2880"/>
-      </w:tblGrid>
-      <w:tr>
-        <w:tc>
-          <w:tcPr>
-            <w:tcW w:type="dxa" w:w="2880"/>
-            <w:shd w:val="clear" w:fill="2E5A88"/>
-          </w:tcPr>
-          <w:p>
-            <w:r/>
-            <w:r>
-              <w:rPr>
-                <w:b/>
-                <w:color w:val="FFFFFF"/>
-                <w:sz w:val="18"/>
-              </w:rPr>
-              <w:t>Path</w:t>
-            </w:r>
-          </w:p>
-        </w:tc>
-        <w:tc>
-          <w:tcPr>
-            <w:tcW w:type="dxa" w:w="2880"/>
-            <w:shd w:val="clear" w:fill="2E5A88"/>
-          </w:tcPr>
-          <w:p>
-            <w:r/>
-            <w:r>
-              <w:rPr>
-                <w:b/>
-                <w:color w:val="FFFFFF"/>
-                <w:sz w:val="18"/>
-              </w:rPr>
-              <w:t>Rough odds</w:t>
-            </w:r>
-          </w:p>
-        </w:tc>
-        <w:tc>
-          <w:tcPr>
-            <w:tcW w:type="dxa" w:w="2880"/>
-            <w:shd w:val="clear" w:fill="2E5A88"/>
-          </w:tcPr>
-          <w:p>
-            <w:r/>
-            <w:r>
-              <w:rPr>
-                <w:b/>
-                <w:color w:val="FFFFFF"/>
-                <w:sz w:val="18"/>
-              </w:rPr>
-              <w:t>What it looks like</w:t>
-            </w:r>
-          </w:p>
-        </w:tc>
-      </w:tr>
-      <w:tr>
-        <w:tc>
-          <w:tcPr>
-            <w:tcW w:type="dxa" w:w="2880"/>
-          </w:tcPr>
-          <w:p>
-            <w:r/>
-            <w:r>
-              <w:rPr>
-                <w:sz w:val="18"/>
-              </w:rPr>
-              <w:t>Plan holds</w:t>
-            </w:r>
-          </w:p>
-        </w:tc>
-        <w:tc>
-          <w:tcPr>
-            <w:tcW w:type="dxa" w:w="2880"/>
-          </w:tcPr>
-          <w:p>
-            <w:r/>
-            <w:r>
-              <w:rPr>
-                <w:sz w:val="18"/>
-              </w:rPr>
-              <w:t>about 50%</w:t>
-            </w:r>
-          </w:p>
-        </w:tc>
-        <w:tc>
-          <w:tcPr>
-            <w:tcW w:type="dxa" w:w="2880"/>
-          </w:tcPr>
-          <w:p>
-            <w:r/>
-            <w:r>
-              <w:rPr>
-                <w:sz w:val="18"/>
-              </w:rPr>
-              <w:t>Capital and operating performance track the plan, we stay A and Stable through 2030.</w:t>
-            </w:r>
-          </w:p>
-        </w:tc>
-      </w:tr>
-      <w:tr>
-        <w:tc>
-          <w:tcPr>
-            <w:tcW w:type="dxa" w:w="2880"/>
-          </w:tcPr>
-          <w:p>
-            <w:r/>
-            <w:r>
-              <w:rPr>
-                <w:sz w:val="18"/>
-              </w:rPr>
-              <w:t>A scare, no downgrade</w:t>
-            </w:r>
-          </w:p>
-        </w:tc>
-        <w:tc>
-          <w:tcPr>
-            <w:tcW w:type="dxa" w:w="2880"/>
-          </w:tcPr>
-          <w:p>
-            <w:r/>
-            <w:r>
-              <w:rPr>
-                <w:sz w:val="18"/>
-              </w:rPr>
-              <w:t>about 25%</w:t>
-            </w:r>
-          </w:p>
-        </w:tc>
-        <w:tc>
-          <w:tcPr>
-            <w:tcW w:type="dxa" w:w="2880"/>
-          </w:tcPr>
-          <w:p>
-            <w:r/>
-            <w:r>
-              <w:rPr>
-                <w:sz w:val="18"/>
-              </w:rPr>
-              <w:t>Outlook goes Negative around 2028 or 2029, then back to Stable as operating performance turns and capital rebuilds.</w:t>
-            </w:r>
-          </w:p>
-        </w:tc>
-      </w:tr>
-      <w:tr>
-        <w:tc>
-          <w:tcPr>
-            <w:tcW w:type="dxa" w:w="2880"/>
-          </w:tcPr>
-          <w:p>
-            <w:r/>
-            <w:r>
-              <w:rPr>
-                <w:sz w:val="18"/>
-              </w:rPr>
-              <w:t>A one-letter dip to A-</w:t>
-            </w:r>
-          </w:p>
-        </w:tc>
-        <w:tc>
-          <w:tcPr>
-            <w:tcW w:type="dxa" w:w="2880"/>
-          </w:tcPr>
-          <w:p>
-            <w:r/>
-            <w:r>
-              <w:rPr>
-                <w:sz w:val="18"/>
-              </w:rPr>
-              <w:t>about 20%</w:t>
-            </w:r>
-          </w:p>
-        </w:tc>
-        <w:tc>
-          <w:tcPr>
-            <w:tcW w:type="dxa" w:w="2880"/>
-          </w:tcPr>
-          <w:p>
-            <w:r/>
-            <w:r>
-              <w:rPr>
-                <w:sz w:val="18"/>
-              </w:rPr>
-              <w:t>The balance-sheet grade slips at the trough, or the operating turn comes late. Recoverable as results improve.</w:t>
-            </w:r>
-          </w:p>
-        </w:tc>
-      </w:tr>
-      <w:tr>
-        <w:tc>
-          <w:tcPr>
-            <w:tcW w:type="dxa" w:w="2880"/>
-          </w:tcPr>
-          <w:p>
-            <w:r/>
-            <w:r>
-              <w:rPr>
-                <w:sz w:val="18"/>
-              </w:rPr>
-              <w:t>Below A- to B++</w:t>
-            </w:r>
-          </w:p>
-        </w:tc>
-        <w:tc>
-          <w:tcPr>
-            <w:tcW w:type="dxa" w:w="2880"/>
-          </w:tcPr>
-          <w:p>
-            <w:r/>
-            <w:r>
-              <w:rPr>
-                <w:sz w:val="18"/>
-              </w:rPr>
-              <w:t>about 5%</w:t>
-            </w:r>
-          </w:p>
-        </w:tc>
-        <w:tc>
-          <w:tcPr>
-            <w:tcW w:type="dxa" w:w="2880"/>
-          </w:tcPr>
-          <w:p>
-            <w:r/>
-            <w:r>
-              <w:rPr>
-                <w:sz w:val="18"/>
-              </w:rPr>
-              <w:t>Capital and operating performance slip together near the trough. The tail this paper is about.</w:t>
-            </w:r>
-          </w:p>
-        </w:tc>
-      </w:tr>
-    </w:tbl>
     <w:p>
       <w:pPr>
-        <w:spacing w:after="40"/>
+        <w:spacing w:after="120"/>
       </w:pPr>
+      <w:r>
+        <w:rPr>
+          <w:sz w:val="21"/>
+        </w:rPr>
+        <w:t>At B++ the damage is concentrated where the rating actually sells. Preneed programs and funeral-home relationships come under immediate pressure, reinsurance terms tighten, and any capital raise gets materially more expensive. Guaranty-backed agent Medicare Supplement is the most insulated. The recovery problem is the harder part: carriers that fall below A- rarely climb back without new capital, because the distribution loss removes the earnings that would justify an upgrade.</w:t>
+      </w:r>
+    </w:p>
+    <w:p>
+      <w:pPr>
+        <w:spacing w:after="120"/>
+      </w:pPr>
+      <w:r>
+        <w:rPr>
+          <w:sz w:val="21"/>
+        </w:rPr>
+        <w:t>We assess this as a low-probability path. It requires both blocks to fail together rather than either one alone, and we would have warning before it arrived.</w:t>
+      </w:r>
     </w:p>
     <w:p>
       <w:pPr>
@@ -5318,7 +4769,18 @@
           <w:color w:val="2E5A88"/>
           <w:sz w:val="27"/>
         </w:rPr>
-        <w:t>12.  What we watch, and what is in our control</w:t>
+        <w:t>10.  What we monitor, and how we tell the story</w:t>
+      </w:r>
+    </w:p>
+    <w:p>
+      <w:pPr>
+        <w:spacing w:after="120"/>
+      </w:pPr>
+      <w:r>
+        <w:rPr>
+          <w:sz w:val="21"/>
+        </w:rPr>
+        <w:t>Four things carry the signal, and we should be deliberate about each.</w:t>
       </w:r>
     </w:p>
     <w:p>
@@ -5329,7 +4791,7 @@
         <w:rPr>
           <w:sz w:val="21"/>
         </w:rPr>
-        <w:t>The BCAR trajectory, because BCAR, not the RBC ratio, is the main input to the balance-sheet grade. The 2026 Best report will be especially telling: it will carry substantial losses and the new surplus note, which is lower-quality capital, so it gives us the first real read on what the trough does to BCAR and to the overall balance-sheet grade.</w:t>
+        <w:t>The BCAR trajectory, because it feeds the balance-sheet grade. The 2026 report is the informative one: it will carry the surplus note and a further year of losses, and it tells us the slope.</w:t>
       </w:r>
     </w:p>
     <w:p>
@@ -5340,7 +4802,7 @@
         <w:rPr>
           <w:sz w:val="21"/>
         </w:rPr>
-        <w:t>The combined ratio, the clearest sign of whether the operating turn is arriving. The move from 116% in 2025 toward 113% in 2026 is the first evidence we can show Best that the turn has begun.</w:t>
+        <w:t>The combined ratio, because it is the clearest evidence the operating turn is real. Down about four points through the first half of 2026 is the first data point, and the trend is what Best will weigh at the next review.</w:t>
       </w:r>
     </w:p>
     <w:p>
@@ -5351,7 +4813,7 @@
         <w:rPr>
           <w:sz w:val="21"/>
         </w:rPr>
-        <w:t>Whether Best still believes the plan. Best's judgement that our growth turns to profit is what holds operating performance at Adequate today. That judgement is doing real work, and the more our results visibly track the plan we showed them, the more likely Best keeps it and the rating.</w:t>
+        <w:t>Whether Best still believes the plan. Its judgement that our growth turns to profit is what holds operating performance at Adequate. That judgement is doing real work in our rating, and it is renewed annually rather than granted.</w:t>
       </w:r>
     </w:p>
     <w:p>
@@ -5362,29 +4824,29 @@
         <w:rPr>
           <w:sz w:val="21"/>
         </w:rPr>
-        <w:t>Capital actions and their effect on the grade. The surplus note raises capital and helps both the RBC ratio and BCAR, and Best treats access to it as financial flexibility. The trade-off is that it is slightly lower-quality capital than retained earnings and carries interest, a small offset on quality. We also have no debt outstanding, FHLB Des Moines capacity, and reinsurance options, all of which Best already counts toward the balance sheet.</w:t>
+        <w:t>The outlook, which is our earliest warning. A move from Stable to Negative signals that Best's view is shifting and gives us time to act before a letter changes.</w:t>
       </w:r>
     </w:p>
     <w:p>
       <w:pPr>
-        <w:pStyle w:val="ListBullet"/>
+        <w:spacing w:after="120"/>
       </w:pPr>
       <w:r>
         <w:rPr>
           <w:sz w:val="21"/>
         </w:rPr>
-        <w:t>The outlook, our earliest warning. A move from Stable to Negative is the signal that Best's view is shifting, and we would treat it as the point to act and to bring it to the board.</w:t>
+        <w:t>On the story, the drawdown is easier to defend when it is presented as a planned, funded use of capital with a defined trough and a return path, rather than discovered by Best as an unexplained decline. The same applies to the operating turn: we should be putting the improving combined ratio in front of Best against the forecast it already holds, so each review confirms a trajectory we described in advance. Best has told us it expects us to maintain the Strongest assessment. The work is making the evidence arrive on schedule.</w:t>
       </w:r>
     </w:p>
     <w:p>
       <w:pPr>
-        <w:spacing w:before="320" w:after="40"/>
+        <w:spacing w:before="240" w:after="40"/>
       </w:pPr>
       <w:r>
         <w:rPr>
           <w:b/>
-          <w:color w:val="0B1C2C"/>
-          <w:sz w:val="25"/>
+          <w:color w:val="2E5A88"/>
+          <w:sz w:val="27"/>
         </w:rPr>
         <w:t>Summary</w:t>
       </w:r>
@@ -5397,7 +4859,7 @@
         <w:rPr>
           <w:sz w:val="21"/>
         </w:rPr>
-        <w:t>The rating is built from four blocks, and capital sets the floor under the other three. We hold the top balance-sheet grade today, but our plan draws capital down toward a trough near 400% RBC around 2029, and that decline could pressure the grade. Best has said it expects us to stay Strongest, and BCAR, the measure that drives the grade, has more room than the RBC ratio shows, so the grade may hold. Even so, a slip from Strongest to Very Strong is a real possibility we should plan around.</w:t>
+        <w:t>The rating is built from four blocks, and the balance sheet sets the floor under the other three. We hold the top balance-sheet grade on a BCAR of 67.3%, third of the 44 carriers we hold reports for, and none of the qualifiers that cost peers the top tier currently applies to us. Our plan draws that capital down through about 2029.</w:t>
       </w:r>
     </w:p>
     <w:p>
@@ -5408,7 +4870,7 @@
         <w:rPr>
           <w:sz w:val="21"/>
         </w:rPr>
-        <w:t>Two of the four blocks can realistically move us, capital and operating performance. Each on its own costs one letter, to A-. A balance-sheet slip lands us at A-, which is survivable on a weaker balance sheet, as Globe Life and American Southern show. An operating slip lands us at A- as well, and that move comes with warning and is reversible. The case that reaches B++ is both blocks slipping at once, and the plan draws capital to its trough in the same window the operating turn is most under test, with operating performance already at the bottom of Adequate. Business profile stays Neutral and risk management stays Appropriate, so neither lifts us nor, on its own, moves us down. The things in our control are showing Best the operating turn through the combined ratio, watching the BCAR trajectory, managing capital actions, keeping Best's confidence in the plan, and reading the outlook as the early signal it is.</w:t>
+        <w:t>Two blocks can realistically move us. Each on its own costs one letter and lands us at A-, still inside the appetite. Both together cost two and take us to B++, outside it. The base case is that we hold A, and the first half of 2026 supports it. The exposure is that both live blocks are stressed in the same window, so the discipline is to keep the capital path explained in advance and the operating evidence arriving on time.</w:t>
       </w:r>
     </w:p>
     <w:p>
@@ -5421,7 +4883,7 @@
           <w:color w:val="8A8A8A"/>
           <w:sz w:val="17"/>
         </w:rPr>
-        <w:t>Sources and method. Wellabe's rating, grades, and financials come from the AM Best Credit Report for Wellabe Group, AMB #070369, effective May 2026, and prior reports. Peer figures come from a 50-carrier model built from public AM Best grades and S&amp;P Capital IQ and SNL statutory data. RBC is on the CAL basis. The RBC and BCAR forward paths and the likelihood ranges are illustrative, drawn from the 2026 strategic plan and our own judgement for discussion, not AM Best output. Peer-relative figures are sample approximations, not AM Best's internal composites. Internal and confidential, for ELT use.</w:t>
+        <w:t>Sources and method. Wellabe's rating, grades and financials come from the AM Best Credit Report for Wellabe Group, AMB #070369, effective May 2026, and prior reports. Peer grades and BCAR scores are taken from the Best credit reports for 44 carriers. Statutory financials and RBC come from S&amp;P Capital IQ and SNL; RBC is on the CAL basis. The RBC forward path and the likelihood language are illustrative, drawn from the 2026 strategic plan and our own judgement for discussion, not AM Best output. Internal and confidential, for ELT use.</w:t>
       </w:r>
     </w:p>
     <w:sectPr>

--- a/output/whitepaper/Wellabe_AMBest_Rating.docx
+++ b/output/whitepaper/Wellabe_AMBest_Rating.docx
@@ -862,7 +862,29 @@
         <w:rPr>
           <w:sz w:val="21"/>
         </w:rPr>
-        <w:t>The reasons are visible in the same paragraphs, and they are mostly capital that will not stay put. Reserve National's parent anticipates upstreaming dividends. National Western's balance sheet is expected to be affected by planned capital withdrawals tied to its acquisition. GPM uses reinsurance to relieve new-business strain. Others carry concentrated reserves or heavy allocations to lower-quality bonds. Best also weighs the absolute size of the capital base, liquidity, reserve adequacy and financial flexibility. This is the mechanism to keep in mind when we come to our own drawdown.</w:t>
+        <w:t>The reasons are visible in the same paragraphs, and they are mostly capital that will not stay put. Reserve National's parent anticipates upstreaming dividends. National Western's balance sheet is expected to be affected by planned capital withdrawals tied to its acquisition. Others carry concentrated reserves or heavy allocations to lower-quality bonds. Best also weighs the absolute size of the capital base, liquidity, reserve adequacy and financial flexibility.</w:t>
+      </w:r>
+    </w:p>
+    <w:p>
+      <w:pPr>
+        <w:spacing w:after="120"/>
+      </w:pPr>
+      <w:r>
+        <w:rPr>
+          <w:sz w:val="21"/>
+        </w:rPr>
+        <w:t>Two of those factors deserve attention because they are the levers we are pulling. On reinsurance, the reports do not support the intuition that heavy use costs a carrier the grade. Best describes it in neutral or favourable terms across the peer set: appropriate use to relieve new-sales strain at GPM, risk lessened through reinsurance at National Western, usage still below the industry average at Liberty Bankers. Where it draws a comment, as with American-Amicable's material use relative to peers, Best immediately notes the cessions go to high-rated counterparties. Reinsurance is read as risk management, and the quality of the counterparty is what it looks at.</w:t>
+      </w:r>
+    </w:p>
+    <w:p>
+      <w:pPr>
+        <w:spacing w:after="120"/>
+      </w:pPr>
+      <w:r>
+        <w:rPr>
+          <w:sz w:val="21"/>
+        </w:rPr>
+        <w:t>Debt is treated differently, and Best is explicit about it. National Guardian Life carries surplus notes and Best writes that they slightly decrease the quality of capital overall, while noting the group is paying them down. That carrier is graded Very Strong rather than Strongest. The penalty is calibrated rather than automatic: Guardian Life holds the Strongest grade with surplus notes outstanding, because Best judges its financial leverage favourable and its interest coverage within tolerance. Where leverage is heavier and sits alongside other issues, as at ManhattanLife, it contributes to a materially lower grade. Section 8 returns to what this means for our own surplus note.</w:t>
       </w:r>
     </w:p>
     <w:p>
@@ -4646,7 +4668,18 @@
         <w:rPr>
           <w:sz w:val="21"/>
         </w:rPr>
-        <w:t>A slip in the balance-sheet grade is the more likely of the two, and not because of the RBC trough. No RBC level sorts the grade. The risk is that a multi-year, deliberate capital drawdown is recognisably the same category of fact that cost thirteen peers the top tier: capital leaving the balance sheet. The surplus note sits in that assessment as well, since it raises both ratios while adding lower-quality capital.</w:t>
+        <w:t>A slip in the balance-sheet grade is the more likely of the two, and not because of the RBC trough. No RBC level sorts the grade. The risk is that a multi-year, deliberate capital drawdown is recognisably the same category of fact that cost thirteen peers the top tier: capital leaving the balance sheet.</w:t>
+      </w:r>
+    </w:p>
+    <w:p>
+      <w:pPr>
+        <w:spacing w:after="120"/>
+      </w:pPr>
+      <w:r>
+        <w:rPr>
+          <w:sz w:val="21"/>
+        </w:rPr>
+        <w:t>The surplus note belongs in the same assessment, and the peer evidence tells us how it will be read. It raises the RBC ratio and BCAR while adding capital that Best treats as lower quality, the effect it described at National Guardian Life as slightly decreasing the quality of capital overall. Our current report says the group has no debt and minimal operating leverage, so the note replaces a clean statement with a qualified one, in the same window as the drawdown. It should not cost us the grade by itself. Guardian Life holds the Strongest assessment with surplus notes outstanding because Best judges its interest coverage to be within tolerance and its leverage favourable. That is the standard to hold ourselves to: coverage inside Best's tolerances and a visible paydown path, presented before Best has to ask.</w:t>
       </w:r>
     </w:p>
     <w:p>

--- a/output/whitepaper/Wellabe_AMBest_Rating.docx
+++ b/output/whitepaper/Wellabe_AMBest_Rating.docx
@@ -787,7 +787,7 @@
         <w:rPr>
           <w:sz w:val="21"/>
         </w:rPr>
-        <w:t>BCAR is the largest input to that grade, and across the peer set the median score steps down cleanly with each tier: about 66% for Strongest, 31% for Very Strong, 11% for Strong and 8% for Adequate. The tiers overlap at the edges, so the score indicates the grade without determining it.</w:t>
+        <w:t>BCAR is the largest input to that grade, and across the peer set the median score steps down cleanly with each tier: about 64% for Strongest, 31% for Very Strong, 11% for Strong and 8% for Adequate. The tiers overlap at the edges, so the score indicates the grade without determining it.</w:t>
       </w:r>
     </w:p>
     <w:p>
@@ -3030,7 +3030,7 @@
               <w:rPr>
                 <w:sz w:val="18"/>
               </w:rPr>
-              <w:t>Strong</w:t>
+              <w:t>Very Strong</w:t>
             </w:r>
           </w:p>
         </w:tc>
@@ -3614,7 +3614,7 @@
               <w:rPr>
                 <w:sz w:val="18"/>
               </w:rPr>
-              <w:t>Limited</w:t>
+              <w:t>Neutral</w:t>
             </w:r>
           </w:p>
         </w:tc>
@@ -3942,7 +3942,7 @@
               <w:rPr>
                 <w:sz w:val="18"/>
               </w:rPr>
-              <w:t>Strong</w:t>
+              <w:t>Adequate</w:t>
             </w:r>
           </w:p>
         </w:tc>
@@ -4284,7 +4284,7 @@
               <w:rPr>
                 <w:sz w:val="18"/>
               </w:rPr>
-              <w:t>Strong</w:t>
+              <w:t>Adequate</w:t>
             </w:r>
           </w:p>
         </w:tc>

--- a/output/whitepaper/Wellabe_AMBest_Rating.docx
+++ b/output/whitepaper/Wellabe_AMBest_Rating.docx
@@ -1133,7 +1133,7 @@
         <w:rPr>
           <w:sz w:val="21"/>
         </w:rPr>
-        <w:t>Business profile is Best's read of our franchise: scale, market position, product and geographic diversification, and distribution. We are graded Neutral. Moving up requires materially greater scale or diversification, which is a multi-year strategic change rather than a plan variance. Moving down requires losing a core market. Neither happens inside the planning horizon.</w:t>
+        <w:t>Business profile is Best's read of our franchise: scale, market position, product and geographic diversification, and distribution. We are graded Neutral. Moving up requires materially greater scale, which is a multi-year strategic change rather than a plan variance. It stays fixed unless we change the shape of the company ourselves, and section 7 covers the one decision that would.</w:t>
       </w:r>
     </w:p>
     <w:p>
@@ -4609,6 +4609,28 @@
         <w:rPr>
           <w:sz w:val="21"/>
         </w:rPr>
+        <w:t>The peer set also answers a question worth settling, which is whether exiting a product line such as preneed would cost us the franchise grade through lost diversification. On the evidence, diversification is not what Best grades. Across the peer set the correlation between segment concentration and the business-profile grade is about zero, while the correlation with scale is strong. Mutual of Omaha is effectively monoline and graded Favorable. Assurity is as diversified as we are and graded Limited, because, in Best's words, it lacks significant market share. Funeral Directors writes preneed only and holds Neutral, because its business model cannot be easily replicated. Market position is what separates the tiers.</w:t>
+      </w:r>
+    </w:p>
+    <w:p>
+      <w:pPr>
+        <w:spacing w:after="120"/>
+      </w:pPr>
+      <w:r>
+        <w:rPr>
+          <w:sz w:val="21"/>
+        </w:rPr>
+        <w:t>Our own report, though, names preneed specifically. Best writes that our Medicare Supplement concentration is somewhat offset by the diversification added through preneed, hospital indemnity, short-term care, and life and annuity. Exiting preneed would remove a stated mitigant and leave the competitive characterisation of Medicare Supplement standing on its own, at a point where we are already near the size boundary between the Neutral and Limited groups. The reassuring precedent is Physicians Mutual, which is Medicare Supplement concentrated at a similar size and holds Neutral on the strength of established market position and diversified distribution. A preneed exit is therefore defensible on the franchise grade, but it is not free, and it would need to be presented to Best alongside the market position and distribution that replace the offset.</w:t>
+      </w:r>
+    </w:p>
+    <w:p>
+      <w:pPr>
+        <w:spacing w:after="120"/>
+      </w:pPr>
+      <w:r>
+        <w:rPr>
+          <w:sz w:val="21"/>
+        </w:rPr>
         <w:t>We are an unusual profile in this set: top-decile capital paired with bottom-decile earnings. The typical A-rated peer is the reverse, a Very Strong balance sheet with Strong operating performance. We hold our A on capital and a plan Best believes, where others hold it on profits. That is the position the drawdown now tests.</w:t>
       </w:r>
     </w:p>
@@ -4790,6 +4812,28 @@
           <w:sz w:val="21"/>
         </w:rPr>
         <w:t>We assess this as a low-probability path. It requires both blocks to fail together rather than either one alone, and we would have warning before it arrived.</w:t>
+      </w:r>
+    </w:p>
+    <w:p>
+      <w:pPr>
+        <w:spacing w:after="120"/>
+      </w:pPr>
+      <w:r>
+        <w:rPr>
+          <w:sz w:val="21"/>
+        </w:rPr>
+        <w:t>The more useful point is what happens next, because B++ is a trough rather than a resting place. The operating slip that takes us there is a move from Adequate to Marginal, and Marginal means Best has stopped believing the losses turn. If profitability arrives shortly after, which is what the plan and the current combined-ratio trend both point to, that block returns to Adequate. Adequate is the no-change state, so recovering it does not require us to earn a positive notch. It only requires us to stop losing one. On a Very Strong balance sheet that puts us back at a- and A-, inside the appetite, and if capital rebuilds past the trough as planned the starting point returns to a and the letter to A.</w:t>
+      </w:r>
+    </w:p>
+    <w:p>
+      <w:pPr>
+        <w:spacing w:after="120"/>
+      </w:pPr>
+      <w:r>
+        <w:rPr>
+          <w:sz w:val="21"/>
+        </w:rPr>
+        <w:t>So the realistic shape of the downside is a dip to B++ followed by a recovery to A-, not a permanent reset. Two things determine whether it plays out that way. The first is time at B++, because Best upgrades on demonstrated results rather than forecasts, so the recovery lags the earnings by at least a review cycle. The second is what happens to distribution while we sit there. Carriers that fall below A- and lose shelf access can find the earnings recovery undercut by the business they lost, which is the mechanism that keeps some of them down. Our exposure to that runs through preneed and reinsurance rather than through guaranty-backed Medicare Supplement. Holding those relationships through the trough is what converts a two-year dip into a full recovery.</w:t>
       </w:r>
     </w:p>
     <w:p>

--- a/output/whitepaper/Wellabe_AMBest_Rating.docx
+++ b/output/whitepaper/Wellabe_AMBest_Rating.docx
@@ -4800,7 +4800,7 @@
         <w:rPr>
           <w:sz w:val="21"/>
         </w:rPr>
-        <w:t>At B++ the damage is concentrated where the rating actually sells. Preneed programs and funeral-home relationships come under immediate pressure, reinsurance terms tighten, and any capital raise gets materially more expensive. Guaranty-backed agent Medicare Supplement is the most insulated. The recovery problem is the harder part: carriers that fall below A- rarely climb back without new capital, because the distribution loss removes the earnings that would justify an upgrade.</w:t>
+        <w:t>At B++ the damage is concentrated where the rating actually sells. Preneed programs and funeral-home relationships come under immediate pressure, reinsurance terms tighten, and any capital raise gets materially more expensive. Guaranty-backed agent Medicare Supplement is the most insulated.</w:t>
       </w:r>
     </w:p>
     <w:p>
@@ -4811,7 +4811,7 @@
         <w:rPr>
           <w:sz w:val="21"/>
         </w:rPr>
-        <w:t>We assess this as a low-probability path. It requires both blocks to fail together rather than either one alone, and we would have warning before it arrived.</w:t>
+        <w:t>What happens next matters more than the drop itself, because B++ is a trough rather than a resting place. The operating slip that takes us there is a move from Adequate to Marginal, and Marginal means Best has stopped believing the losses turn. If profitability arrives shortly after, which is what the plan and the current combined-ratio trend both point to, that block returns to Adequate. Adequate is the no-change state, so recovering it does not require us to earn a positive notch. It only requires us to stop losing one. On a Very Strong balance sheet that puts us back at a- and A-, inside the appetite, and if capital rebuilds past the trough as planned the starting point returns to a and the letter to A.</w:t>
       </w:r>
     </w:p>
     <w:p>
@@ -4822,7 +4822,7 @@
         <w:rPr>
           <w:sz w:val="21"/>
         </w:rPr>
-        <w:t>The more useful point is what happens next, because B++ is a trough rather than a resting place. The operating slip that takes us there is a move from Adequate to Marginal, and Marginal means Best has stopped believing the losses turn. If profitability arrives shortly after, which is what the plan and the current combined-ratio trend both point to, that block returns to Adequate. Adequate is the no-change state, so recovering it does not require us to earn a positive notch. It only requires us to stop losing one. On a Very Strong balance sheet that puts us back at a- and A-, inside the appetite, and if capital rebuilds past the trough as planned the starting point returns to a and the letter to A.</w:t>
+        <w:t>The realistic shape of the downside is therefore a dip to B++ followed by a recovery to A-, rather than a permanent reset. Two things decide whether it plays out that way. The first is how long we sit at B++, because Best upgrades on demonstrated results rather than forecasts, so the recovery lags the earnings by at least a review cycle. The second is what happens to distribution while we are there. Carriers that fall below A- and lose shelf access can find the earnings recovery undercut by the business they lost, and that is the mechanism that keeps some of them down. Our exposure to it runs through preneed and reinsurance rather than through guaranty-backed Medicare Supplement, so holding those relationships through the trough is what converts a dip into a full recovery.</w:t>
       </w:r>
     </w:p>
     <w:p>
@@ -4833,7 +4833,7 @@
         <w:rPr>
           <w:sz w:val="21"/>
         </w:rPr>
-        <w:t>So the realistic shape of the downside is a dip to B++ followed by a recovery to A-, not a permanent reset. Two things determine whether it plays out that way. The first is time at B++, because Best upgrades on demonstrated results rather than forecasts, so the recovery lags the earnings by at least a review cycle. The second is what happens to distribution while we sit there. Carriers that fall below A- and lose shelf access can find the earnings recovery undercut by the business they lost, which is the mechanism that keeps some of them down. Our exposure to that runs through preneed and reinsurance rather than through guaranty-backed Medicare Supplement. Holding those relationships through the trough is what converts a two-year dip into a full recovery.</w:t>
+        <w:t>We assess the two-block scenario as a low-probability path. It requires both blocks to fail together rather than either one alone, we would have warning before it arrived, and the recovery route back to A- is open provided distribution holds.</w:t>
       </w:r>
     </w:p>
     <w:p>
@@ -4947,7 +4947,7 @@
         <w:rPr>
           <w:sz w:val="21"/>
         </w:rPr>
-        <w:t>Two blocks can realistically move us. Each on its own costs one letter and lands us at A-, still inside the appetite. Both together cost two and take us to B++, outside it. The base case is that we hold A, and the first half of 2026 supports it. The exposure is that both live blocks are stressed in the same window, so the discipline is to keep the capital path explained in advance and the operating evidence arriving on time.</w:t>
+        <w:t>Two blocks can realistically move us. Each on its own costs one letter and lands us at A-, still inside the appetite. Both together cost two and take us to B++, outside it, though that case is a trough rather than an end state: returning operating performance to Adequate brings us back to A-, and it requires only that we stop losing a notch rather than earn one. The base case is that we hold A, and the first half of 2026 supports it. The exposure is that both live blocks are stressed in the same window, so the discipline is to keep the capital path explained in advance, the operating evidence arriving on time, and the preneed and reinsurance relationships intact through the trough.</w:t>
       </w:r>
     </w:p>
     <w:p>
